--- a/internal_doc/05.测试设计/story/OM_Spark/测试Story_OM_Spark.docx
+++ b/internal_doc/05.测试设计/story/OM_Spark/测试Story_OM_Spark.docx
@@ -3345,22 +3345,49 @@
         <w:t>.</w:t>
       </w:r>
       <w:r>
-        <w:t>扫描的</w:t>
+        <w:t>扫描</w:t>
+      </w:r>
+      <w:r>
+        <w:t>已经安装有</w:t>
+      </w:r>
+      <w:r>
+        <w:t>spark</w:t>
+      </w:r>
+      <w:r>
+        <w:t>集群</w:t>
+      </w:r>
+      <w:r>
+        <w:t>的</w:t>
       </w:r>
       <w:r>
         <w:rPr>
           <w:rFonts w:hint="eastAsia"/>
         </w:rPr>
-        <w:t>机器上</w:t>
-      </w:r>
-      <w:r>
-        <w:t>已经安装有</w:t>
-      </w:r>
-      <w:r>
-        <w:t>spark</w:t>
-      </w:r>
-      <w:r>
-        <w:t>集群</w:t>
+        <w:t>机器</w:t>
+      </w:r>
+      <w:r>
+        <w:rPr>
+          <w:rFonts w:hint="eastAsia"/>
+        </w:rPr>
+        <w:t>,</w:t>
+      </w:r>
+      <w:r>
+        <w:rPr>
+          <w:rFonts w:hint="eastAsia"/>
+        </w:rPr>
+        <w:t>能够获取添加时间和</w:t>
+      </w:r>
+      <w:r>
+        <w:rPr>
+          <w:rFonts w:hint="eastAsia"/>
+        </w:rPr>
+        <w:t>OM</w:t>
+      </w:r>
+      <w:r>
+        <w:rPr>
+          <w:rFonts w:hint="eastAsia"/>
+        </w:rPr>
+        <w:t>获取类型</w:t>
       </w:r>
       <w:r>
         <w:rPr>
@@ -7698,21 +7725,6 @@
 </file>
 
 <file path=customXml/item1.xml><?xml version="1.0" encoding="utf-8"?>
-<p:properties xmlns:p="http://schemas.microsoft.com/office/2006/metadata/properties" xmlns:xsi="http://www.w3.org/2001/XMLSchema-instance">
-  <documentManagement/>
-</p:properties>
-</file>
-
-<file path=customXml/item2.xml><?xml version="1.0" encoding="utf-8"?>
-<?mso-contentType ?>
-<FormTemplates xmlns="http://schemas.microsoft.com/sharepoint/v3/contenttype/forms">
-  <Display>DocumentLibraryForm</Display>
-  <Edit>DocumentLibraryForm</Edit>
-  <New>DocumentLibraryForm</New>
-</FormTemplates>
-</file>
-
-<file path=customXml/item3.xml><?xml version="1.0" encoding="utf-8"?>
 <ct:contentTypeSchema xmlns:ct="http://schemas.microsoft.com/office/2006/metadata/contentType" xmlns:ma="http://schemas.microsoft.com/office/2006/metadata/properties/metaAttributes" ct:_="" ma:_="" ma:contentTypeName="Document" ma:contentTypeID="0x010100C9D738FE56F9DD4F818CEE0622FC80C0" ma:contentTypeVersion="0" ma:contentTypeDescription="Create a new document." ma:contentTypeScope="" ma:versionID="c733d375e9f13075cc482d188b8bae2c">
   <xsd:schema xmlns:xsd="http://www.w3.org/2001/XMLSchema" xmlns:p="http://schemas.microsoft.com/office/2006/metadata/properties" targetNamespace="http://schemas.microsoft.com/office/2006/metadata/properties" ma:root="true" ma:fieldsID="4aeb20c0e3442673af7ee10786458764">
     <xsd:element name="properties">
@@ -7761,27 +7773,26 @@
 </ct:contentTypeSchema>
 </file>
 
+<file path=customXml/item2.xml><?xml version="1.0" encoding="utf-8"?>
+<?mso-contentType ?>
+<FormTemplates xmlns="http://schemas.microsoft.com/sharepoint/v3/contenttype/forms">
+  <Display>DocumentLibraryForm</Display>
+  <Edit>DocumentLibraryForm</Edit>
+  <New>DocumentLibraryForm</New>
+</FormTemplates>
+</file>
+
+<file path=customXml/item3.xml><?xml version="1.0" encoding="utf-8"?>
+<p:properties xmlns:p="http://schemas.microsoft.com/office/2006/metadata/properties" xmlns:xsi="http://www.w3.org/2001/XMLSchema-instance">
+  <documentManagement/>
+</p:properties>
+</file>
+
 <file path=customXml/item4.xml><?xml version="1.0" encoding="utf-8"?>
 <b:Sources xmlns:b="http://schemas.openxmlformats.org/officeDocument/2006/bibliography" xmlns="http://schemas.openxmlformats.org/officeDocument/2006/bibliography" SelectedStyle="\APA.XSL" StyleName="APA"/>
 </file>
 
 <file path=customXml/itemProps1.xml><?xml version="1.0" encoding="utf-8"?>
-<ds:datastoreItem xmlns:ds="http://schemas.openxmlformats.org/officeDocument/2006/customXml" ds:itemID="{283A67FA-FB68-40D1-A1FD-BD4AEE599422}">
-  <ds:schemaRefs>
-    <ds:schemaRef ds:uri="http://schemas.microsoft.com/office/2006/metadata/properties"/>
-  </ds:schemaRefs>
-</ds:datastoreItem>
-</file>
-
-<file path=customXml/itemProps2.xml><?xml version="1.0" encoding="utf-8"?>
-<ds:datastoreItem xmlns:ds="http://schemas.openxmlformats.org/officeDocument/2006/customXml" ds:itemID="{9C2CE626-7193-49AD-BC45-D7AF4DFA65A4}">
-  <ds:schemaRefs>
-    <ds:schemaRef ds:uri="http://schemas.microsoft.com/sharepoint/v3/contenttype/forms"/>
-  </ds:schemaRefs>
-</ds:datastoreItem>
-</file>
-
-<file path=customXml/itemProps3.xml><?xml version="1.0" encoding="utf-8"?>
 <ds:datastoreItem xmlns:ds="http://schemas.openxmlformats.org/officeDocument/2006/customXml" ds:itemID="{94CFB702-9C76-4C98-BCB1-FF31686087A1}">
   <ds:schemaRefs>
     <ds:schemaRef ds:uri="http://schemas.microsoft.com/office/2006/metadata/contentType"/>
@@ -7796,6 +7807,22 @@
 </ds:datastoreItem>
 </file>
 
+<file path=customXml/itemProps2.xml><?xml version="1.0" encoding="utf-8"?>
+<ds:datastoreItem xmlns:ds="http://schemas.openxmlformats.org/officeDocument/2006/customXml" ds:itemID="{9C2CE626-7193-49AD-BC45-D7AF4DFA65A4}">
+  <ds:schemaRefs>
+    <ds:schemaRef ds:uri="http://schemas.microsoft.com/sharepoint/v3/contenttype/forms"/>
+  </ds:schemaRefs>
+</ds:datastoreItem>
+</file>
+
+<file path=customXml/itemProps3.xml><?xml version="1.0" encoding="utf-8"?>
+<ds:datastoreItem xmlns:ds="http://schemas.openxmlformats.org/officeDocument/2006/customXml" ds:itemID="{283A67FA-FB68-40D1-A1FD-BD4AEE599422}">
+  <ds:schemaRefs>
+    <ds:schemaRef ds:uri="http://schemas.microsoft.com/office/2006/metadata/properties"/>
+  </ds:schemaRefs>
+</ds:datastoreItem>
+</file>
+
 <file path=customXml/itemProps4.xml><?xml version="1.0" encoding="utf-8"?>
 <ds:datastoreItem xmlns:ds="http://schemas.openxmlformats.org/officeDocument/2006/customXml" ds:itemID="{3B587B9E-8081-4136-A522-BC032735E142}">
   <ds:schemaRefs>

--- a/internal_doc/05.测试设计/story/OM_Spark/测试Story_OM_Spark.docx
+++ b/internal_doc/05.测试设计/story/OM_Spark/测试Story_OM_Spark.docx
@@ -3393,12 +3393,48 @@
         <w:rPr>
           <w:rFonts w:hint="eastAsia"/>
         </w:rPr>
-        <w:t>。</w:t>
+        <w:t>，需要测试</w:t>
+      </w:r>
+      <w:r>
+        <w:rPr>
+          <w:rFonts w:hint="eastAsia"/>
+        </w:rPr>
+        <w:t>spark</w:t>
+      </w:r>
+      <w:r>
+        <w:rPr>
+          <w:rFonts w:hint="eastAsia"/>
+        </w:rPr>
+        <w:lastRenderedPageBreak/>
+        <w:t>监控机器的时间是否和页面时间吻合；</w:t>
+      </w:r>
+      <w:r>
+        <w:rPr>
+          <w:rFonts w:hint="eastAsia"/>
+        </w:rPr>
+        <w:t>OM</w:t>
+      </w:r>
+      <w:r>
+        <w:rPr>
+          <w:rFonts w:hint="eastAsia"/>
+        </w:rPr>
+        <w:t>获取类型固定为“</w:t>
+      </w:r>
+      <w:r>
+        <w:rPr>
+          <w:rFonts w:hint="eastAsia"/>
+        </w:rPr>
+        <w:t>OM</w:t>
+      </w:r>
+      <w:r>
+        <w:rPr>
+          <w:rFonts w:hint="eastAsia"/>
+        </w:rPr>
+        <w:t>添加已有的”。</w:t>
       </w:r>
     </w:p>
     <w:p>
       <w:r>
-        <w:lastRenderedPageBreak/>
         <w:tab/>
         <w:t>2.</w:t>
       </w:r>
@@ -3406,7 +3442,13 @@
         <w:rPr>
           <w:rFonts w:hint="eastAsia"/>
         </w:rPr>
-        <w:t>知道</w:t>
+        <w:t>OM</w:t>
+      </w:r>
+      <w:r>
+        <w:rPr>
+          <w:rFonts w:hint="eastAsia"/>
+        </w:rPr>
+        <w:t>页面需要用户输入</w:t>
       </w:r>
       <w:r>
         <w:t>监控机器的</w:t>
@@ -3416,6 +3458,48 @@
       </w:r>
       <w:r>
         <w:t>和端口号</w:t>
+      </w:r>
+      <w:r>
+        <w:rPr>
+          <w:rFonts w:hint="eastAsia"/>
+        </w:rPr>
+        <w:t>，监控机器上需有现有的</w:t>
+      </w:r>
+      <w:r>
+        <w:rPr>
+          <w:rFonts w:hint="eastAsia"/>
+        </w:rPr>
+        <w:t>spark</w:t>
+      </w:r>
+      <w:r>
+        <w:rPr>
+          <w:rFonts w:hint="eastAsia"/>
+        </w:rPr>
+        <w:t>集群，可以测试在输入错误的</w:t>
+      </w:r>
+      <w:r>
+        <w:rPr>
+          <w:rFonts w:hint="eastAsia"/>
+        </w:rPr>
+        <w:t>hostname</w:t>
+      </w:r>
+      <w:r>
+        <w:rPr>
+          <w:rFonts w:hint="eastAsia"/>
+        </w:rPr>
+        <w:t>和端口号情况下，</w:t>
+      </w:r>
+      <w:r>
+        <w:rPr>
+          <w:rFonts w:hint="eastAsia"/>
+        </w:rPr>
+        <w:t>OM</w:t>
+      </w:r>
+      <w:r>
+        <w:rPr>
+          <w:rFonts w:hint="eastAsia"/>
+        </w:rPr>
+        <w:t>是否会报错</w:t>
       </w:r>
       <w:r>
         <w:rPr>
@@ -4130,7 +4214,11 @@
               <w:t>spark</w:t>
             </w:r>
             <w:r>
-              <w:t>业务业务名</w:t>
+              <w:t>业务业务</w:t>
+            </w:r>
+            <w:r>
+              <w:lastRenderedPageBreak/>
+              <w:t>名</w:t>
             </w:r>
           </w:p>
         </w:tc>
@@ -4143,6 +4231,7 @@
               <w:rPr>
                 <w:rFonts w:hint="eastAsia"/>
               </w:rPr>
+              <w:lastRenderedPageBreak/>
               <w:t>输入</w:t>
             </w:r>
             <w:r>
@@ -4309,8 +4398,7 @@
     <w:p>
       <w:pPr>
         <w:rPr>
-          <w:rFonts w:asciiTheme="minorHAnsi" w:eastAsiaTheme="minorEastAsia" w:hAnsiTheme="minorHAnsi" w:cstheme="minorBidi"/>
-          <w:szCs w:val="22"/>
+          <w:rFonts w:hint="eastAsia"/>
         </w:rPr>
       </w:pPr>
       <w:r>
@@ -4356,6 +4444,588 @@
           </wp:inline>
         </w:drawing>
       </w:r>
+    </w:p>
+    <w:p>
+      <w:pPr>
+        <w:rPr>
+          <w:rFonts w:asciiTheme="minorHAnsi" w:eastAsiaTheme="minorEastAsia" w:hAnsiTheme="minorHAnsi" w:cstheme="minorBidi"/>
+          <w:szCs w:val="22"/>
+        </w:rPr>
+      </w:pPr>
+      <w:r>
+        <w:rPr>
+          <w:rFonts w:hint="eastAsia"/>
+        </w:rPr>
+        <w:tab/>
+      </w:r>
+      <w:r>
+        <w:rPr>
+          <w:rFonts w:hint="eastAsia"/>
+        </w:rPr>
+        <w:tab/>
+      </w:r>
+      <w:r>
+        <w:rPr>
+          <w:rFonts w:hint="eastAsia"/>
+        </w:rPr>
+        <w:t>页面显示测试可以对比</w:t>
+      </w:r>
+      <w:r>
+        <w:rPr>
+          <w:rFonts w:hint="eastAsia"/>
+        </w:rPr>
+        <w:t>spark</w:t>
+      </w:r>
+      <w:r>
+        <w:rPr>
+          <w:rFonts w:hint="eastAsia"/>
+        </w:rPr>
+        <w:t>原生监控界面，主要关注</w:t>
+      </w:r>
+    </w:p>
+    <w:tbl>
+      <w:tblPr>
+        <w:tblStyle w:val="TableGrid"/>
+        <w:tblW w:w="0" w:type="auto"/>
+        <w:tblLook w:val="04A0"/>
+      </w:tblPr>
+      <w:tblGrid>
+        <w:gridCol w:w="1668"/>
+        <w:gridCol w:w="6854"/>
+      </w:tblGrid>
+      <w:tr>
+        <w:tc>
+          <w:tcPr>
+            <w:tcW w:w="1668" w:type="dxa"/>
+          </w:tcPr>
+          <w:p>
+            <w:pPr>
+              <w:rPr>
+                <w:rFonts w:asciiTheme="minorHAnsi" w:eastAsiaTheme="minorEastAsia" w:hAnsiTheme="minorHAnsi" w:cstheme="minorBidi"/>
+                <w:szCs w:val="22"/>
+              </w:rPr>
+            </w:pPr>
+            <w:r>
+              <w:rPr>
+                <w:rFonts w:asciiTheme="minorHAnsi" w:eastAsiaTheme="minorEastAsia" w:hAnsiTheme="minorHAnsi" w:cstheme="minorBidi" w:hint="eastAsia"/>
+                <w:szCs w:val="22"/>
+              </w:rPr>
+              <w:t>测试点</w:t>
+            </w:r>
+          </w:p>
+        </w:tc>
+        <w:tc>
+          <w:tcPr>
+            <w:tcW w:w="6854" w:type="dxa"/>
+          </w:tcPr>
+          <w:p>
+            <w:pPr>
+              <w:rPr>
+                <w:rFonts w:asciiTheme="minorHAnsi" w:eastAsiaTheme="minorEastAsia" w:hAnsiTheme="minorHAnsi" w:cstheme="minorBidi"/>
+                <w:szCs w:val="22"/>
+              </w:rPr>
+            </w:pPr>
+            <w:r>
+              <w:rPr>
+                <w:rFonts w:asciiTheme="minorHAnsi" w:eastAsiaTheme="minorEastAsia" w:hAnsiTheme="minorHAnsi" w:cstheme="minorBidi" w:hint="eastAsia"/>
+                <w:szCs w:val="22"/>
+              </w:rPr>
+              <w:t>描述</w:t>
+            </w:r>
+          </w:p>
+        </w:tc>
+      </w:tr>
+      <w:tr>
+        <w:tc>
+          <w:tcPr>
+            <w:tcW w:w="1668" w:type="dxa"/>
+          </w:tcPr>
+          <w:p>
+            <w:pPr>
+              <w:rPr>
+                <w:rFonts w:asciiTheme="minorHAnsi" w:eastAsiaTheme="minorEastAsia" w:hAnsiTheme="minorHAnsi" w:cstheme="minorBidi"/>
+                <w:szCs w:val="22"/>
+              </w:rPr>
+            </w:pPr>
+            <w:r>
+              <w:rPr>
+                <w:rFonts w:asciiTheme="minorHAnsi" w:eastAsiaTheme="minorEastAsia" w:hAnsiTheme="minorHAnsi" w:cstheme="minorBidi" w:hint="eastAsia"/>
+                <w:szCs w:val="22"/>
+              </w:rPr>
+              <w:t>URL</w:t>
+            </w:r>
+          </w:p>
+        </w:tc>
+        <w:tc>
+          <w:tcPr>
+            <w:tcW w:w="6854" w:type="dxa"/>
+          </w:tcPr>
+          <w:p>
+            <w:pPr>
+              <w:rPr>
+                <w:rFonts w:asciiTheme="minorHAnsi" w:eastAsiaTheme="minorEastAsia" w:hAnsiTheme="minorHAnsi" w:cstheme="minorBidi"/>
+                <w:szCs w:val="22"/>
+              </w:rPr>
+            </w:pPr>
+            <w:r>
+              <w:rPr>
+                <w:rFonts w:asciiTheme="minorHAnsi" w:eastAsiaTheme="minorEastAsia" w:hAnsiTheme="minorHAnsi" w:cstheme="minorBidi" w:hint="eastAsia"/>
+                <w:szCs w:val="22"/>
+              </w:rPr>
+              <w:t>是否和输入的</w:t>
+            </w:r>
+            <w:r>
+              <w:rPr>
+                <w:rFonts w:asciiTheme="minorHAnsi" w:eastAsiaTheme="minorEastAsia" w:hAnsiTheme="minorHAnsi" w:cstheme="minorBidi" w:hint="eastAsia"/>
+                <w:szCs w:val="22"/>
+              </w:rPr>
+              <w:t>hostname</w:t>
+            </w:r>
+            <w:r>
+              <w:rPr>
+                <w:rFonts w:asciiTheme="minorHAnsi" w:eastAsiaTheme="minorEastAsia" w:hAnsiTheme="minorHAnsi" w:cstheme="minorBidi" w:hint="eastAsia"/>
+                <w:szCs w:val="22"/>
+              </w:rPr>
+              <w:t>和端口号一致</w:t>
+            </w:r>
+          </w:p>
+        </w:tc>
+      </w:tr>
+      <w:tr>
+        <w:tc>
+          <w:tcPr>
+            <w:tcW w:w="1668" w:type="dxa"/>
+          </w:tcPr>
+          <w:p>
+            <w:pPr>
+              <w:rPr>
+                <w:rFonts w:asciiTheme="minorHAnsi" w:eastAsiaTheme="minorEastAsia" w:hAnsiTheme="minorHAnsi" w:cstheme="minorBidi"/>
+                <w:szCs w:val="22"/>
+              </w:rPr>
+            </w:pPr>
+            <w:r>
+              <w:rPr>
+                <w:rFonts w:asciiTheme="minorHAnsi" w:eastAsiaTheme="minorEastAsia" w:hAnsiTheme="minorHAnsi" w:cstheme="minorBidi" w:hint="eastAsia"/>
+                <w:szCs w:val="22"/>
+              </w:rPr>
+              <w:t>REST URL</w:t>
+            </w:r>
+          </w:p>
+        </w:tc>
+        <w:tc>
+          <w:tcPr>
+            <w:tcW w:w="6854" w:type="dxa"/>
+          </w:tcPr>
+          <w:p>
+            <w:pPr>
+              <w:rPr>
+                <w:rFonts w:asciiTheme="minorHAnsi" w:eastAsiaTheme="minorEastAsia" w:hAnsiTheme="minorHAnsi" w:cstheme="minorBidi"/>
+                <w:szCs w:val="22"/>
+              </w:rPr>
+            </w:pPr>
+            <w:r>
+              <w:rPr>
+                <w:rFonts w:asciiTheme="minorHAnsi" w:eastAsiaTheme="minorEastAsia" w:hAnsiTheme="minorHAnsi" w:cstheme="minorBidi" w:hint="eastAsia"/>
+                <w:szCs w:val="22"/>
+              </w:rPr>
+              <w:t>是否为</w:t>
+            </w:r>
+            <w:r>
+              <w:rPr>
+                <w:rFonts w:asciiTheme="minorHAnsi" w:eastAsiaTheme="minorEastAsia" w:hAnsiTheme="minorHAnsi" w:cstheme="minorBidi" w:hint="eastAsia"/>
+                <w:szCs w:val="22"/>
+              </w:rPr>
+              <w:t>master node</w:t>
+            </w:r>
+            <w:r>
+              <w:rPr>
+                <w:rFonts w:asciiTheme="minorHAnsi" w:eastAsiaTheme="minorEastAsia" w:hAnsiTheme="minorHAnsi" w:cstheme="minorBidi" w:hint="eastAsia"/>
+                <w:szCs w:val="22"/>
+              </w:rPr>
+              <w:t>的</w:t>
+            </w:r>
+            <w:r>
+              <w:rPr>
+                <w:rFonts w:asciiTheme="minorHAnsi" w:eastAsiaTheme="minorEastAsia" w:hAnsiTheme="minorHAnsi" w:cstheme="minorBidi" w:hint="eastAsia"/>
+                <w:szCs w:val="22"/>
+              </w:rPr>
+              <w:t>hostname</w:t>
+            </w:r>
+            <w:r>
+              <w:rPr>
+                <w:rFonts w:asciiTheme="minorHAnsi" w:eastAsiaTheme="minorEastAsia" w:hAnsiTheme="minorHAnsi" w:cstheme="minorBidi" w:hint="eastAsia"/>
+                <w:szCs w:val="22"/>
+              </w:rPr>
+              <w:t>：监控端口</w:t>
+            </w:r>
+          </w:p>
+        </w:tc>
+      </w:tr>
+      <w:tr>
+        <w:tc>
+          <w:tcPr>
+            <w:tcW w:w="1668" w:type="dxa"/>
+          </w:tcPr>
+          <w:p>
+            <w:pPr>
+              <w:rPr>
+                <w:rFonts w:asciiTheme="minorHAnsi" w:eastAsiaTheme="minorEastAsia" w:hAnsiTheme="minorHAnsi" w:cstheme="minorBidi"/>
+                <w:szCs w:val="22"/>
+              </w:rPr>
+            </w:pPr>
+            <w:r>
+              <w:rPr>
+                <w:rFonts w:asciiTheme="minorHAnsi" w:eastAsiaTheme="minorEastAsia" w:hAnsiTheme="minorHAnsi" w:cstheme="minorBidi"/>
+                <w:szCs w:val="22"/>
+              </w:rPr>
+              <w:t>W</w:t>
+            </w:r>
+            <w:r>
+              <w:rPr>
+                <w:rFonts w:asciiTheme="minorHAnsi" w:eastAsiaTheme="minorEastAsia" w:hAnsiTheme="minorHAnsi" w:cstheme="minorBidi" w:hint="eastAsia"/>
+                <w:szCs w:val="22"/>
+              </w:rPr>
+              <w:t>orkers</w:t>
+            </w:r>
+          </w:p>
+        </w:tc>
+        <w:tc>
+          <w:tcPr>
+            <w:tcW w:w="6854" w:type="dxa"/>
+          </w:tcPr>
+          <w:p>
+            <w:pPr>
+              <w:rPr>
+                <w:rFonts w:asciiTheme="minorHAnsi" w:eastAsiaTheme="minorEastAsia" w:hAnsiTheme="minorHAnsi" w:cstheme="minorBidi"/>
+                <w:szCs w:val="22"/>
+              </w:rPr>
+            </w:pPr>
+            <w:r>
+              <w:rPr>
+                <w:rFonts w:asciiTheme="minorHAnsi" w:eastAsiaTheme="minorEastAsia" w:hAnsiTheme="minorHAnsi" w:cstheme="minorBidi" w:hint="eastAsia"/>
+                <w:szCs w:val="22"/>
+              </w:rPr>
+              <w:t>是否和集群实际</w:t>
+            </w:r>
+            <w:r>
+              <w:rPr>
+                <w:rFonts w:asciiTheme="minorHAnsi" w:eastAsiaTheme="minorEastAsia" w:hAnsiTheme="minorHAnsi" w:cstheme="minorBidi" w:hint="eastAsia"/>
+                <w:szCs w:val="22"/>
+              </w:rPr>
+              <w:t>worker</w:t>
+            </w:r>
+            <w:r>
+              <w:rPr>
+                <w:rFonts w:asciiTheme="minorHAnsi" w:eastAsiaTheme="minorEastAsia" w:hAnsiTheme="minorHAnsi" w:cstheme="minorBidi" w:hint="eastAsia"/>
+                <w:szCs w:val="22"/>
+              </w:rPr>
+              <w:t>数量一致</w:t>
+            </w:r>
+          </w:p>
+        </w:tc>
+      </w:tr>
+      <w:tr>
+        <w:tc>
+          <w:tcPr>
+            <w:tcW w:w="1668" w:type="dxa"/>
+          </w:tcPr>
+          <w:p>
+            <w:pPr>
+              <w:rPr>
+                <w:rFonts w:asciiTheme="minorHAnsi" w:eastAsiaTheme="minorEastAsia" w:hAnsiTheme="minorHAnsi" w:cstheme="minorBidi"/>
+                <w:szCs w:val="22"/>
+              </w:rPr>
+            </w:pPr>
+            <w:r>
+              <w:rPr>
+                <w:rFonts w:asciiTheme="minorHAnsi" w:eastAsiaTheme="minorEastAsia" w:hAnsiTheme="minorHAnsi" w:cstheme="minorBidi" w:hint="eastAsia"/>
+                <w:szCs w:val="22"/>
+              </w:rPr>
+              <w:t>Status</w:t>
+            </w:r>
+          </w:p>
+        </w:tc>
+        <w:tc>
+          <w:tcPr>
+            <w:tcW w:w="6854" w:type="dxa"/>
+          </w:tcPr>
+          <w:p>
+            <w:pPr>
+              <w:rPr>
+                <w:rFonts w:asciiTheme="minorHAnsi" w:eastAsiaTheme="minorEastAsia" w:hAnsiTheme="minorHAnsi" w:cstheme="minorBidi"/>
+                <w:szCs w:val="22"/>
+              </w:rPr>
+            </w:pPr>
+            <w:r>
+              <w:rPr>
+                <w:rFonts w:asciiTheme="minorHAnsi" w:eastAsiaTheme="minorEastAsia" w:hAnsiTheme="minorHAnsi" w:cstheme="minorBidi" w:hint="eastAsia"/>
+                <w:szCs w:val="22"/>
+              </w:rPr>
+              <w:t>当集群运行时是否为</w:t>
+            </w:r>
+            <w:r>
+              <w:rPr>
+                <w:rFonts w:asciiTheme="minorHAnsi" w:eastAsiaTheme="minorEastAsia" w:hAnsiTheme="minorHAnsi" w:cstheme="minorBidi" w:hint="eastAsia"/>
+                <w:szCs w:val="22"/>
+              </w:rPr>
+              <w:t>alive</w:t>
+            </w:r>
+            <w:r>
+              <w:rPr>
+                <w:rFonts w:asciiTheme="minorHAnsi" w:eastAsiaTheme="minorEastAsia" w:hAnsiTheme="minorHAnsi" w:cstheme="minorBidi" w:hint="eastAsia"/>
+                <w:szCs w:val="22"/>
+              </w:rPr>
+              <w:t>，集群停止时是否为</w:t>
+            </w:r>
+            <w:r>
+              <w:rPr>
+                <w:rFonts w:asciiTheme="minorHAnsi" w:eastAsiaTheme="minorEastAsia" w:hAnsiTheme="minorHAnsi" w:cstheme="minorBidi" w:hint="eastAsia"/>
+                <w:szCs w:val="22"/>
+              </w:rPr>
+              <w:t>offline</w:t>
+            </w:r>
+          </w:p>
+        </w:tc>
+      </w:tr>
+      <w:tr>
+        <w:tc>
+          <w:tcPr>
+            <w:tcW w:w="1668" w:type="dxa"/>
+          </w:tcPr>
+          <w:p>
+            <w:pPr>
+              <w:rPr>
+                <w:rFonts w:asciiTheme="minorHAnsi" w:eastAsiaTheme="minorEastAsia" w:hAnsiTheme="minorHAnsi" w:cstheme="minorBidi"/>
+                <w:szCs w:val="22"/>
+              </w:rPr>
+            </w:pPr>
+            <w:r>
+              <w:rPr>
+                <w:rFonts w:asciiTheme="minorHAnsi" w:eastAsiaTheme="minorEastAsia" w:hAnsiTheme="minorHAnsi" w:cstheme="minorBidi"/>
+                <w:szCs w:val="22"/>
+              </w:rPr>
+              <w:t>N</w:t>
+            </w:r>
+            <w:r>
+              <w:rPr>
+                <w:rFonts w:asciiTheme="minorHAnsi" w:eastAsiaTheme="minorEastAsia" w:hAnsiTheme="minorHAnsi" w:cstheme="minorBidi" w:hint="eastAsia"/>
+                <w:szCs w:val="22"/>
+              </w:rPr>
+              <w:t>ode</w:t>
+            </w:r>
+            <w:r>
+              <w:rPr>
+                <w:rFonts w:asciiTheme="minorHAnsi" w:eastAsiaTheme="minorEastAsia" w:hAnsiTheme="minorHAnsi" w:cstheme="minorBidi" w:hint="eastAsia"/>
+                <w:szCs w:val="22"/>
+              </w:rPr>
+              <w:t>的</w:t>
+            </w:r>
+            <w:r>
+              <w:rPr>
+                <w:rFonts w:asciiTheme="minorHAnsi" w:eastAsiaTheme="minorEastAsia" w:hAnsiTheme="minorHAnsi" w:cstheme="minorBidi" w:hint="eastAsia"/>
+                <w:szCs w:val="22"/>
+              </w:rPr>
+              <w:t>status</w:t>
+            </w:r>
+          </w:p>
+        </w:tc>
+        <w:tc>
+          <w:tcPr>
+            <w:tcW w:w="6854" w:type="dxa"/>
+          </w:tcPr>
+          <w:p>
+            <w:pPr>
+              <w:rPr>
+                <w:rFonts w:asciiTheme="minorHAnsi" w:eastAsiaTheme="minorEastAsia" w:hAnsiTheme="minorHAnsi" w:cstheme="minorBidi"/>
+                <w:szCs w:val="22"/>
+              </w:rPr>
+            </w:pPr>
+            <w:r>
+              <w:rPr>
+                <w:rFonts w:asciiTheme="minorHAnsi" w:eastAsiaTheme="minorEastAsia" w:hAnsiTheme="minorHAnsi" w:cstheme="minorBidi" w:hint="eastAsia"/>
+                <w:szCs w:val="22"/>
+              </w:rPr>
+              <w:t>是否和结点当时情况相同（工作</w:t>
+            </w:r>
+            <w:r>
+              <w:rPr>
+                <w:rFonts w:asciiTheme="minorHAnsi" w:eastAsiaTheme="minorEastAsia" w:hAnsiTheme="minorHAnsi" w:cstheme="minorBidi" w:hint="eastAsia"/>
+                <w:szCs w:val="22"/>
+              </w:rPr>
+              <w:t>alive</w:t>
+            </w:r>
+            <w:r>
+              <w:rPr>
+                <w:rFonts w:asciiTheme="minorHAnsi" w:eastAsiaTheme="minorEastAsia" w:hAnsiTheme="minorHAnsi" w:cstheme="minorBidi" w:hint="eastAsia"/>
+                <w:szCs w:val="22"/>
+              </w:rPr>
+              <w:t>，停止</w:t>
+            </w:r>
+            <w:r>
+              <w:rPr>
+                <w:rFonts w:asciiTheme="minorHAnsi" w:eastAsiaTheme="minorEastAsia" w:hAnsiTheme="minorHAnsi" w:cstheme="minorBidi" w:hint="eastAsia"/>
+                <w:szCs w:val="22"/>
+              </w:rPr>
+              <w:t>offline</w:t>
+            </w:r>
+            <w:r>
+              <w:rPr>
+                <w:rFonts w:asciiTheme="minorHAnsi" w:eastAsiaTheme="minorEastAsia" w:hAnsiTheme="minorHAnsi" w:cstheme="minorBidi" w:hint="eastAsia"/>
+                <w:szCs w:val="22"/>
+              </w:rPr>
+              <w:t>）</w:t>
+            </w:r>
+          </w:p>
+        </w:tc>
+      </w:tr>
+      <w:tr>
+        <w:tc>
+          <w:tcPr>
+            <w:tcW w:w="1668" w:type="dxa"/>
+          </w:tcPr>
+          <w:p>
+            <w:pPr>
+              <w:rPr>
+                <w:rFonts w:asciiTheme="minorHAnsi" w:eastAsiaTheme="minorEastAsia" w:hAnsiTheme="minorHAnsi" w:cstheme="minorBidi"/>
+                <w:szCs w:val="22"/>
+              </w:rPr>
+            </w:pPr>
+            <w:r>
+              <w:rPr>
+                <w:rFonts w:asciiTheme="minorHAnsi" w:eastAsiaTheme="minorEastAsia" w:hAnsiTheme="minorHAnsi" w:cstheme="minorBidi"/>
+                <w:szCs w:val="22"/>
+              </w:rPr>
+              <w:t>W</w:t>
+            </w:r>
+            <w:r>
+              <w:rPr>
+                <w:rFonts w:asciiTheme="minorHAnsi" w:eastAsiaTheme="minorEastAsia" w:hAnsiTheme="minorHAnsi" w:cstheme="minorBidi" w:hint="eastAsia"/>
+                <w:szCs w:val="22"/>
+              </w:rPr>
+              <w:t>orker id</w:t>
+            </w:r>
+          </w:p>
+        </w:tc>
+        <w:tc>
+          <w:tcPr>
+            <w:tcW w:w="6854" w:type="dxa"/>
+          </w:tcPr>
+          <w:p>
+            <w:pPr>
+              <w:rPr>
+                <w:rFonts w:asciiTheme="minorHAnsi" w:eastAsiaTheme="minorEastAsia" w:hAnsiTheme="minorHAnsi" w:cstheme="minorBidi"/>
+                <w:szCs w:val="22"/>
+              </w:rPr>
+            </w:pPr>
+            <w:r>
+              <w:rPr>
+                <w:rFonts w:asciiTheme="minorHAnsi" w:eastAsiaTheme="minorEastAsia" w:hAnsiTheme="minorHAnsi" w:cstheme="minorBidi" w:hint="eastAsia"/>
+                <w:szCs w:val="22"/>
+              </w:rPr>
+              <w:t>点击是否会跳转到具体</w:t>
+            </w:r>
+            <w:r>
+              <w:rPr>
+                <w:rFonts w:asciiTheme="minorHAnsi" w:eastAsiaTheme="minorEastAsia" w:hAnsiTheme="minorHAnsi" w:cstheme="minorBidi" w:hint="eastAsia"/>
+                <w:szCs w:val="22"/>
+              </w:rPr>
+              <w:t>worker</w:t>
+            </w:r>
+            <w:r>
+              <w:rPr>
+                <w:rFonts w:asciiTheme="minorHAnsi" w:eastAsiaTheme="minorEastAsia" w:hAnsiTheme="minorHAnsi" w:cstheme="minorBidi" w:hint="eastAsia"/>
+                <w:szCs w:val="22"/>
+              </w:rPr>
+              <w:t>页面</w:t>
+            </w:r>
+          </w:p>
+        </w:tc>
+      </w:tr>
+      <w:tr>
+        <w:tc>
+          <w:tcPr>
+            <w:tcW w:w="1668" w:type="dxa"/>
+          </w:tcPr>
+          <w:p>
+            <w:pPr>
+              <w:rPr>
+                <w:rFonts w:asciiTheme="minorHAnsi" w:eastAsiaTheme="minorEastAsia" w:hAnsiTheme="minorHAnsi" w:cstheme="minorBidi"/>
+                <w:szCs w:val="22"/>
+              </w:rPr>
+            </w:pPr>
+            <w:r>
+              <w:rPr>
+                <w:rFonts w:asciiTheme="minorHAnsi" w:eastAsiaTheme="minorEastAsia" w:hAnsiTheme="minorHAnsi" w:cstheme="minorBidi"/>
+                <w:szCs w:val="22"/>
+              </w:rPr>
+              <w:t>A</w:t>
+            </w:r>
+            <w:r>
+              <w:rPr>
+                <w:rFonts w:asciiTheme="minorHAnsi" w:eastAsiaTheme="minorEastAsia" w:hAnsiTheme="minorHAnsi" w:cstheme="minorBidi" w:hint="eastAsia"/>
+                <w:szCs w:val="22"/>
+              </w:rPr>
+              <w:t>ddress</w:t>
+            </w:r>
+          </w:p>
+        </w:tc>
+        <w:tc>
+          <w:tcPr>
+            <w:tcW w:w="6854" w:type="dxa"/>
+          </w:tcPr>
+          <w:p>
+            <w:pPr>
+              <w:rPr>
+                <w:rFonts w:asciiTheme="minorHAnsi" w:eastAsiaTheme="minorEastAsia" w:hAnsiTheme="minorHAnsi" w:cstheme="minorBidi"/>
+                <w:szCs w:val="22"/>
+              </w:rPr>
+            </w:pPr>
+            <w:r>
+              <w:rPr>
+                <w:rFonts w:asciiTheme="minorHAnsi" w:eastAsiaTheme="minorEastAsia" w:hAnsiTheme="minorHAnsi" w:cstheme="minorBidi" w:hint="eastAsia"/>
+                <w:szCs w:val="22"/>
+              </w:rPr>
+              <w:t>是否为</w:t>
+            </w:r>
+            <w:r>
+              <w:rPr>
+                <w:rFonts w:asciiTheme="minorHAnsi" w:eastAsiaTheme="minorEastAsia" w:hAnsiTheme="minorHAnsi" w:cstheme="minorBidi" w:hint="eastAsia"/>
+                <w:szCs w:val="22"/>
+              </w:rPr>
+              <w:t>hostname</w:t>
+            </w:r>
+            <w:r>
+              <w:rPr>
+                <w:rFonts w:asciiTheme="minorHAnsi" w:eastAsiaTheme="minorEastAsia" w:hAnsiTheme="minorHAnsi" w:cstheme="minorBidi" w:hint="eastAsia"/>
+                <w:szCs w:val="22"/>
+              </w:rPr>
+              <w:t>：</w:t>
+            </w:r>
+            <w:r>
+              <w:rPr>
+                <w:rFonts w:asciiTheme="minorHAnsi" w:eastAsiaTheme="minorEastAsia" w:hAnsiTheme="minorHAnsi" w:cstheme="minorBidi" w:hint="eastAsia"/>
+                <w:szCs w:val="22"/>
+              </w:rPr>
+              <w:t>web</w:t>
+            </w:r>
+            <w:r>
+              <w:rPr>
+                <w:rFonts w:asciiTheme="minorHAnsi" w:eastAsiaTheme="minorEastAsia" w:hAnsiTheme="minorHAnsi" w:cstheme="minorBidi" w:hint="eastAsia"/>
+                <w:szCs w:val="22"/>
+              </w:rPr>
+              <w:t>端口</w:t>
+            </w:r>
+          </w:p>
+        </w:tc>
+      </w:tr>
+    </w:tbl>
+    <w:p>
+      <w:pPr>
+        <w:rPr>
+          <w:rFonts w:asciiTheme="minorHAnsi" w:eastAsiaTheme="minorEastAsia" w:hAnsiTheme="minorHAnsi" w:cstheme="minorBidi"/>
+          <w:szCs w:val="22"/>
+        </w:rPr>
+      </w:pPr>
     </w:p>
     <w:p>
       <w:pPr>
@@ -4945,7 +5615,7 @@
               <w:rPr>
                 <w:noProof/>
               </w:rPr>
-              <w:t>2015-5-14</w:t>
+              <w:t>2015-5-19</w:t>
             </w:r>
           </w:fldSimple>
         </w:p>
@@ -7725,6 +8395,21 @@
 </file>
 
 <file path=customXml/item1.xml><?xml version="1.0" encoding="utf-8"?>
+<p:properties xmlns:p="http://schemas.microsoft.com/office/2006/metadata/properties" xmlns:xsi="http://www.w3.org/2001/XMLSchema-instance">
+  <documentManagement/>
+</p:properties>
+</file>
+
+<file path=customXml/item2.xml><?xml version="1.0" encoding="utf-8"?>
+<?mso-contentType ?>
+<FormTemplates xmlns="http://schemas.microsoft.com/sharepoint/v3/contenttype/forms">
+  <Display>DocumentLibraryForm</Display>
+  <Edit>DocumentLibraryForm</Edit>
+  <New>DocumentLibraryForm</New>
+</FormTemplates>
+</file>
+
+<file path=customXml/item3.xml><?xml version="1.0" encoding="utf-8"?>
 <ct:contentTypeSchema xmlns:ct="http://schemas.microsoft.com/office/2006/metadata/contentType" xmlns:ma="http://schemas.microsoft.com/office/2006/metadata/properties/metaAttributes" ct:_="" ma:_="" ma:contentTypeName="Document" ma:contentTypeID="0x010100C9D738FE56F9DD4F818CEE0622FC80C0" ma:contentTypeVersion="0" ma:contentTypeDescription="Create a new document." ma:contentTypeScope="" ma:versionID="c733d375e9f13075cc482d188b8bae2c">
   <xsd:schema xmlns:xsd="http://www.w3.org/2001/XMLSchema" xmlns:p="http://schemas.microsoft.com/office/2006/metadata/properties" targetNamespace="http://schemas.microsoft.com/office/2006/metadata/properties" ma:root="true" ma:fieldsID="4aeb20c0e3442673af7ee10786458764">
     <xsd:element name="properties">
@@ -7773,26 +8458,27 @@
 </ct:contentTypeSchema>
 </file>
 
-<file path=customXml/item2.xml><?xml version="1.0" encoding="utf-8"?>
-<?mso-contentType ?>
-<FormTemplates xmlns="http://schemas.microsoft.com/sharepoint/v3/contenttype/forms">
-  <Display>DocumentLibraryForm</Display>
-  <Edit>DocumentLibraryForm</Edit>
-  <New>DocumentLibraryForm</New>
-</FormTemplates>
-</file>
-
-<file path=customXml/item3.xml><?xml version="1.0" encoding="utf-8"?>
-<p:properties xmlns:p="http://schemas.microsoft.com/office/2006/metadata/properties" xmlns:xsi="http://www.w3.org/2001/XMLSchema-instance">
-  <documentManagement/>
-</p:properties>
-</file>
-
 <file path=customXml/item4.xml><?xml version="1.0" encoding="utf-8"?>
 <b:Sources xmlns:b="http://schemas.openxmlformats.org/officeDocument/2006/bibliography" xmlns="http://schemas.openxmlformats.org/officeDocument/2006/bibliography" SelectedStyle="\APA.XSL" StyleName="APA"/>
 </file>
 
 <file path=customXml/itemProps1.xml><?xml version="1.0" encoding="utf-8"?>
+<ds:datastoreItem xmlns:ds="http://schemas.openxmlformats.org/officeDocument/2006/customXml" ds:itemID="{283A67FA-FB68-40D1-A1FD-BD4AEE599422}">
+  <ds:schemaRefs>
+    <ds:schemaRef ds:uri="http://schemas.microsoft.com/office/2006/metadata/properties"/>
+  </ds:schemaRefs>
+</ds:datastoreItem>
+</file>
+
+<file path=customXml/itemProps2.xml><?xml version="1.0" encoding="utf-8"?>
+<ds:datastoreItem xmlns:ds="http://schemas.openxmlformats.org/officeDocument/2006/customXml" ds:itemID="{9C2CE626-7193-49AD-BC45-D7AF4DFA65A4}">
+  <ds:schemaRefs>
+    <ds:schemaRef ds:uri="http://schemas.microsoft.com/sharepoint/v3/contenttype/forms"/>
+  </ds:schemaRefs>
+</ds:datastoreItem>
+</file>
+
+<file path=customXml/itemProps3.xml><?xml version="1.0" encoding="utf-8"?>
 <ds:datastoreItem xmlns:ds="http://schemas.openxmlformats.org/officeDocument/2006/customXml" ds:itemID="{94CFB702-9C76-4C98-BCB1-FF31686087A1}">
   <ds:schemaRefs>
     <ds:schemaRef ds:uri="http://schemas.microsoft.com/office/2006/metadata/contentType"/>
@@ -7807,22 +8493,6 @@
 </ds:datastoreItem>
 </file>
 
-<file path=customXml/itemProps2.xml><?xml version="1.0" encoding="utf-8"?>
-<ds:datastoreItem xmlns:ds="http://schemas.openxmlformats.org/officeDocument/2006/customXml" ds:itemID="{9C2CE626-7193-49AD-BC45-D7AF4DFA65A4}">
-  <ds:schemaRefs>
-    <ds:schemaRef ds:uri="http://schemas.microsoft.com/sharepoint/v3/contenttype/forms"/>
-  </ds:schemaRefs>
-</ds:datastoreItem>
-</file>
-
-<file path=customXml/itemProps3.xml><?xml version="1.0" encoding="utf-8"?>
-<ds:datastoreItem xmlns:ds="http://schemas.openxmlformats.org/officeDocument/2006/customXml" ds:itemID="{283A67FA-FB68-40D1-A1FD-BD4AEE599422}">
-  <ds:schemaRefs>
-    <ds:schemaRef ds:uri="http://schemas.microsoft.com/office/2006/metadata/properties"/>
-  </ds:schemaRefs>
-</ds:datastoreItem>
-</file>
-
 <file path=customXml/itemProps4.xml><?xml version="1.0" encoding="utf-8"?>
 <ds:datastoreItem xmlns:ds="http://schemas.openxmlformats.org/officeDocument/2006/customXml" ds:itemID="{3B587B9E-8081-4136-A522-BC032735E142}">
   <ds:schemaRefs>

--- a/internal_doc/05.测试设计/story/OM_Spark/测试Story_OM_Spark.docx
+++ b/internal_doc/05.测试设计/story/OM_Spark/测试Story_OM_Spark.docx
@@ -4040,7 +4040,13 @@
     </w:p>
     <w:p>
       <w:r>
-        <w:t>1.</w:t>
+        <w:rPr>
+          <w:rFonts w:hint="eastAsia"/>
+        </w:rPr>
+        <w:t>一</w:t>
+      </w:r>
+      <w:r>
+        <w:t>.</w:t>
       </w:r>
       <w:r>
         <w:rPr>
@@ -4381,12 +4387,19 @@
     </w:tbl>
     <w:p/>
     <w:p>
-      <w:r>
-        <w:tab/>
-      </w:r>
-      <w:r>
-        <w:tab/>
-        <w:t>2.</w:t>
+      <w:pPr>
+        <w:rPr>
+          <w:rFonts w:hint="eastAsia"/>
+        </w:rPr>
+      </w:pPr>
+      <w:r>
+        <w:rPr>
+          <w:rFonts w:hint="eastAsia"/>
+        </w:rPr>
+        <w:t>二</w:t>
+      </w:r>
+      <w:r>
+        <w:t>.</w:t>
       </w:r>
       <w:r>
         <w:rPr>
@@ -4396,23 +4409,68 @@
       </w:r>
     </w:p>
     <w:p>
-      <w:pPr>
+      <w:r>
         <w:rPr>
           <w:rFonts w:hint="eastAsia"/>
         </w:rPr>
-      </w:pPr>
-      <w:r>
         <w:tab/>
       </w:r>
+      <w:r>
+        <w:rPr>
+          <w:rFonts w:hint="eastAsia"/>
+        </w:rPr>
+        <w:t>页面显示测试可以对比</w:t>
+      </w:r>
+      <w:r>
+        <w:rPr>
+          <w:rFonts w:hint="eastAsia"/>
+        </w:rPr>
+        <w:t>spark</w:t>
+      </w:r>
+      <w:r>
+        <w:rPr>
+          <w:rFonts w:hint="eastAsia"/>
+        </w:rPr>
+        <w:t>原生监控界面。</w:t>
+      </w:r>
+    </w:p>
+    <w:p>
+      <w:pPr>
+        <w:jc w:val="left"/>
+        <w:rPr>
+          <w:rFonts w:hint="eastAsia"/>
+          <w:noProof/>
+        </w:rPr>
+      </w:pPr>
+      <w:r>
+        <w:tab/>
+      </w:r>
+      <w:r>
+        <w:rPr>
+          <w:rFonts w:hint="eastAsia"/>
+        </w:rPr>
+        <w:t>1.master</w:t>
+      </w:r>
+      <w:r>
+        <w:rPr>
+          <w:rFonts w:hint="eastAsia"/>
+        </w:rPr>
+        <w:t>管理页面</w:t>
+      </w:r>
+    </w:p>
+    <w:p>
+      <w:pPr>
+        <w:jc w:val="left"/>
+      </w:pPr>
       <w:r>
         <w:rPr>
           <w:noProof/>
         </w:rPr>
         <w:drawing>
           <wp:inline distT="0" distB="0" distL="0" distR="0">
-            <wp:extent cx="5324475" cy="2668007"/>
-            <wp:effectExtent l="0" t="0" r="0" b="0"/>
-            <wp:docPr id="2" name="图片 1"/>
+            <wp:extent cx="5271770" cy="2584450"/>
+            <wp:effectExtent l="19050" t="0" r="5080" b="0"/>
+            <wp:docPr id="1" name="Picture 1"/>
             <wp:cNvGraphicFramePr>
               <a:graphicFrameLocks xmlns:a="http://schemas.openxmlformats.org/drawingml/2006/main" noChangeAspect="1"/>
             </wp:cNvGraphicFramePr>
@@ -4420,23 +4478,33 @@
               <a:graphicData uri="http://schemas.openxmlformats.org/drawingml/2006/picture">
                 <pic:pic xmlns:pic="http://schemas.openxmlformats.org/drawingml/2006/picture">
                   <pic:nvPicPr>
-                    <pic:cNvPr id="1" name=""/>
-                    <pic:cNvPicPr/>
+                    <pic:cNvPr id="0" name="Picture 1"/>
+                    <pic:cNvPicPr>
+                      <a:picLocks noChangeAspect="1" noChangeArrowheads="1"/>
+                    </pic:cNvPicPr>
                   </pic:nvPicPr>
                   <pic:blipFill>
                     <a:blip r:embed="rId11"/>
+                    <a:srcRect/>
                     <a:stretch>
                       <a:fillRect/>
                     </a:stretch>
                   </pic:blipFill>
-                  <pic:spPr>
+                  <pic:spPr bwMode="auto">
                     <a:xfrm>
                       <a:off x="0" y="0"/>
-                      <a:ext cx="5351500" cy="2681549"/>
+                      <a:ext cx="5271770" cy="2584450"/>
                     </a:xfrm>
                     <a:prstGeom prst="rect">
                       <a:avLst/>
                     </a:prstGeom>
+                    <a:noFill/>
+                    <a:ln w="9525">
+                      <a:noFill/>
+                      <a:miter lim="800000"/>
+                      <a:headEnd/>
+                      <a:tailEnd/>
+                    </a:ln>
                   </pic:spPr>
                 </pic:pic>
               </a:graphicData>
@@ -4463,24 +4531,6 @@
           <w:rFonts w:hint="eastAsia"/>
         </w:rPr>
         <w:tab/>
-      </w:r>
-      <w:r>
-        <w:rPr>
-          <w:rFonts w:hint="eastAsia"/>
-        </w:rPr>
-        <w:t>页面显示测试可以对比</w:t>
-      </w:r>
-      <w:r>
-        <w:rPr>
-          <w:rFonts w:hint="eastAsia"/>
-        </w:rPr>
-        <w:t>spark</w:t>
-      </w:r>
-      <w:r>
-        <w:rPr>
-          <w:rFonts w:hint="eastAsia"/>
-        </w:rPr>
-        <w:t>原生监控界面，主要关注</w:t>
       </w:r>
     </w:p>
     <w:tbl>
@@ -4490,13 +4540,13 @@
         <w:tblLook w:val="04A0"/>
       </w:tblPr>
       <w:tblGrid>
-        <w:gridCol w:w="1668"/>
-        <w:gridCol w:w="6854"/>
+        <w:gridCol w:w="2110"/>
+        <w:gridCol w:w="6412"/>
       </w:tblGrid>
       <w:tr>
         <w:tc>
           <w:tcPr>
-            <w:tcW w:w="1668" w:type="dxa"/>
+            <w:tcW w:w="1885" w:type="dxa"/>
           </w:tcPr>
           <w:p>
             <w:pPr>
@@ -4516,7 +4566,7 @@
         </w:tc>
         <w:tc>
           <w:tcPr>
-            <w:tcW w:w="6854" w:type="dxa"/>
+            <w:tcW w:w="6637" w:type="dxa"/>
           </w:tcPr>
           <w:p>
             <w:pPr>
@@ -4538,7 +4588,7 @@
       <w:tr>
         <w:tc>
           <w:tcPr>
-            <w:tcW w:w="1668" w:type="dxa"/>
+            <w:tcW w:w="1885" w:type="dxa"/>
           </w:tcPr>
           <w:p>
             <w:pPr>
@@ -4549,44 +4599,51 @@
             </w:pPr>
             <w:r>
               <w:rPr>
-                <w:rFonts w:asciiTheme="minorHAnsi" w:eastAsiaTheme="minorEastAsia" w:hAnsiTheme="minorHAnsi" w:cstheme="minorBidi" w:hint="eastAsia"/>
-                <w:szCs w:val="22"/>
-              </w:rPr>
-              <w:t>URL</w:t>
-            </w:r>
-          </w:p>
-        </w:tc>
-        <w:tc>
-          <w:tcPr>
-            <w:tcW w:w="6854" w:type="dxa"/>
-          </w:tcPr>
-          <w:p>
-            <w:pPr>
-              <w:rPr>
                 <w:rFonts w:asciiTheme="minorHAnsi" w:eastAsiaTheme="minorEastAsia" w:hAnsiTheme="minorHAnsi" w:cstheme="minorBidi"/>
                 <w:szCs w:val="22"/>
               </w:rPr>
-            </w:pPr>
-            <w:r>
-              <w:rPr>
-                <w:rFonts w:asciiTheme="minorHAnsi" w:eastAsiaTheme="minorEastAsia" w:hAnsiTheme="minorHAnsi" w:cstheme="minorBidi" w:hint="eastAsia"/>
-                <w:szCs w:val="22"/>
-              </w:rPr>
-              <w:t>是否和输入的</w:t>
-            </w:r>
-            <w:r>
-              <w:rPr>
-                <w:rFonts w:asciiTheme="minorHAnsi" w:eastAsiaTheme="minorEastAsia" w:hAnsiTheme="minorHAnsi" w:cstheme="minorBidi" w:hint="eastAsia"/>
-                <w:szCs w:val="22"/>
-              </w:rPr>
-              <w:t>hostname</w:t>
-            </w:r>
-            <w:r>
-              <w:rPr>
-                <w:rFonts w:asciiTheme="minorHAnsi" w:eastAsiaTheme="minorEastAsia" w:hAnsiTheme="minorHAnsi" w:cstheme="minorBidi" w:hint="eastAsia"/>
-                <w:szCs w:val="22"/>
-              </w:rPr>
-              <w:t>和端口号一致</w:t>
+              <w:t>W</w:t>
+            </w:r>
+            <w:r>
+              <w:rPr>
+                <w:rFonts w:asciiTheme="minorHAnsi" w:eastAsiaTheme="minorEastAsia" w:hAnsiTheme="minorHAnsi" w:cstheme="minorBidi" w:hint="eastAsia"/>
+                <w:szCs w:val="22"/>
+              </w:rPr>
+              <w:t>orkers</w:t>
+            </w:r>
+          </w:p>
+        </w:tc>
+        <w:tc>
+          <w:tcPr>
+            <w:tcW w:w="6637" w:type="dxa"/>
+          </w:tcPr>
+          <w:p>
+            <w:pPr>
+              <w:rPr>
+                <w:rFonts w:asciiTheme="minorHAnsi" w:eastAsiaTheme="minorEastAsia" w:hAnsiTheme="minorHAnsi" w:cstheme="minorBidi"/>
+                <w:szCs w:val="22"/>
+              </w:rPr>
+            </w:pPr>
+            <w:r>
+              <w:rPr>
+                <w:rFonts w:asciiTheme="minorHAnsi" w:eastAsiaTheme="minorEastAsia" w:hAnsiTheme="minorHAnsi" w:cstheme="minorBidi" w:hint="eastAsia"/>
+                <w:szCs w:val="22"/>
+              </w:rPr>
+              <w:t>是否和集群实际</w:t>
+            </w:r>
+            <w:r>
+              <w:rPr>
+                <w:rFonts w:asciiTheme="minorHAnsi" w:eastAsiaTheme="minorEastAsia" w:hAnsiTheme="minorHAnsi" w:cstheme="minorBidi" w:hint="eastAsia"/>
+                <w:szCs w:val="22"/>
+              </w:rPr>
+              <w:t>worker</w:t>
+            </w:r>
+            <w:r>
+              <w:rPr>
+                <w:rFonts w:asciiTheme="minorHAnsi" w:eastAsiaTheme="minorEastAsia" w:hAnsiTheme="minorHAnsi" w:cstheme="minorBidi" w:hint="eastAsia"/>
+                <w:szCs w:val="22"/>
+              </w:rPr>
+              <w:t>数量一致</w:t>
             </w:r>
           </w:p>
         </w:tc>
@@ -4594,7 +4651,7 @@
       <w:tr>
         <w:tc>
           <w:tcPr>
-            <w:tcW w:w="1668" w:type="dxa"/>
+            <w:tcW w:w="1885" w:type="dxa"/>
           </w:tcPr>
           <w:p>
             <w:pPr>
@@ -4608,13 +4665,13 @@
                 <w:rFonts w:asciiTheme="minorHAnsi" w:eastAsiaTheme="minorEastAsia" w:hAnsiTheme="minorHAnsi" w:cstheme="minorBidi" w:hint="eastAsia"/>
                 <w:szCs w:val="22"/>
               </w:rPr>
-              <w:t>REST URL</w:t>
-            </w:r>
-          </w:p>
-        </w:tc>
-        <w:tc>
-          <w:tcPr>
-            <w:tcW w:w="6854" w:type="dxa"/>
+              <w:t>Status</w:t>
+            </w:r>
+          </w:p>
+        </w:tc>
+        <w:tc>
+          <w:tcPr>
+            <w:tcW w:w="6637" w:type="dxa"/>
           </w:tcPr>
           <w:p>
             <w:pPr>
@@ -4628,35 +4685,28 @@
                 <w:rFonts w:asciiTheme="minorHAnsi" w:eastAsiaTheme="minorEastAsia" w:hAnsiTheme="minorHAnsi" w:cstheme="minorBidi" w:hint="eastAsia"/>
                 <w:szCs w:val="22"/>
               </w:rPr>
-              <w:t>是否为</w:t>
-            </w:r>
-            <w:r>
-              <w:rPr>
-                <w:rFonts w:asciiTheme="minorHAnsi" w:eastAsiaTheme="minorEastAsia" w:hAnsiTheme="minorHAnsi" w:cstheme="minorBidi" w:hint="eastAsia"/>
-                <w:szCs w:val="22"/>
-              </w:rPr>
-              <w:t>master node</w:t>
-            </w:r>
-            <w:r>
-              <w:rPr>
-                <w:rFonts w:asciiTheme="minorHAnsi" w:eastAsiaTheme="minorEastAsia" w:hAnsiTheme="minorHAnsi" w:cstheme="minorBidi" w:hint="eastAsia"/>
-                <w:szCs w:val="22"/>
-              </w:rPr>
-              <w:t>的</w:t>
-            </w:r>
-            <w:r>
-              <w:rPr>
-                <w:rFonts w:asciiTheme="minorHAnsi" w:eastAsiaTheme="minorEastAsia" w:hAnsiTheme="minorHAnsi" w:cstheme="minorBidi" w:hint="eastAsia"/>
-                <w:szCs w:val="22"/>
-              </w:rPr>
-              <w:t>hostname</w:t>
-            </w:r>
-            <w:r>
-              <w:rPr>
-                <w:rFonts w:asciiTheme="minorHAnsi" w:eastAsiaTheme="minorEastAsia" w:hAnsiTheme="minorHAnsi" w:cstheme="minorBidi" w:hint="eastAsia"/>
-                <w:szCs w:val="22"/>
-              </w:rPr>
-              <w:t>：监控端口</w:t>
+              <w:t>当集群运行时是否为</w:t>
+            </w:r>
+            <w:r>
+              <w:rPr>
+                <w:rFonts w:asciiTheme="minorHAnsi" w:eastAsiaTheme="minorEastAsia" w:hAnsiTheme="minorHAnsi" w:cstheme="minorBidi" w:hint="eastAsia"/>
+                <w:szCs w:val="22"/>
+              </w:rPr>
+              <w:t>ALIVE</w:t>
+            </w:r>
+            <w:r>
+              <w:rPr>
+                <w:rFonts w:asciiTheme="minorHAnsi" w:eastAsiaTheme="minorEastAsia" w:hAnsiTheme="minorHAnsi" w:cstheme="minorBidi" w:hint="eastAsia"/>
+                <w:szCs w:val="22"/>
+              </w:rPr>
+              <w:t>，集群停止时是否为</w:t>
+            </w:r>
+            <w:r>
+              <w:rPr>
+                <w:rFonts w:asciiTheme="minorHAnsi" w:eastAsiaTheme="minorEastAsia" w:hAnsiTheme="minorHAnsi" w:cstheme="minorBidi" w:hint="eastAsia"/>
+                <w:szCs w:val="22"/>
+              </w:rPr>
+              <w:t>EXITED</w:t>
             </w:r>
           </w:p>
         </w:tc>
@@ -4664,7 +4714,7 @@
       <w:tr>
         <w:tc>
           <w:tcPr>
-            <w:tcW w:w="1668" w:type="dxa"/>
+            <w:tcW w:w="1885" w:type="dxa"/>
           </w:tcPr>
           <w:p>
             <w:pPr>
@@ -4675,51 +4725,100 @@
             </w:pPr>
             <w:r>
               <w:rPr>
+                <w:rFonts w:asciiTheme="minorHAnsi" w:eastAsiaTheme="minorEastAsia" w:hAnsiTheme="minorHAnsi" w:cstheme="minorBidi" w:hint="eastAsia"/>
+                <w:szCs w:val="22"/>
+              </w:rPr>
+              <w:t>worker</w:t>
+            </w:r>
+            <w:r>
+              <w:rPr>
+                <w:rFonts w:asciiTheme="minorHAnsi" w:eastAsiaTheme="minorEastAsia" w:hAnsiTheme="minorHAnsi" w:cstheme="minorBidi" w:hint="eastAsia"/>
+                <w:szCs w:val="22"/>
+              </w:rPr>
+              <w:t>的</w:t>
+            </w:r>
+            <w:r>
+              <w:rPr>
+                <w:rFonts w:asciiTheme="minorHAnsi" w:eastAsiaTheme="minorEastAsia" w:hAnsiTheme="minorHAnsi" w:cstheme="minorBidi" w:hint="eastAsia"/>
+                <w:szCs w:val="22"/>
+              </w:rPr>
+              <w:t>state</w:t>
+            </w:r>
+          </w:p>
+        </w:tc>
+        <w:tc>
+          <w:tcPr>
+            <w:tcW w:w="6637" w:type="dxa"/>
+          </w:tcPr>
+          <w:p>
+            <w:pPr>
+              <w:rPr>
                 <w:rFonts w:asciiTheme="minorHAnsi" w:eastAsiaTheme="minorEastAsia" w:hAnsiTheme="minorHAnsi" w:cstheme="minorBidi"/>
                 <w:szCs w:val="22"/>
               </w:rPr>
-              <w:t>W</w:t>
-            </w:r>
-            <w:r>
-              <w:rPr>
-                <w:rFonts w:asciiTheme="minorHAnsi" w:eastAsiaTheme="minorEastAsia" w:hAnsiTheme="minorHAnsi" w:cstheme="minorBidi" w:hint="eastAsia"/>
-                <w:szCs w:val="22"/>
-              </w:rPr>
-              <w:t>orkers</w:t>
-            </w:r>
-          </w:p>
-        </w:tc>
-        <w:tc>
-          <w:tcPr>
-            <w:tcW w:w="6854" w:type="dxa"/>
-          </w:tcPr>
-          <w:p>
-            <w:pPr>
-              <w:rPr>
-                <w:rFonts w:asciiTheme="minorHAnsi" w:eastAsiaTheme="minorEastAsia" w:hAnsiTheme="minorHAnsi" w:cstheme="minorBidi"/>
-                <w:szCs w:val="22"/>
-              </w:rPr>
-            </w:pPr>
-            <w:r>
-              <w:rPr>
-                <w:rFonts w:asciiTheme="minorHAnsi" w:eastAsiaTheme="minorEastAsia" w:hAnsiTheme="minorHAnsi" w:cstheme="minorBidi" w:hint="eastAsia"/>
-                <w:szCs w:val="22"/>
-              </w:rPr>
-              <w:t>是否和集群实际</w:t>
-            </w:r>
-            <w:r>
-              <w:rPr>
-                <w:rFonts w:asciiTheme="minorHAnsi" w:eastAsiaTheme="minorEastAsia" w:hAnsiTheme="minorHAnsi" w:cstheme="minorBidi" w:hint="eastAsia"/>
-                <w:szCs w:val="22"/>
-              </w:rPr>
-              <w:t>worker</w:t>
-            </w:r>
-            <w:r>
-              <w:rPr>
-                <w:rFonts w:asciiTheme="minorHAnsi" w:eastAsiaTheme="minorEastAsia" w:hAnsiTheme="minorHAnsi" w:cstheme="minorBidi" w:hint="eastAsia"/>
-                <w:szCs w:val="22"/>
-              </w:rPr>
-              <w:t>数量一致</w:t>
+            </w:pPr>
+            <w:r>
+              <w:rPr>
+                <w:rFonts w:asciiTheme="minorHAnsi" w:eastAsiaTheme="minorEastAsia" w:hAnsiTheme="minorHAnsi" w:cstheme="minorBidi" w:hint="eastAsia"/>
+                <w:szCs w:val="22"/>
+              </w:rPr>
+              <w:t>是否和结点当时情况相同（工作</w:t>
+            </w:r>
+            <w:r>
+              <w:rPr>
+                <w:rFonts w:asciiTheme="minorHAnsi" w:eastAsiaTheme="minorEastAsia" w:hAnsiTheme="minorHAnsi" w:cstheme="minorBidi" w:hint="eastAsia"/>
+                <w:szCs w:val="22"/>
+              </w:rPr>
+              <w:t>ALIVE</w:t>
+            </w:r>
+            <w:r>
+              <w:rPr>
+                <w:rFonts w:asciiTheme="minorHAnsi" w:eastAsiaTheme="minorEastAsia" w:hAnsiTheme="minorHAnsi" w:cstheme="minorBidi" w:hint="eastAsia"/>
+                <w:szCs w:val="22"/>
+              </w:rPr>
+              <w:t>或</w:t>
+            </w:r>
+            <w:r>
+              <w:rPr>
+                <w:rFonts w:asciiTheme="minorHAnsi" w:eastAsiaTheme="minorEastAsia" w:hAnsiTheme="minorHAnsi" w:cstheme="minorBidi" w:hint="eastAsia"/>
+                <w:szCs w:val="22"/>
+              </w:rPr>
+              <w:t>LOADIND</w:t>
+            </w:r>
+            <w:r>
+              <w:rPr>
+                <w:rFonts w:asciiTheme="minorHAnsi" w:eastAsiaTheme="minorEastAsia" w:hAnsiTheme="minorHAnsi" w:cstheme="minorBidi" w:hint="eastAsia"/>
+                <w:szCs w:val="22"/>
+              </w:rPr>
+              <w:t>，停止</w:t>
+            </w:r>
+            <w:r>
+              <w:rPr>
+                <w:rFonts w:asciiTheme="minorHAnsi" w:eastAsiaTheme="minorEastAsia" w:hAnsiTheme="minorHAnsi" w:cstheme="minorBidi" w:hint="eastAsia"/>
+                <w:szCs w:val="22"/>
+              </w:rPr>
+              <w:t>KILLED</w:t>
+            </w:r>
+            <w:r>
+              <w:rPr>
+                <w:rFonts w:asciiTheme="minorHAnsi" w:eastAsiaTheme="minorEastAsia" w:hAnsiTheme="minorHAnsi" w:cstheme="minorBidi" w:hint="eastAsia"/>
+                <w:szCs w:val="22"/>
+              </w:rPr>
+              <w:t>或</w:t>
+            </w:r>
+            <w:r>
+              <w:rPr>
+                <w:rFonts w:asciiTheme="minorHAnsi" w:eastAsiaTheme="minorEastAsia" w:hAnsiTheme="minorHAnsi" w:cstheme="minorBidi" w:hint="eastAsia"/>
+                <w:szCs w:val="22"/>
+              </w:rPr>
+              <w:t>EXITED</w:t>
+            </w:r>
+            <w:r>
+              <w:rPr>
+                <w:rFonts w:asciiTheme="minorHAnsi" w:eastAsiaTheme="minorEastAsia" w:hAnsiTheme="minorHAnsi" w:cstheme="minorBidi" w:hint="eastAsia"/>
+                <w:szCs w:val="22"/>
+              </w:rPr>
+              <w:t>）</w:t>
             </w:r>
           </w:p>
         </w:tc>
@@ -4727,7 +4826,7 @@
       <w:tr>
         <w:tc>
           <w:tcPr>
-            <w:tcW w:w="1668" w:type="dxa"/>
+            <w:tcW w:w="1885" w:type="dxa"/>
           </w:tcPr>
           <w:p>
             <w:pPr>
@@ -4741,13 +4840,20 @@
                 <w:rFonts w:asciiTheme="minorHAnsi" w:eastAsiaTheme="minorEastAsia" w:hAnsiTheme="minorHAnsi" w:cstheme="minorBidi" w:hint="eastAsia"/>
                 <w:szCs w:val="22"/>
               </w:rPr>
-              <w:t>Status</w:t>
-            </w:r>
-          </w:p>
-        </w:tc>
-        <w:tc>
-          <w:tcPr>
-            <w:tcW w:w="6854" w:type="dxa"/>
+              <w:t>w</w:t>
+            </w:r>
+            <w:r>
+              <w:rPr>
+                <w:rFonts w:asciiTheme="minorHAnsi" w:eastAsiaTheme="minorEastAsia" w:hAnsiTheme="minorHAnsi" w:cstheme="minorBidi" w:hint="eastAsia"/>
+                <w:szCs w:val="22"/>
+              </w:rPr>
+              <w:t>orker id</w:t>
+            </w:r>
+          </w:p>
+        </w:tc>
+        <w:tc>
+          <w:tcPr>
+            <w:tcW w:w="6637" w:type="dxa"/>
           </w:tcPr>
           <w:p>
             <w:pPr>
@@ -4761,28 +4867,21 @@
                 <w:rFonts w:asciiTheme="minorHAnsi" w:eastAsiaTheme="minorEastAsia" w:hAnsiTheme="minorHAnsi" w:cstheme="minorBidi" w:hint="eastAsia"/>
                 <w:szCs w:val="22"/>
               </w:rPr>
-              <w:t>当集群运行时是否为</w:t>
-            </w:r>
-            <w:r>
-              <w:rPr>
-                <w:rFonts w:asciiTheme="minorHAnsi" w:eastAsiaTheme="minorEastAsia" w:hAnsiTheme="minorHAnsi" w:cstheme="minorBidi" w:hint="eastAsia"/>
-                <w:szCs w:val="22"/>
-              </w:rPr>
-              <w:t>alive</w:t>
-            </w:r>
-            <w:r>
-              <w:rPr>
-                <w:rFonts w:asciiTheme="minorHAnsi" w:eastAsiaTheme="minorEastAsia" w:hAnsiTheme="minorHAnsi" w:cstheme="minorBidi" w:hint="eastAsia"/>
-                <w:szCs w:val="22"/>
-              </w:rPr>
-              <w:t>，集群停止时是否为</w:t>
-            </w:r>
-            <w:r>
-              <w:rPr>
-                <w:rFonts w:asciiTheme="minorHAnsi" w:eastAsiaTheme="minorEastAsia" w:hAnsiTheme="minorHAnsi" w:cstheme="minorBidi" w:hint="eastAsia"/>
-                <w:szCs w:val="22"/>
-              </w:rPr>
-              <w:t>offline</w:t>
+              <w:t>点击是否会跳转到具体</w:t>
+            </w:r>
+            <w:r>
+              <w:rPr>
+                <w:rFonts w:asciiTheme="minorHAnsi" w:eastAsiaTheme="minorEastAsia" w:hAnsiTheme="minorHAnsi" w:cstheme="minorBidi" w:hint="eastAsia"/>
+                <w:szCs w:val="22"/>
+              </w:rPr>
+              <w:t>worker</w:t>
+            </w:r>
+            <w:r>
+              <w:rPr>
+                <w:rFonts w:asciiTheme="minorHAnsi" w:eastAsiaTheme="minorEastAsia" w:hAnsiTheme="minorHAnsi" w:cstheme="minorBidi" w:hint="eastAsia"/>
+                <w:szCs w:val="22"/>
+              </w:rPr>
+              <w:t>页面</w:t>
             </w:r>
           </w:p>
         </w:tc>
@@ -4790,7 +4889,7 @@
       <w:tr>
         <w:tc>
           <w:tcPr>
-            <w:tcW w:w="1668" w:type="dxa"/>
+            <w:tcW w:w="1885" w:type="dxa"/>
           </w:tcPr>
           <w:p>
             <w:pPr>
@@ -4804,14 +4903,14 @@
                 <w:rFonts w:asciiTheme="minorHAnsi" w:eastAsiaTheme="minorEastAsia" w:hAnsiTheme="minorHAnsi" w:cstheme="minorBidi"/>
                 <w:szCs w:val="22"/>
               </w:rPr>
-              <w:t>N</w:t>
-            </w:r>
-            <w:r>
-              <w:rPr>
-                <w:rFonts w:asciiTheme="minorHAnsi" w:eastAsiaTheme="minorEastAsia" w:hAnsiTheme="minorHAnsi" w:cstheme="minorBidi" w:hint="eastAsia"/>
-                <w:szCs w:val="22"/>
-              </w:rPr>
-              <w:t>ode</w:t>
+              <w:t>Running</w:t>
+            </w:r>
+            <w:r>
+              <w:rPr>
+                <w:rFonts w:asciiTheme="minorHAnsi" w:eastAsiaTheme="minorEastAsia" w:hAnsiTheme="minorHAnsi" w:cstheme="minorBidi"/>
+                <w:szCs w:val="22"/>
+              </w:rPr>
+              <w:t>Applications</w:t>
             </w:r>
             <w:r>
               <w:rPr>
@@ -4822,58 +4921,44 @@
             </w:r>
             <w:r>
               <w:rPr>
-                <w:rFonts w:asciiTheme="minorHAnsi" w:eastAsiaTheme="minorEastAsia" w:hAnsiTheme="minorHAnsi" w:cstheme="minorBidi" w:hint="eastAsia"/>
-                <w:szCs w:val="22"/>
-              </w:rPr>
-              <w:t>status</w:t>
-            </w:r>
-          </w:p>
-        </w:tc>
-        <w:tc>
-          <w:tcPr>
-            <w:tcW w:w="6854" w:type="dxa"/>
-          </w:tcPr>
-          <w:p>
-            <w:pPr>
-              <w:rPr>
                 <w:rFonts w:asciiTheme="minorHAnsi" w:eastAsiaTheme="minorEastAsia" w:hAnsiTheme="minorHAnsi" w:cstheme="minorBidi"/>
                 <w:szCs w:val="22"/>
               </w:rPr>
-            </w:pPr>
-            <w:r>
-              <w:rPr>
-                <w:rFonts w:asciiTheme="minorHAnsi" w:eastAsiaTheme="minorEastAsia" w:hAnsiTheme="minorHAnsi" w:cstheme="minorBidi" w:hint="eastAsia"/>
-                <w:szCs w:val="22"/>
-              </w:rPr>
-              <w:t>是否和结点当时情况相同（工作</w:t>
-            </w:r>
-            <w:r>
-              <w:rPr>
-                <w:rFonts w:asciiTheme="minorHAnsi" w:eastAsiaTheme="minorEastAsia" w:hAnsiTheme="minorHAnsi" w:cstheme="minorBidi" w:hint="eastAsia"/>
-                <w:szCs w:val="22"/>
-              </w:rPr>
-              <w:t>alive</w:t>
-            </w:r>
-            <w:r>
-              <w:rPr>
-                <w:rFonts w:asciiTheme="minorHAnsi" w:eastAsiaTheme="minorEastAsia" w:hAnsiTheme="minorHAnsi" w:cstheme="minorBidi" w:hint="eastAsia"/>
-                <w:szCs w:val="22"/>
-              </w:rPr>
-              <w:t>，停止</w:t>
-            </w:r>
-            <w:r>
-              <w:rPr>
-                <w:rFonts w:asciiTheme="minorHAnsi" w:eastAsiaTheme="minorEastAsia" w:hAnsiTheme="minorHAnsi" w:cstheme="minorBidi" w:hint="eastAsia"/>
-                <w:szCs w:val="22"/>
-              </w:rPr>
-              <w:t>offline</w:t>
-            </w:r>
-            <w:r>
-              <w:rPr>
-                <w:rFonts w:asciiTheme="minorHAnsi" w:eastAsiaTheme="minorEastAsia" w:hAnsiTheme="minorHAnsi" w:cstheme="minorBidi" w:hint="eastAsia"/>
-                <w:szCs w:val="22"/>
-              </w:rPr>
-              <w:t>）</w:t>
+              <w:t>Application ID</w:t>
+            </w:r>
+          </w:p>
+        </w:tc>
+        <w:tc>
+          <w:tcPr>
+            <w:tcW w:w="6637" w:type="dxa"/>
+          </w:tcPr>
+          <w:p>
+            <w:pPr>
+              <w:rPr>
+                <w:rFonts w:asciiTheme="minorHAnsi" w:eastAsiaTheme="minorEastAsia" w:hAnsiTheme="minorHAnsi" w:cstheme="minorBidi"/>
+                <w:szCs w:val="22"/>
+              </w:rPr>
+            </w:pPr>
+            <w:r>
+              <w:rPr>
+                <w:rFonts w:asciiTheme="minorHAnsi" w:eastAsiaTheme="minorEastAsia" w:hAnsiTheme="minorHAnsi" w:cstheme="minorBidi" w:hint="eastAsia"/>
+                <w:szCs w:val="22"/>
+              </w:rPr>
+              <w:t>点击是否会跳转到正在运行</w:t>
+            </w:r>
+            <w:r>
+              <w:rPr>
+                <w:rFonts w:asciiTheme="minorHAnsi" w:eastAsiaTheme="minorEastAsia" w:hAnsiTheme="minorHAnsi" w:cstheme="minorBidi" w:hint="eastAsia"/>
+                <w:szCs w:val="22"/>
+              </w:rPr>
+              <w:t>application</w:t>
+            </w:r>
+            <w:r>
+              <w:rPr>
+                <w:rFonts w:asciiTheme="minorHAnsi" w:eastAsiaTheme="minorEastAsia" w:hAnsiTheme="minorHAnsi" w:cstheme="minorBidi" w:hint="eastAsia"/>
+                <w:szCs w:val="22"/>
+              </w:rPr>
+              <w:t>页面</w:t>
             </w:r>
           </w:p>
         </w:tc>
@@ -4881,7 +4966,7 @@
       <w:tr>
         <w:tc>
           <w:tcPr>
-            <w:tcW w:w="1668" w:type="dxa"/>
+            <w:tcW w:w="1885" w:type="dxa"/>
           </w:tcPr>
           <w:p>
             <w:pPr>
@@ -4895,48 +4980,76 @@
                 <w:rFonts w:asciiTheme="minorHAnsi" w:eastAsiaTheme="minorEastAsia" w:hAnsiTheme="minorHAnsi" w:cstheme="minorBidi"/>
                 <w:szCs w:val="22"/>
               </w:rPr>
-              <w:t>W</w:t>
-            </w:r>
-            <w:r>
-              <w:rPr>
-                <w:rFonts w:asciiTheme="minorHAnsi" w:eastAsiaTheme="minorEastAsia" w:hAnsiTheme="minorHAnsi" w:cstheme="minorBidi" w:hint="eastAsia"/>
-                <w:szCs w:val="22"/>
-              </w:rPr>
-              <w:t>orker id</w:t>
-            </w:r>
-          </w:p>
-        </w:tc>
-        <w:tc>
-          <w:tcPr>
-            <w:tcW w:w="6854" w:type="dxa"/>
-          </w:tcPr>
-          <w:p>
-            <w:pPr>
+              <w:t>Running</w:t>
+            </w:r>
+            <w:r>
               <w:rPr>
                 <w:rFonts w:asciiTheme="minorHAnsi" w:eastAsiaTheme="minorEastAsia" w:hAnsiTheme="minorHAnsi" w:cstheme="minorBidi"/>
                 <w:szCs w:val="22"/>
               </w:rPr>
-            </w:pPr>
-            <w:r>
-              <w:rPr>
-                <w:rFonts w:asciiTheme="minorHAnsi" w:eastAsiaTheme="minorEastAsia" w:hAnsiTheme="minorHAnsi" w:cstheme="minorBidi" w:hint="eastAsia"/>
-                <w:szCs w:val="22"/>
-              </w:rPr>
-              <w:t>点击是否会跳转到具体</w:t>
-            </w:r>
-            <w:r>
-              <w:rPr>
-                <w:rFonts w:asciiTheme="minorHAnsi" w:eastAsiaTheme="minorEastAsia" w:hAnsiTheme="minorHAnsi" w:cstheme="minorBidi" w:hint="eastAsia"/>
-                <w:szCs w:val="22"/>
-              </w:rPr>
-              <w:t>worker</w:t>
-            </w:r>
-            <w:r>
-              <w:rPr>
-                <w:rFonts w:asciiTheme="minorHAnsi" w:eastAsiaTheme="minorEastAsia" w:hAnsiTheme="minorHAnsi" w:cstheme="minorBidi" w:hint="eastAsia"/>
-                <w:szCs w:val="22"/>
-              </w:rPr>
-              <w:t>页面</w:t>
+              <w:t>Applications</w:t>
+            </w:r>
+            <w:r>
+              <w:rPr>
+                <w:rFonts w:asciiTheme="minorHAnsi" w:eastAsiaTheme="minorEastAsia" w:hAnsiTheme="minorHAnsi" w:cstheme="minorBidi" w:hint="eastAsia"/>
+                <w:szCs w:val="22"/>
+              </w:rPr>
+              <w:t>的</w:t>
+            </w:r>
+            <w:r>
+              <w:rPr>
+                <w:rFonts w:asciiTheme="minorHAnsi" w:eastAsiaTheme="minorEastAsia" w:hAnsiTheme="minorHAnsi" w:cstheme="minorBidi" w:hint="eastAsia"/>
+                <w:szCs w:val="22"/>
+              </w:rPr>
+              <w:t>name</w:t>
+            </w:r>
+          </w:p>
+        </w:tc>
+        <w:tc>
+          <w:tcPr>
+            <w:tcW w:w="6637" w:type="dxa"/>
+          </w:tcPr>
+          <w:p>
+            <w:pPr>
+              <w:rPr>
+                <w:rFonts w:asciiTheme="minorHAnsi" w:eastAsiaTheme="minorEastAsia" w:hAnsiTheme="minorHAnsi" w:cstheme="minorBidi"/>
+                <w:szCs w:val="22"/>
+              </w:rPr>
+            </w:pPr>
+            <w:r>
+              <w:rPr>
+                <w:rFonts w:asciiTheme="minorHAnsi" w:eastAsiaTheme="minorEastAsia" w:hAnsiTheme="minorHAnsi" w:cstheme="minorBidi" w:hint="eastAsia"/>
+                <w:szCs w:val="22"/>
+              </w:rPr>
+              <w:t>点击是否会跳转到正在运行</w:t>
+            </w:r>
+            <w:r>
+              <w:rPr>
+                <w:rFonts w:asciiTheme="minorHAnsi" w:eastAsiaTheme="minorEastAsia" w:hAnsiTheme="minorHAnsi" w:cstheme="minorBidi" w:hint="eastAsia"/>
+                <w:szCs w:val="22"/>
+              </w:rPr>
+              <w:t>application</w:t>
+            </w:r>
+            <w:r>
+              <w:rPr>
+                <w:rFonts w:asciiTheme="minorHAnsi" w:eastAsiaTheme="minorEastAsia" w:hAnsiTheme="minorHAnsi" w:cstheme="minorBidi" w:hint="eastAsia"/>
+                <w:szCs w:val="22"/>
+              </w:rPr>
+              <w:t>的</w:t>
+            </w:r>
+            <w:r>
+              <w:rPr>
+                <w:rFonts w:asciiTheme="minorHAnsi" w:eastAsiaTheme="minorEastAsia" w:hAnsiTheme="minorHAnsi" w:cstheme="minorBidi" w:hint="eastAsia"/>
+                <w:szCs w:val="22"/>
+              </w:rPr>
+              <w:t>job</w:t>
+            </w:r>
+            <w:r>
+              <w:rPr>
+                <w:rFonts w:asciiTheme="minorHAnsi" w:eastAsiaTheme="minorEastAsia" w:hAnsiTheme="minorHAnsi" w:cstheme="minorBidi" w:hint="eastAsia"/>
+                <w:szCs w:val="22"/>
+              </w:rPr>
+              <w:t>管理页面</w:t>
             </w:r>
           </w:p>
         </w:tc>
@@ -4944,7 +5057,7 @@
       <w:tr>
         <w:tc>
           <w:tcPr>
-            <w:tcW w:w="1668" w:type="dxa"/>
+            <w:tcW w:w="1885" w:type="dxa"/>
           </w:tcPr>
           <w:p>
             <w:pPr>
@@ -4958,67 +5071,2922 @@
                 <w:rFonts w:asciiTheme="minorHAnsi" w:eastAsiaTheme="minorEastAsia" w:hAnsiTheme="minorHAnsi" w:cstheme="minorBidi"/>
                 <w:szCs w:val="22"/>
               </w:rPr>
-              <w:t>A</w:t>
-            </w:r>
-            <w:r>
-              <w:rPr>
-                <w:rFonts w:asciiTheme="minorHAnsi" w:eastAsiaTheme="minorEastAsia" w:hAnsiTheme="minorHAnsi" w:cstheme="minorBidi" w:hint="eastAsia"/>
-                <w:szCs w:val="22"/>
-              </w:rPr>
-              <w:t>ddress</w:t>
-            </w:r>
-          </w:p>
-        </w:tc>
-        <w:tc>
-          <w:tcPr>
-            <w:tcW w:w="6854" w:type="dxa"/>
-          </w:tcPr>
-          <w:p>
-            <w:pPr>
+              <w:t>Running</w:t>
+            </w:r>
+            <w:r>
               <w:rPr>
                 <w:rFonts w:asciiTheme="minorHAnsi" w:eastAsiaTheme="minorEastAsia" w:hAnsiTheme="minorHAnsi" w:cstheme="minorBidi"/>
                 <w:szCs w:val="22"/>
               </w:rPr>
-            </w:pPr>
-            <w:r>
-              <w:rPr>
-                <w:rFonts w:asciiTheme="minorHAnsi" w:eastAsiaTheme="minorEastAsia" w:hAnsiTheme="minorHAnsi" w:cstheme="minorBidi" w:hint="eastAsia"/>
-                <w:szCs w:val="22"/>
-              </w:rPr>
-              <w:t>是否为</w:t>
-            </w:r>
-            <w:r>
-              <w:rPr>
-                <w:rFonts w:asciiTheme="minorHAnsi" w:eastAsiaTheme="minorEastAsia" w:hAnsiTheme="minorHAnsi" w:cstheme="minorBidi" w:hint="eastAsia"/>
-                <w:szCs w:val="22"/>
-              </w:rPr>
-              <w:t>hostname</w:t>
-            </w:r>
-            <w:r>
-              <w:rPr>
-                <w:rFonts w:asciiTheme="minorHAnsi" w:eastAsiaTheme="minorEastAsia" w:hAnsiTheme="minorHAnsi" w:cstheme="minorBidi" w:hint="eastAsia"/>
-                <w:szCs w:val="22"/>
-              </w:rPr>
-              <w:t>：</w:t>
-            </w:r>
-            <w:r>
-              <w:rPr>
-                <w:rFonts w:asciiTheme="minorHAnsi" w:eastAsiaTheme="minorEastAsia" w:hAnsiTheme="minorHAnsi" w:cstheme="minorBidi" w:hint="eastAsia"/>
-                <w:szCs w:val="22"/>
-              </w:rPr>
-              <w:t>web</w:t>
-            </w:r>
-            <w:r>
-              <w:rPr>
-                <w:rFonts w:asciiTheme="minorHAnsi" w:eastAsiaTheme="minorEastAsia" w:hAnsiTheme="minorHAnsi" w:cstheme="minorBidi" w:hint="eastAsia"/>
-                <w:szCs w:val="22"/>
-              </w:rPr>
-              <w:t>端口</w:t>
+              <w:t>Applications</w:t>
+            </w:r>
+            <w:r>
+              <w:rPr>
+                <w:rFonts w:asciiTheme="minorHAnsi" w:eastAsiaTheme="minorEastAsia" w:hAnsiTheme="minorHAnsi" w:cstheme="minorBidi" w:hint="eastAsia"/>
+                <w:szCs w:val="22"/>
+              </w:rPr>
+              <w:t>的</w:t>
+            </w:r>
+            <w:r>
+              <w:rPr>
+                <w:rFonts w:asciiTheme="minorHAnsi" w:eastAsiaTheme="minorEastAsia" w:hAnsiTheme="minorHAnsi" w:cstheme="minorBidi" w:hint="eastAsia"/>
+                <w:szCs w:val="22"/>
+              </w:rPr>
+              <w:t>submitted time</w:t>
+            </w:r>
+          </w:p>
+        </w:tc>
+        <w:tc>
+          <w:tcPr>
+            <w:tcW w:w="6637" w:type="dxa"/>
+          </w:tcPr>
+          <w:p>
+            <w:pPr>
+              <w:rPr>
+                <w:rFonts w:asciiTheme="minorHAnsi" w:eastAsiaTheme="minorEastAsia" w:hAnsiTheme="minorHAnsi" w:cstheme="minorBidi"/>
+                <w:szCs w:val="22"/>
+              </w:rPr>
+            </w:pPr>
+            <w:r>
+              <w:rPr>
+                <w:rFonts w:asciiTheme="minorHAnsi" w:eastAsiaTheme="minorEastAsia" w:hAnsiTheme="minorHAnsi" w:cstheme="minorBidi" w:hint="eastAsia"/>
+                <w:szCs w:val="22"/>
+              </w:rPr>
+              <w:t>查看任务提交时间是否正确</w:t>
+            </w:r>
+          </w:p>
+        </w:tc>
+      </w:tr>
+      <w:tr>
+        <w:tc>
+          <w:tcPr>
+            <w:tcW w:w="1885" w:type="dxa"/>
+          </w:tcPr>
+          <w:p>
+            <w:pPr>
+              <w:rPr>
+                <w:rFonts w:asciiTheme="minorHAnsi" w:eastAsiaTheme="minorEastAsia" w:hAnsiTheme="minorHAnsi" w:cstheme="minorBidi"/>
+                <w:szCs w:val="22"/>
+              </w:rPr>
+            </w:pPr>
+            <w:r>
+              <w:rPr>
+                <w:rFonts w:asciiTheme="minorHAnsi" w:eastAsiaTheme="minorEastAsia" w:hAnsiTheme="minorHAnsi" w:cstheme="minorBidi"/>
+                <w:szCs w:val="22"/>
+              </w:rPr>
+              <w:lastRenderedPageBreak/>
+              <w:t>Running</w:t>
+            </w:r>
+            <w:r>
+              <w:rPr>
+                <w:rFonts w:asciiTheme="minorHAnsi" w:eastAsiaTheme="minorEastAsia" w:hAnsiTheme="minorHAnsi" w:cstheme="minorBidi"/>
+                <w:szCs w:val="22"/>
+              </w:rPr>
+              <w:t>Applications</w:t>
+            </w:r>
+            <w:r>
+              <w:rPr>
+                <w:rFonts w:asciiTheme="minorHAnsi" w:eastAsiaTheme="minorEastAsia" w:hAnsiTheme="minorHAnsi" w:cstheme="minorBidi" w:hint="eastAsia"/>
+                <w:szCs w:val="22"/>
+              </w:rPr>
+              <w:t>的</w:t>
+            </w:r>
+            <w:r>
+              <w:rPr>
+                <w:rFonts w:asciiTheme="minorHAnsi" w:eastAsiaTheme="minorEastAsia" w:hAnsiTheme="minorHAnsi" w:cstheme="minorBidi" w:hint="eastAsia"/>
+                <w:szCs w:val="22"/>
+              </w:rPr>
+              <w:t>user</w:t>
+            </w:r>
+          </w:p>
+        </w:tc>
+        <w:tc>
+          <w:tcPr>
+            <w:tcW w:w="6637" w:type="dxa"/>
+          </w:tcPr>
+          <w:p>
+            <w:pPr>
+              <w:rPr>
+                <w:rFonts w:asciiTheme="minorHAnsi" w:eastAsiaTheme="minorEastAsia" w:hAnsiTheme="minorHAnsi" w:cstheme="minorBidi"/>
+                <w:szCs w:val="22"/>
+              </w:rPr>
+            </w:pPr>
+            <w:r>
+              <w:rPr>
+                <w:rFonts w:asciiTheme="minorHAnsi" w:eastAsiaTheme="minorEastAsia" w:hAnsiTheme="minorHAnsi" w:cstheme="minorBidi" w:hint="eastAsia"/>
+                <w:szCs w:val="22"/>
+              </w:rPr>
+              <w:t>查看任务提交用户是否正确</w:t>
+            </w:r>
+          </w:p>
+        </w:tc>
+      </w:tr>
+      <w:tr>
+        <w:tc>
+          <w:tcPr>
+            <w:tcW w:w="1885" w:type="dxa"/>
+          </w:tcPr>
+          <w:p>
+            <w:pPr>
+              <w:rPr>
+                <w:rFonts w:asciiTheme="minorHAnsi" w:eastAsiaTheme="minorEastAsia" w:hAnsiTheme="minorHAnsi" w:cstheme="minorBidi"/>
+                <w:szCs w:val="22"/>
+              </w:rPr>
+            </w:pPr>
+            <w:r>
+              <w:rPr>
+                <w:rFonts w:asciiTheme="minorHAnsi" w:eastAsiaTheme="minorEastAsia" w:hAnsiTheme="minorHAnsi" w:cstheme="minorBidi"/>
+                <w:szCs w:val="22"/>
+              </w:rPr>
+              <w:t>Running</w:t>
+            </w:r>
+            <w:r>
+              <w:rPr>
+                <w:rFonts w:asciiTheme="minorHAnsi" w:eastAsiaTheme="minorEastAsia" w:hAnsiTheme="minorHAnsi" w:cstheme="minorBidi"/>
+                <w:szCs w:val="22"/>
+              </w:rPr>
+              <w:t>Applications</w:t>
+            </w:r>
+            <w:r>
+              <w:rPr>
+                <w:rFonts w:asciiTheme="minorHAnsi" w:eastAsiaTheme="minorEastAsia" w:hAnsiTheme="minorHAnsi" w:cstheme="minorBidi" w:hint="eastAsia"/>
+                <w:szCs w:val="22"/>
+              </w:rPr>
+              <w:t>的</w:t>
+            </w:r>
+            <w:r>
+              <w:rPr>
+                <w:rFonts w:asciiTheme="minorHAnsi" w:eastAsiaTheme="minorEastAsia" w:hAnsiTheme="minorHAnsi" w:cstheme="minorBidi" w:hint="eastAsia"/>
+                <w:szCs w:val="22"/>
+              </w:rPr>
+              <w:t>state</w:t>
+            </w:r>
+          </w:p>
+        </w:tc>
+        <w:tc>
+          <w:tcPr>
+            <w:tcW w:w="6637" w:type="dxa"/>
+          </w:tcPr>
+          <w:p>
+            <w:pPr>
+              <w:rPr>
+                <w:rFonts w:asciiTheme="minorHAnsi" w:eastAsiaTheme="minorEastAsia" w:hAnsiTheme="minorHAnsi" w:cstheme="minorBidi"/>
+                <w:szCs w:val="22"/>
+              </w:rPr>
+            </w:pPr>
+            <w:r>
+              <w:rPr>
+                <w:rFonts w:asciiTheme="minorHAnsi" w:eastAsiaTheme="minorEastAsia" w:hAnsiTheme="minorHAnsi" w:cstheme="minorBidi" w:hint="eastAsia"/>
+                <w:szCs w:val="22"/>
+              </w:rPr>
+              <w:t>查看状态是否为</w:t>
+            </w:r>
+            <w:r>
+              <w:rPr>
+                <w:rFonts w:asciiTheme="minorHAnsi" w:eastAsiaTheme="minorEastAsia" w:hAnsiTheme="minorHAnsi" w:cstheme="minorBidi" w:hint="eastAsia"/>
+                <w:szCs w:val="22"/>
+              </w:rPr>
+              <w:t>RUNNING</w:t>
+            </w:r>
+          </w:p>
+        </w:tc>
+      </w:tr>
+      <w:tr>
+        <w:tc>
+          <w:tcPr>
+            <w:tcW w:w="1885" w:type="dxa"/>
+          </w:tcPr>
+          <w:p>
+            <w:pPr>
+              <w:pStyle w:val="Heading4"/>
+              <w:shd w:val="clear" w:color="auto" w:fill="FFFFFF"/>
+              <w:spacing w:before="136" w:after="136" w:line="272" w:lineRule="atLeast"/>
+              <w:rPr>
+                <w:rFonts w:asciiTheme="minorHAnsi" w:eastAsiaTheme="minorEastAsia" w:hAnsiTheme="minorHAnsi" w:cstheme="minorBidi"/>
+                <w:b w:val="0"/>
+                <w:bCs w:val="0"/>
+                <w:sz w:val="20"/>
+                <w:szCs w:val="22"/>
+              </w:rPr>
+            </w:pPr>
+            <w:r>
+              <w:rPr>
+                <w:rFonts w:asciiTheme="minorHAnsi" w:eastAsiaTheme="minorEastAsia" w:hAnsiTheme="minorHAnsi" w:cstheme="minorBidi"/>
+                <w:b w:val="0"/>
+                <w:bCs w:val="0"/>
+                <w:sz w:val="20"/>
+                <w:szCs w:val="22"/>
+              </w:rPr>
+              <w:t>Completed</w:t>
+            </w:r>
+            <w:r>
+              <w:rPr>
+                <w:rFonts w:asciiTheme="minorHAnsi" w:eastAsiaTheme="minorEastAsia" w:hAnsiTheme="minorHAnsi" w:cstheme="minorBidi"/>
+                <w:b w:val="0"/>
+                <w:bCs w:val="0"/>
+                <w:sz w:val="20"/>
+                <w:szCs w:val="22"/>
+              </w:rPr>
+              <w:t>Applications</w:t>
+            </w:r>
+          </w:p>
+          <w:p>
+            <w:pPr>
+              <w:rPr>
+                <w:rFonts w:asciiTheme="minorHAnsi" w:eastAsiaTheme="minorEastAsia" w:hAnsiTheme="minorHAnsi" w:cstheme="minorBidi"/>
+                <w:szCs w:val="22"/>
+              </w:rPr>
+            </w:pPr>
+            <w:r>
+              <w:rPr>
+                <w:rFonts w:asciiTheme="minorHAnsi" w:eastAsiaTheme="minorEastAsia" w:hAnsiTheme="minorHAnsi" w:cstheme="minorBidi" w:hint="eastAsia"/>
+                <w:szCs w:val="22"/>
+              </w:rPr>
+              <w:t>的</w:t>
+            </w:r>
+            <w:r>
+              <w:rPr>
+                <w:rFonts w:asciiTheme="minorHAnsi" w:eastAsiaTheme="minorEastAsia" w:hAnsiTheme="minorHAnsi" w:cstheme="minorBidi"/>
+                <w:szCs w:val="22"/>
+              </w:rPr>
+              <w:t>Application ID</w:t>
+            </w:r>
+          </w:p>
+        </w:tc>
+        <w:tc>
+          <w:tcPr>
+            <w:tcW w:w="6637" w:type="dxa"/>
+          </w:tcPr>
+          <w:p>
+            <w:pPr>
+              <w:rPr>
+                <w:rFonts w:asciiTheme="minorHAnsi" w:eastAsiaTheme="minorEastAsia" w:hAnsiTheme="minorHAnsi" w:cstheme="minorBidi"/>
+                <w:szCs w:val="22"/>
+              </w:rPr>
+            </w:pPr>
+            <w:r>
+              <w:rPr>
+                <w:rFonts w:asciiTheme="minorHAnsi" w:eastAsiaTheme="minorEastAsia" w:hAnsiTheme="minorHAnsi" w:cstheme="minorBidi" w:hint="eastAsia"/>
+                <w:szCs w:val="22"/>
+              </w:rPr>
+              <w:t>点击是否会跳转到已经完成的</w:t>
+            </w:r>
+            <w:r>
+              <w:rPr>
+                <w:rFonts w:asciiTheme="minorHAnsi" w:eastAsiaTheme="minorEastAsia" w:hAnsiTheme="minorHAnsi" w:cstheme="minorBidi" w:hint="eastAsia"/>
+                <w:szCs w:val="22"/>
+              </w:rPr>
+              <w:t>application</w:t>
+            </w:r>
+            <w:r>
+              <w:rPr>
+                <w:rFonts w:asciiTheme="minorHAnsi" w:eastAsiaTheme="minorEastAsia" w:hAnsiTheme="minorHAnsi" w:cstheme="minorBidi" w:hint="eastAsia"/>
+                <w:szCs w:val="22"/>
+              </w:rPr>
+              <w:t>页面</w:t>
+            </w:r>
+          </w:p>
+        </w:tc>
+      </w:tr>
+      <w:tr>
+        <w:tc>
+          <w:tcPr>
+            <w:tcW w:w="1885" w:type="dxa"/>
+          </w:tcPr>
+          <w:p>
+            <w:pPr>
+              <w:pStyle w:val="Heading4"/>
+              <w:shd w:val="clear" w:color="auto" w:fill="FFFFFF"/>
+              <w:spacing w:before="136" w:after="136" w:line="272" w:lineRule="atLeast"/>
+              <w:rPr>
+                <w:rFonts w:asciiTheme="minorHAnsi" w:eastAsiaTheme="minorEastAsia" w:hAnsiTheme="minorHAnsi" w:cstheme="minorBidi"/>
+                <w:b w:val="0"/>
+                <w:bCs w:val="0"/>
+                <w:sz w:val="20"/>
+                <w:szCs w:val="22"/>
+              </w:rPr>
+            </w:pPr>
+            <w:r>
+              <w:rPr>
+                <w:rFonts w:asciiTheme="minorHAnsi" w:eastAsiaTheme="minorEastAsia" w:hAnsiTheme="minorHAnsi" w:cstheme="minorBidi"/>
+                <w:b w:val="0"/>
+                <w:bCs w:val="0"/>
+                <w:sz w:val="20"/>
+                <w:szCs w:val="22"/>
+              </w:rPr>
+              <w:t>Completed</w:t>
+            </w:r>
+            <w:r>
+              <w:rPr>
+                <w:rFonts w:asciiTheme="minorHAnsi" w:eastAsiaTheme="minorEastAsia" w:hAnsiTheme="minorHAnsi" w:cstheme="minorBidi"/>
+                <w:b w:val="0"/>
+                <w:bCs w:val="0"/>
+                <w:sz w:val="20"/>
+                <w:szCs w:val="22"/>
+              </w:rPr>
+              <w:t>Applications</w:t>
+            </w:r>
+          </w:p>
+          <w:p>
+            <w:pPr>
+              <w:rPr>
+                <w:rFonts w:asciiTheme="minorHAnsi" w:eastAsiaTheme="minorEastAsia" w:hAnsiTheme="minorHAnsi" w:cstheme="minorBidi"/>
+                <w:szCs w:val="22"/>
+              </w:rPr>
+            </w:pPr>
+            <w:r>
+              <w:rPr>
+                <w:rFonts w:asciiTheme="minorHAnsi" w:eastAsiaTheme="minorEastAsia" w:hAnsiTheme="minorHAnsi" w:cstheme="minorBidi" w:hint="eastAsia"/>
+                <w:szCs w:val="22"/>
+              </w:rPr>
+              <w:t>的</w:t>
+            </w:r>
+            <w:r>
+              <w:rPr>
+                <w:rFonts w:asciiTheme="minorHAnsi" w:eastAsiaTheme="minorEastAsia" w:hAnsiTheme="minorHAnsi" w:cstheme="minorBidi" w:hint="eastAsia"/>
+                <w:szCs w:val="22"/>
+              </w:rPr>
+              <w:t>name</w:t>
+            </w:r>
+          </w:p>
+        </w:tc>
+        <w:tc>
+          <w:tcPr>
+            <w:tcW w:w="6637" w:type="dxa"/>
+          </w:tcPr>
+          <w:p>
+            <w:pPr>
+              <w:rPr>
+                <w:rFonts w:asciiTheme="minorHAnsi" w:eastAsiaTheme="minorEastAsia" w:hAnsiTheme="minorHAnsi" w:cstheme="minorBidi"/>
+                <w:szCs w:val="22"/>
+              </w:rPr>
+            </w:pPr>
+            <w:r>
+              <w:rPr>
+                <w:rFonts w:asciiTheme="minorHAnsi" w:eastAsiaTheme="minorEastAsia" w:hAnsiTheme="minorHAnsi" w:cstheme="minorBidi" w:hint="eastAsia"/>
+                <w:szCs w:val="22"/>
+              </w:rPr>
+              <w:t>点击是否会跳转到页面，显示日志无法激活</w:t>
+            </w:r>
+          </w:p>
+        </w:tc>
+      </w:tr>
+      <w:tr>
+        <w:tc>
+          <w:tcPr>
+            <w:tcW w:w="1885" w:type="dxa"/>
+          </w:tcPr>
+          <w:p>
+            <w:pPr>
+              <w:pStyle w:val="Heading4"/>
+              <w:shd w:val="clear" w:color="auto" w:fill="FFFFFF"/>
+              <w:spacing w:before="136" w:after="136" w:line="272" w:lineRule="atLeast"/>
+              <w:rPr>
+                <w:rFonts w:asciiTheme="minorHAnsi" w:eastAsiaTheme="minorEastAsia" w:hAnsiTheme="minorHAnsi" w:cstheme="minorBidi"/>
+                <w:b w:val="0"/>
+                <w:bCs w:val="0"/>
+                <w:sz w:val="20"/>
+                <w:szCs w:val="22"/>
+              </w:rPr>
+            </w:pPr>
+            <w:r>
+              <w:rPr>
+                <w:rFonts w:asciiTheme="minorHAnsi" w:eastAsiaTheme="minorEastAsia" w:hAnsiTheme="minorHAnsi" w:cstheme="minorBidi"/>
+                <w:b w:val="0"/>
+                <w:bCs w:val="0"/>
+                <w:sz w:val="20"/>
+                <w:szCs w:val="22"/>
+              </w:rPr>
+              <w:t>Completed</w:t>
+            </w:r>
+            <w:r>
+              <w:rPr>
+                <w:rFonts w:asciiTheme="minorHAnsi" w:eastAsiaTheme="minorEastAsia" w:hAnsiTheme="minorHAnsi" w:cstheme="minorBidi"/>
+                <w:b w:val="0"/>
+                <w:bCs w:val="0"/>
+                <w:sz w:val="20"/>
+                <w:szCs w:val="22"/>
+              </w:rPr>
+              <w:t>Applications</w:t>
+            </w:r>
+          </w:p>
+          <w:p>
+            <w:pPr>
+              <w:rPr>
+                <w:rFonts w:asciiTheme="minorHAnsi" w:eastAsiaTheme="minorEastAsia" w:hAnsiTheme="minorHAnsi" w:cstheme="minorBidi"/>
+                <w:szCs w:val="22"/>
+              </w:rPr>
+            </w:pPr>
+            <w:r>
+              <w:rPr>
+                <w:rFonts w:asciiTheme="minorHAnsi" w:eastAsiaTheme="minorEastAsia" w:hAnsiTheme="minorHAnsi" w:cstheme="minorBidi" w:hint="eastAsia"/>
+                <w:szCs w:val="22"/>
+              </w:rPr>
+              <w:t>的</w:t>
+            </w:r>
+            <w:r>
+              <w:rPr>
+                <w:rFonts w:asciiTheme="minorHAnsi" w:eastAsiaTheme="minorEastAsia" w:hAnsiTheme="minorHAnsi" w:cstheme="minorBidi" w:hint="eastAsia"/>
+                <w:szCs w:val="22"/>
+              </w:rPr>
+              <w:t>submitted time</w:t>
+            </w:r>
+          </w:p>
+        </w:tc>
+        <w:tc>
+          <w:tcPr>
+            <w:tcW w:w="6637" w:type="dxa"/>
+          </w:tcPr>
+          <w:p>
+            <w:pPr>
+              <w:rPr>
+                <w:rFonts w:asciiTheme="minorHAnsi" w:eastAsiaTheme="minorEastAsia" w:hAnsiTheme="minorHAnsi" w:cstheme="minorBidi"/>
+                <w:szCs w:val="22"/>
+              </w:rPr>
+            </w:pPr>
+            <w:r>
+              <w:rPr>
+                <w:rFonts w:asciiTheme="minorHAnsi" w:eastAsiaTheme="minorEastAsia" w:hAnsiTheme="minorHAnsi" w:cstheme="minorBidi" w:hint="eastAsia"/>
+                <w:szCs w:val="22"/>
+              </w:rPr>
+              <w:t>查看任务提交时间是否正确</w:t>
+            </w:r>
+          </w:p>
+        </w:tc>
+      </w:tr>
+      <w:tr>
+        <w:tc>
+          <w:tcPr>
+            <w:tcW w:w="1885" w:type="dxa"/>
+          </w:tcPr>
+          <w:p>
+            <w:pPr>
+              <w:pStyle w:val="Heading4"/>
+              <w:shd w:val="clear" w:color="auto" w:fill="FFFFFF"/>
+              <w:spacing w:before="136" w:after="136" w:line="272" w:lineRule="atLeast"/>
+              <w:rPr>
+                <w:rFonts w:asciiTheme="minorHAnsi" w:eastAsiaTheme="minorEastAsia" w:hAnsiTheme="minorHAnsi" w:cstheme="minorBidi"/>
+                <w:b w:val="0"/>
+                <w:bCs w:val="0"/>
+                <w:sz w:val="20"/>
+                <w:szCs w:val="22"/>
+              </w:rPr>
+            </w:pPr>
+            <w:r>
+              <w:rPr>
+                <w:rFonts w:asciiTheme="minorHAnsi" w:eastAsiaTheme="minorEastAsia" w:hAnsiTheme="minorHAnsi" w:cstheme="minorBidi"/>
+                <w:b w:val="0"/>
+                <w:bCs w:val="0"/>
+                <w:sz w:val="20"/>
+                <w:szCs w:val="22"/>
+              </w:rPr>
+              <w:t>Completed</w:t>
+            </w:r>
+            <w:r>
+              <w:rPr>
+                <w:rFonts w:asciiTheme="minorHAnsi" w:eastAsiaTheme="minorEastAsia" w:hAnsiTheme="minorHAnsi" w:cstheme="minorBidi"/>
+                <w:b w:val="0"/>
+                <w:bCs w:val="0"/>
+                <w:sz w:val="20"/>
+                <w:szCs w:val="22"/>
+              </w:rPr>
+              <w:t>Applications</w:t>
+            </w:r>
+          </w:p>
+          <w:p>
+            <w:pPr>
+              <w:rPr>
+                <w:rFonts w:asciiTheme="minorHAnsi" w:eastAsiaTheme="minorEastAsia" w:hAnsiTheme="minorHAnsi" w:cstheme="minorBidi"/>
+                <w:szCs w:val="22"/>
+              </w:rPr>
+            </w:pPr>
+            <w:r>
+              <w:rPr>
+                <w:rFonts w:asciiTheme="minorHAnsi" w:eastAsiaTheme="minorEastAsia" w:hAnsiTheme="minorHAnsi" w:cstheme="minorBidi" w:hint="eastAsia"/>
+                <w:szCs w:val="22"/>
+              </w:rPr>
+              <w:t>的</w:t>
+            </w:r>
+            <w:r>
+              <w:rPr>
+                <w:rFonts w:asciiTheme="minorHAnsi" w:eastAsiaTheme="minorEastAsia" w:hAnsiTheme="minorHAnsi" w:cstheme="minorBidi" w:hint="eastAsia"/>
+                <w:szCs w:val="22"/>
+              </w:rPr>
+              <w:t>user</w:t>
+            </w:r>
+          </w:p>
+        </w:tc>
+        <w:tc>
+          <w:tcPr>
+            <w:tcW w:w="6637" w:type="dxa"/>
+          </w:tcPr>
+          <w:p>
+            <w:pPr>
+              <w:rPr>
+                <w:rFonts w:asciiTheme="minorHAnsi" w:eastAsiaTheme="minorEastAsia" w:hAnsiTheme="minorHAnsi" w:cstheme="minorBidi"/>
+                <w:szCs w:val="22"/>
+              </w:rPr>
+            </w:pPr>
+            <w:r>
+              <w:rPr>
+                <w:rFonts w:asciiTheme="minorHAnsi" w:eastAsiaTheme="minorEastAsia" w:hAnsiTheme="minorHAnsi" w:cstheme="minorBidi" w:hint="eastAsia"/>
+                <w:szCs w:val="22"/>
+              </w:rPr>
+              <w:t>查看任务提交用户是否正确</w:t>
+            </w:r>
+          </w:p>
+        </w:tc>
+      </w:tr>
+      <w:tr>
+        <w:tc>
+          <w:tcPr>
+            <w:tcW w:w="1885" w:type="dxa"/>
+          </w:tcPr>
+          <w:p>
+            <w:pPr>
+              <w:pStyle w:val="Heading4"/>
+              <w:shd w:val="clear" w:color="auto" w:fill="FFFFFF"/>
+              <w:spacing w:before="136" w:after="136" w:line="272" w:lineRule="atLeast"/>
+              <w:rPr>
+                <w:rFonts w:asciiTheme="minorHAnsi" w:eastAsiaTheme="minorEastAsia" w:hAnsiTheme="minorHAnsi" w:cstheme="minorBidi"/>
+                <w:b w:val="0"/>
+                <w:bCs w:val="0"/>
+                <w:sz w:val="20"/>
+                <w:szCs w:val="22"/>
+              </w:rPr>
+            </w:pPr>
+            <w:r>
+              <w:rPr>
+                <w:rFonts w:asciiTheme="minorHAnsi" w:eastAsiaTheme="minorEastAsia" w:hAnsiTheme="minorHAnsi" w:cstheme="minorBidi"/>
+                <w:b w:val="0"/>
+                <w:bCs w:val="0"/>
+                <w:sz w:val="20"/>
+                <w:szCs w:val="22"/>
+              </w:rPr>
+              <w:t>Completed</w:t>
+            </w:r>
+            <w:r>
+              <w:rPr>
+                <w:rFonts w:asciiTheme="minorHAnsi" w:eastAsiaTheme="minorEastAsia" w:hAnsiTheme="minorHAnsi" w:cstheme="minorBidi"/>
+                <w:b w:val="0"/>
+                <w:bCs w:val="0"/>
+                <w:sz w:val="20"/>
+                <w:szCs w:val="22"/>
+              </w:rPr>
+              <w:t>Applications</w:t>
+            </w:r>
+          </w:p>
+          <w:p>
+            <w:pPr>
+              <w:rPr>
+                <w:rFonts w:asciiTheme="minorHAnsi" w:eastAsiaTheme="minorEastAsia" w:hAnsiTheme="minorHAnsi" w:cstheme="minorBidi"/>
+                <w:szCs w:val="22"/>
+              </w:rPr>
+            </w:pPr>
+            <w:r>
+              <w:rPr>
+                <w:rFonts w:asciiTheme="minorHAnsi" w:eastAsiaTheme="minorEastAsia" w:hAnsiTheme="minorHAnsi" w:cstheme="minorBidi" w:hint="eastAsia"/>
+                <w:szCs w:val="22"/>
+              </w:rPr>
+              <w:t>的</w:t>
+            </w:r>
+            <w:r>
+              <w:rPr>
+                <w:rFonts w:asciiTheme="minorHAnsi" w:eastAsiaTheme="minorEastAsia" w:hAnsiTheme="minorHAnsi" w:cstheme="minorBidi" w:hint="eastAsia"/>
+                <w:szCs w:val="22"/>
+              </w:rPr>
+              <w:t>state</w:t>
+            </w:r>
+          </w:p>
+        </w:tc>
+        <w:tc>
+          <w:tcPr>
+            <w:tcW w:w="6637" w:type="dxa"/>
+          </w:tcPr>
+          <w:p>
+            <w:pPr>
+              <w:rPr>
+                <w:rFonts w:asciiTheme="minorHAnsi" w:eastAsiaTheme="minorEastAsia" w:hAnsiTheme="minorHAnsi" w:cstheme="minorBidi"/>
+                <w:szCs w:val="22"/>
+              </w:rPr>
+            </w:pPr>
+            <w:r>
+              <w:rPr>
+                <w:rFonts w:asciiTheme="minorHAnsi" w:eastAsiaTheme="minorEastAsia" w:hAnsiTheme="minorHAnsi" w:cstheme="minorBidi" w:hint="eastAsia"/>
+                <w:szCs w:val="22"/>
+              </w:rPr>
+              <w:t>查看状态是否为</w:t>
+            </w:r>
+            <w:r>
+              <w:rPr>
+                <w:rFonts w:asciiTheme="minorHAnsi" w:eastAsiaTheme="minorEastAsia" w:hAnsiTheme="minorHAnsi" w:cstheme="minorBidi" w:hint="eastAsia"/>
+                <w:szCs w:val="22"/>
+              </w:rPr>
+              <w:t>FINISHED</w:t>
             </w:r>
           </w:p>
         </w:tc>
       </w:tr>
     </w:tbl>
+    <w:p>
+      <w:pPr>
+        <w:rPr>
+          <w:rFonts w:asciiTheme="minorHAnsi" w:eastAsiaTheme="minorEastAsia" w:hAnsiTheme="minorHAnsi" w:cstheme="minorBidi" w:hint="eastAsia"/>
+          <w:szCs w:val="22"/>
+        </w:rPr>
+      </w:pPr>
+      <w:r>
+        <w:rPr>
+          <w:rFonts w:asciiTheme="minorHAnsi" w:eastAsiaTheme="minorEastAsia" w:hAnsiTheme="minorHAnsi" w:cstheme="minorBidi" w:hint="eastAsia"/>
+          <w:szCs w:val="22"/>
+        </w:rPr>
+        <w:tab/>
+        <w:t>2.worker</w:t>
+      </w:r>
+      <w:r>
+        <w:rPr>
+          <w:rFonts w:asciiTheme="minorHAnsi" w:eastAsiaTheme="minorEastAsia" w:hAnsiTheme="minorHAnsi" w:cstheme="minorBidi" w:hint="eastAsia"/>
+          <w:szCs w:val="22"/>
+        </w:rPr>
+        <w:t>管理页面</w:t>
+      </w:r>
+    </w:p>
+    <w:p>
+      <w:pPr>
+        <w:rPr>
+          <w:rFonts w:asciiTheme="minorHAnsi" w:eastAsiaTheme="minorEastAsia" w:hAnsiTheme="minorHAnsi" w:cstheme="minorBidi" w:hint="eastAsia"/>
+          <w:szCs w:val="22"/>
+        </w:rPr>
+      </w:pPr>
+      <w:r>
+        <w:rPr>
+          <w:rFonts w:asciiTheme="minorHAnsi" w:eastAsiaTheme="minorEastAsia" w:hAnsiTheme="minorHAnsi" w:cstheme="minorBidi" w:hint="eastAsia"/>
+          <w:noProof/>
+          <w:szCs w:val="22"/>
+        </w:rPr>
+        <w:drawing>
+          <wp:inline distT="0" distB="0" distL="0" distR="0">
+            <wp:extent cx="5262245" cy="2587625"/>
+            <wp:effectExtent l="19050" t="0" r="0" b="0"/>
+            <wp:docPr id="4" name="Picture 3"/>
+            <wp:cNvGraphicFramePr>
+              <a:graphicFrameLocks xmlns:a="http://schemas.openxmlformats.org/drawingml/2006/main" noChangeAspect="1"/>
+            </wp:cNvGraphicFramePr>
+            <a:graphic xmlns:a="http://schemas.openxmlformats.org/drawingml/2006/main">
+              <a:graphicData uri="http://schemas.openxmlformats.org/drawingml/2006/picture">
+                <pic:pic xmlns:pic="http://schemas.openxmlformats.org/drawingml/2006/picture">
+                  <pic:nvPicPr>
+                    <pic:cNvPr id="0" name="Picture 3"/>
+                    <pic:cNvPicPr>
+                      <a:picLocks noChangeAspect="1" noChangeArrowheads="1"/>
+                    </pic:cNvPicPr>
+                  </pic:nvPicPr>
+                  <pic:blipFill>
+                    <a:blip r:embed="rId12"/>
+                    <a:srcRect/>
+                    <a:stretch>
+                      <a:fillRect/>
+                    </a:stretch>
+                  </pic:blipFill>
+                  <pic:spPr bwMode="auto">
+                    <a:xfrm>
+                      <a:off x="0" y="0"/>
+                      <a:ext cx="5262245" cy="2587625"/>
+                    </a:xfrm>
+                    <a:prstGeom prst="rect">
+                      <a:avLst/>
+                    </a:prstGeom>
+                    <a:noFill/>
+                    <a:ln w="9525">
+                      <a:noFill/>
+                      <a:miter lim="800000"/>
+                      <a:headEnd/>
+                      <a:tailEnd/>
+                    </a:ln>
+                  </pic:spPr>
+                </pic:pic>
+              </a:graphicData>
+            </a:graphic>
+          </wp:inline>
+        </w:drawing>
+      </w:r>
+    </w:p>
+    <w:tbl>
+      <w:tblPr>
+        <w:tblStyle w:val="TableGrid"/>
+        <w:tblW w:w="0" w:type="auto"/>
+        <w:tblLook w:val="04A0"/>
+      </w:tblPr>
+      <w:tblGrid>
+        <w:gridCol w:w="2093"/>
+        <w:gridCol w:w="6429"/>
+      </w:tblGrid>
+      <w:tr>
+        <w:tc>
+          <w:tcPr>
+            <w:tcW w:w="2093" w:type="dxa"/>
+          </w:tcPr>
+          <w:p>
+            <w:pPr>
+              <w:rPr>
+                <w:rFonts w:asciiTheme="minorHAnsi" w:eastAsiaTheme="minorEastAsia" w:hAnsiTheme="minorHAnsi" w:cstheme="minorBidi" w:hint="eastAsia"/>
+                <w:szCs w:val="22"/>
+              </w:rPr>
+            </w:pPr>
+            <w:r>
+              <w:rPr>
+                <w:rFonts w:asciiTheme="minorHAnsi" w:eastAsiaTheme="minorEastAsia" w:hAnsiTheme="minorHAnsi" w:cstheme="minorBidi" w:hint="eastAsia"/>
+                <w:szCs w:val="22"/>
+              </w:rPr>
+              <w:t>测试点</w:t>
+            </w:r>
+          </w:p>
+        </w:tc>
+        <w:tc>
+          <w:tcPr>
+            <w:tcW w:w="6429" w:type="dxa"/>
+          </w:tcPr>
+          <w:p>
+            <w:pPr>
+              <w:rPr>
+                <w:rFonts w:asciiTheme="minorHAnsi" w:eastAsiaTheme="minorEastAsia" w:hAnsiTheme="minorHAnsi" w:cstheme="minorBidi" w:hint="eastAsia"/>
+                <w:szCs w:val="22"/>
+              </w:rPr>
+            </w:pPr>
+            <w:r>
+              <w:rPr>
+                <w:rFonts w:asciiTheme="minorHAnsi" w:eastAsiaTheme="minorEastAsia" w:hAnsiTheme="minorHAnsi" w:cstheme="minorBidi" w:hint="eastAsia"/>
+                <w:szCs w:val="22"/>
+              </w:rPr>
+              <w:t>描述</w:t>
+            </w:r>
+          </w:p>
+        </w:tc>
+      </w:tr>
+      <w:tr>
+        <w:tc>
+          <w:tcPr>
+            <w:tcW w:w="2093" w:type="dxa"/>
+          </w:tcPr>
+          <w:p>
+            <w:pPr>
+              <w:rPr>
+                <w:rFonts w:asciiTheme="minorHAnsi" w:eastAsiaTheme="minorEastAsia" w:hAnsiTheme="minorHAnsi" w:cstheme="minorBidi" w:hint="eastAsia"/>
+                <w:szCs w:val="22"/>
+              </w:rPr>
+            </w:pPr>
+            <w:r>
+              <w:rPr>
+                <w:rFonts w:asciiTheme="minorHAnsi" w:eastAsiaTheme="minorEastAsia" w:hAnsiTheme="minorHAnsi" w:cstheme="minorBidi"/>
+                <w:szCs w:val="22"/>
+              </w:rPr>
+              <w:t>B</w:t>
+            </w:r>
+            <w:r>
+              <w:rPr>
+                <w:rFonts w:asciiTheme="minorHAnsi" w:eastAsiaTheme="minorEastAsia" w:hAnsiTheme="minorHAnsi" w:cstheme="minorBidi" w:hint="eastAsia"/>
+                <w:szCs w:val="22"/>
+              </w:rPr>
+              <w:t>ack to master</w:t>
+            </w:r>
+          </w:p>
+        </w:tc>
+        <w:tc>
+          <w:tcPr>
+            <w:tcW w:w="6429" w:type="dxa"/>
+          </w:tcPr>
+          <w:p>
+            <w:pPr>
+              <w:rPr>
+                <w:rFonts w:asciiTheme="minorHAnsi" w:eastAsiaTheme="minorEastAsia" w:hAnsiTheme="minorHAnsi" w:cstheme="minorBidi" w:hint="eastAsia"/>
+                <w:szCs w:val="22"/>
+              </w:rPr>
+            </w:pPr>
+            <w:r>
+              <w:rPr>
+                <w:rFonts w:asciiTheme="minorHAnsi" w:eastAsiaTheme="minorEastAsia" w:hAnsiTheme="minorHAnsi" w:cstheme="minorBidi" w:hint="eastAsia"/>
+                <w:szCs w:val="22"/>
+              </w:rPr>
+              <w:t>点击返回</w:t>
+            </w:r>
+            <w:r>
+              <w:rPr>
+                <w:rFonts w:asciiTheme="minorHAnsi" w:eastAsiaTheme="minorEastAsia" w:hAnsiTheme="minorHAnsi" w:cstheme="minorBidi" w:hint="eastAsia"/>
+                <w:szCs w:val="22"/>
+              </w:rPr>
+              <w:t>master</w:t>
+            </w:r>
+            <w:r>
+              <w:rPr>
+                <w:rFonts w:asciiTheme="minorHAnsi" w:eastAsiaTheme="minorEastAsia" w:hAnsiTheme="minorHAnsi" w:cstheme="minorBidi" w:hint="eastAsia"/>
+                <w:szCs w:val="22"/>
+              </w:rPr>
+              <w:t>管理页面</w:t>
+            </w:r>
+          </w:p>
+        </w:tc>
+      </w:tr>
+      <w:tr>
+        <w:tc>
+          <w:tcPr>
+            <w:tcW w:w="2093" w:type="dxa"/>
+          </w:tcPr>
+          <w:p>
+            <w:pPr>
+              <w:pStyle w:val="Heading4"/>
+              <w:shd w:val="clear" w:color="auto" w:fill="FFFFFF"/>
+              <w:spacing w:before="136" w:after="136" w:line="272" w:lineRule="atLeast"/>
+              <w:rPr>
+                <w:rFonts w:asciiTheme="minorHAnsi" w:eastAsiaTheme="minorEastAsia" w:hAnsiTheme="minorHAnsi" w:cstheme="minorBidi" w:hint="eastAsia"/>
+                <w:b w:val="0"/>
+                <w:bCs w:val="0"/>
+                <w:sz w:val="20"/>
+                <w:szCs w:val="22"/>
+              </w:rPr>
+            </w:pPr>
+            <w:r>
+              <w:rPr>
+                <w:rFonts w:asciiTheme="minorHAnsi" w:eastAsiaTheme="minorEastAsia" w:hAnsiTheme="minorHAnsi" w:cstheme="minorBidi"/>
+                <w:b w:val="0"/>
+                <w:bCs w:val="0"/>
+                <w:sz w:val="20"/>
+                <w:szCs w:val="22"/>
+              </w:rPr>
+              <w:lastRenderedPageBreak/>
+              <w:t>Running Executors</w:t>
+            </w:r>
+            <w:r>
+              <w:rPr>
+                <w:rFonts w:asciiTheme="minorHAnsi" w:eastAsiaTheme="minorEastAsia" w:hAnsiTheme="minorHAnsi" w:cstheme="minorBidi" w:hint="eastAsia"/>
+                <w:b w:val="0"/>
+                <w:bCs w:val="0"/>
+                <w:sz w:val="20"/>
+                <w:szCs w:val="22"/>
+              </w:rPr>
+              <w:t>的</w:t>
+            </w:r>
+            <w:r>
+              <w:rPr>
+                <w:rFonts w:asciiTheme="minorHAnsi" w:eastAsiaTheme="minorEastAsia" w:hAnsiTheme="minorHAnsi" w:cstheme="minorBidi" w:hint="eastAsia"/>
+                <w:b w:val="0"/>
+                <w:bCs w:val="0"/>
+                <w:sz w:val="20"/>
+                <w:szCs w:val="22"/>
+              </w:rPr>
+              <w:t>state</w:t>
+            </w:r>
+            <w:r>
+              <w:rPr>
+                <w:rFonts w:asciiTheme="minorHAnsi" w:eastAsiaTheme="minorEastAsia" w:hAnsiTheme="minorHAnsi" w:cstheme="minorBidi"/>
+                <w:b w:val="0"/>
+                <w:bCs w:val="0"/>
+                <w:sz w:val="20"/>
+                <w:szCs w:val="22"/>
+              </w:rPr>
+              <w:t> </w:t>
+            </w:r>
+          </w:p>
+        </w:tc>
+        <w:tc>
+          <w:tcPr>
+            <w:tcW w:w="6429" w:type="dxa"/>
+          </w:tcPr>
+          <w:p>
+            <w:pPr>
+              <w:rPr>
+                <w:rFonts w:asciiTheme="minorHAnsi" w:eastAsiaTheme="minorEastAsia" w:hAnsiTheme="minorHAnsi" w:cstheme="minorBidi" w:hint="eastAsia"/>
+                <w:szCs w:val="22"/>
+              </w:rPr>
+            </w:pPr>
+            <w:r>
+              <w:rPr>
+                <w:rFonts w:asciiTheme="minorHAnsi" w:eastAsiaTheme="minorEastAsia" w:hAnsiTheme="minorHAnsi" w:cstheme="minorBidi" w:hint="eastAsia"/>
+                <w:szCs w:val="22"/>
+              </w:rPr>
+              <w:t>查看是否为</w:t>
+            </w:r>
+            <w:r>
+              <w:rPr>
+                <w:rFonts w:asciiTheme="minorHAnsi" w:eastAsiaTheme="minorEastAsia" w:hAnsiTheme="minorHAnsi" w:cstheme="minorBidi" w:hint="eastAsia"/>
+                <w:szCs w:val="22"/>
+              </w:rPr>
+              <w:t>LOADING</w:t>
+            </w:r>
+          </w:p>
+        </w:tc>
+      </w:tr>
+      <w:tr>
+        <w:tc>
+          <w:tcPr>
+            <w:tcW w:w="2093" w:type="dxa"/>
+          </w:tcPr>
+          <w:p>
+            <w:pPr>
+              <w:pStyle w:val="Heading4"/>
+              <w:shd w:val="clear" w:color="auto" w:fill="FFFFFF"/>
+              <w:spacing w:before="136" w:after="136" w:line="272" w:lineRule="atLeast"/>
+              <w:rPr>
+                <w:rFonts w:asciiTheme="minorHAnsi" w:eastAsiaTheme="minorEastAsia" w:hAnsiTheme="minorHAnsi" w:cstheme="minorBidi" w:hint="eastAsia"/>
+                <w:b w:val="0"/>
+                <w:bCs w:val="0"/>
+                <w:sz w:val="20"/>
+                <w:szCs w:val="22"/>
+              </w:rPr>
+            </w:pPr>
+            <w:r>
+              <w:rPr>
+                <w:rFonts w:asciiTheme="minorHAnsi" w:eastAsiaTheme="minorEastAsia" w:hAnsiTheme="minorHAnsi" w:cstheme="minorBidi"/>
+                <w:b w:val="0"/>
+                <w:bCs w:val="0"/>
+                <w:sz w:val="20"/>
+                <w:szCs w:val="22"/>
+              </w:rPr>
+              <w:t>Running Executors</w:t>
+            </w:r>
+            <w:r>
+              <w:rPr>
+                <w:rFonts w:asciiTheme="minorHAnsi" w:eastAsiaTheme="minorEastAsia" w:hAnsiTheme="minorHAnsi" w:cstheme="minorBidi" w:hint="eastAsia"/>
+                <w:b w:val="0"/>
+                <w:bCs w:val="0"/>
+                <w:sz w:val="20"/>
+                <w:szCs w:val="22"/>
+              </w:rPr>
+              <w:t>的</w:t>
+            </w:r>
+            <w:r>
+              <w:rPr>
+                <w:rFonts w:asciiTheme="minorHAnsi" w:eastAsiaTheme="minorEastAsia" w:hAnsiTheme="minorHAnsi" w:cstheme="minorBidi" w:hint="eastAsia"/>
+                <w:b w:val="0"/>
+                <w:bCs w:val="0"/>
+                <w:sz w:val="20"/>
+                <w:szCs w:val="22"/>
+              </w:rPr>
+              <w:t>job detail</w:t>
+            </w:r>
+          </w:p>
+        </w:tc>
+        <w:tc>
+          <w:tcPr>
+            <w:tcW w:w="6429" w:type="dxa"/>
+          </w:tcPr>
+          <w:p>
+            <w:pPr>
+              <w:rPr>
+                <w:rFonts w:asciiTheme="minorHAnsi" w:eastAsiaTheme="minorEastAsia" w:hAnsiTheme="minorHAnsi" w:cstheme="minorBidi" w:hint="eastAsia"/>
+                <w:szCs w:val="22"/>
+              </w:rPr>
+            </w:pPr>
+            <w:r>
+              <w:rPr>
+                <w:rFonts w:asciiTheme="minorHAnsi" w:eastAsiaTheme="minorEastAsia" w:hAnsiTheme="minorHAnsi" w:cstheme="minorBidi" w:hint="eastAsia"/>
+                <w:szCs w:val="22"/>
+              </w:rPr>
+              <w:t>查看</w:t>
+            </w:r>
+            <w:r>
+              <w:rPr>
+                <w:rFonts w:asciiTheme="minorHAnsi" w:eastAsiaTheme="minorEastAsia" w:hAnsiTheme="minorHAnsi" w:cstheme="minorBidi" w:hint="eastAsia"/>
+                <w:szCs w:val="22"/>
+              </w:rPr>
+              <w:t>job</w:t>
+            </w:r>
+            <w:r>
+              <w:rPr>
+                <w:rFonts w:asciiTheme="minorHAnsi" w:eastAsiaTheme="minorEastAsia" w:hAnsiTheme="minorHAnsi" w:cstheme="minorBidi" w:hint="eastAsia"/>
+                <w:szCs w:val="22"/>
+              </w:rPr>
+              <w:t>的</w:t>
+            </w:r>
+            <w:r>
+              <w:rPr>
+                <w:rFonts w:asciiTheme="minorHAnsi" w:eastAsiaTheme="minorEastAsia" w:hAnsiTheme="minorHAnsi" w:cstheme="minorBidi" w:hint="eastAsia"/>
+                <w:szCs w:val="22"/>
+              </w:rPr>
+              <w:t>id</w:t>
+            </w:r>
+            <w:r>
+              <w:rPr>
+                <w:rFonts w:asciiTheme="minorHAnsi" w:eastAsiaTheme="minorEastAsia" w:hAnsiTheme="minorHAnsi" w:cstheme="minorBidi" w:hint="eastAsia"/>
+                <w:szCs w:val="22"/>
+              </w:rPr>
+              <w:t>，</w:t>
+            </w:r>
+            <w:r>
+              <w:rPr>
+                <w:rFonts w:asciiTheme="minorHAnsi" w:eastAsiaTheme="minorEastAsia" w:hAnsiTheme="minorHAnsi" w:cstheme="minorBidi" w:hint="eastAsia"/>
+                <w:szCs w:val="22"/>
+              </w:rPr>
+              <w:t>username</w:t>
+            </w:r>
+            <w:r>
+              <w:rPr>
+                <w:rFonts w:asciiTheme="minorHAnsi" w:eastAsiaTheme="minorEastAsia" w:hAnsiTheme="minorHAnsi" w:cstheme="minorBidi" w:hint="eastAsia"/>
+                <w:szCs w:val="22"/>
+              </w:rPr>
+              <w:t>，</w:t>
+            </w:r>
+            <w:r>
+              <w:rPr>
+                <w:rFonts w:asciiTheme="minorHAnsi" w:eastAsiaTheme="minorEastAsia" w:hAnsiTheme="minorHAnsi" w:cstheme="minorBidi" w:hint="eastAsia"/>
+                <w:szCs w:val="22"/>
+              </w:rPr>
+              <w:t>user</w:t>
+            </w:r>
+            <w:r>
+              <w:rPr>
+                <w:rFonts w:asciiTheme="minorHAnsi" w:eastAsiaTheme="minorEastAsia" w:hAnsiTheme="minorHAnsi" w:cstheme="minorBidi" w:hint="eastAsia"/>
+                <w:szCs w:val="22"/>
+              </w:rPr>
+              <w:t>是否正确</w:t>
+            </w:r>
+          </w:p>
+        </w:tc>
+      </w:tr>
+      <w:tr>
+        <w:tc>
+          <w:tcPr>
+            <w:tcW w:w="2093" w:type="dxa"/>
+          </w:tcPr>
+          <w:p>
+            <w:pPr>
+              <w:pStyle w:val="Heading4"/>
+              <w:shd w:val="clear" w:color="auto" w:fill="FFFFFF"/>
+              <w:spacing w:before="136" w:after="136" w:line="272" w:lineRule="atLeast"/>
+              <w:rPr>
+                <w:rFonts w:asciiTheme="minorHAnsi" w:eastAsiaTheme="minorEastAsia" w:hAnsiTheme="minorHAnsi" w:cstheme="minorBidi" w:hint="eastAsia"/>
+                <w:szCs w:val="22"/>
+              </w:rPr>
+            </w:pPr>
+            <w:r>
+              <w:rPr>
+                <w:rFonts w:asciiTheme="minorHAnsi" w:eastAsiaTheme="minorEastAsia" w:hAnsiTheme="minorHAnsi" w:cstheme="minorBidi"/>
+                <w:b w:val="0"/>
+                <w:bCs w:val="0"/>
+                <w:sz w:val="20"/>
+                <w:szCs w:val="22"/>
+              </w:rPr>
+              <w:t>Running Executors</w:t>
+            </w:r>
+            <w:r>
+              <w:rPr>
+                <w:rFonts w:asciiTheme="minorHAnsi" w:eastAsiaTheme="minorEastAsia" w:hAnsiTheme="minorHAnsi" w:cstheme="minorBidi" w:hint="eastAsia"/>
+                <w:b w:val="0"/>
+                <w:bCs w:val="0"/>
+                <w:sz w:val="20"/>
+                <w:szCs w:val="22"/>
+              </w:rPr>
+              <w:t>的</w:t>
+            </w:r>
+            <w:r>
+              <w:rPr>
+                <w:rFonts w:asciiTheme="minorHAnsi" w:eastAsiaTheme="minorEastAsia" w:hAnsiTheme="minorHAnsi" w:cstheme="minorBidi" w:hint="eastAsia"/>
+                <w:b w:val="0"/>
+                <w:bCs w:val="0"/>
+                <w:sz w:val="20"/>
+                <w:szCs w:val="22"/>
+              </w:rPr>
+              <w:t>stdout</w:t>
+            </w:r>
+          </w:p>
+        </w:tc>
+        <w:tc>
+          <w:tcPr>
+            <w:tcW w:w="6429" w:type="dxa"/>
+          </w:tcPr>
+          <w:p>
+            <w:pPr>
+              <w:rPr>
+                <w:rFonts w:asciiTheme="minorHAnsi" w:eastAsiaTheme="minorEastAsia" w:hAnsiTheme="minorHAnsi" w:cstheme="minorBidi" w:hint="eastAsia"/>
+                <w:szCs w:val="22"/>
+              </w:rPr>
+            </w:pPr>
+            <w:r>
+              <w:rPr>
+                <w:rFonts w:asciiTheme="minorHAnsi" w:eastAsiaTheme="minorEastAsia" w:hAnsiTheme="minorHAnsi" w:cstheme="minorBidi" w:hint="eastAsia"/>
+                <w:szCs w:val="22"/>
+              </w:rPr>
+              <w:t>点击跳转到输出日志界面</w:t>
+            </w:r>
+          </w:p>
+        </w:tc>
+      </w:tr>
+      <w:tr>
+        <w:tc>
+          <w:tcPr>
+            <w:tcW w:w="2093" w:type="dxa"/>
+          </w:tcPr>
+          <w:p>
+            <w:pPr>
+              <w:pStyle w:val="Heading4"/>
+              <w:shd w:val="clear" w:color="auto" w:fill="FFFFFF"/>
+              <w:spacing w:before="136" w:after="136" w:line="272" w:lineRule="atLeast"/>
+              <w:rPr>
+                <w:rFonts w:asciiTheme="minorHAnsi" w:eastAsiaTheme="minorEastAsia" w:hAnsiTheme="minorHAnsi" w:cstheme="minorBidi" w:hint="eastAsia"/>
+                <w:szCs w:val="22"/>
+              </w:rPr>
+            </w:pPr>
+            <w:r>
+              <w:rPr>
+                <w:rFonts w:asciiTheme="minorHAnsi" w:eastAsiaTheme="minorEastAsia" w:hAnsiTheme="minorHAnsi" w:cstheme="minorBidi"/>
+                <w:b w:val="0"/>
+                <w:bCs w:val="0"/>
+                <w:sz w:val="20"/>
+                <w:szCs w:val="22"/>
+              </w:rPr>
+              <w:t>Running Executors</w:t>
+            </w:r>
+            <w:r>
+              <w:rPr>
+                <w:rFonts w:asciiTheme="minorHAnsi" w:eastAsiaTheme="minorEastAsia" w:hAnsiTheme="minorHAnsi" w:cstheme="minorBidi" w:hint="eastAsia"/>
+                <w:b w:val="0"/>
+                <w:bCs w:val="0"/>
+                <w:sz w:val="20"/>
+                <w:szCs w:val="22"/>
+              </w:rPr>
+              <w:t>的</w:t>
+            </w:r>
+            <w:r>
+              <w:rPr>
+                <w:rFonts w:asciiTheme="minorHAnsi" w:eastAsiaTheme="minorEastAsia" w:hAnsiTheme="minorHAnsi" w:cstheme="minorBidi" w:hint="eastAsia"/>
+                <w:b w:val="0"/>
+                <w:bCs w:val="0"/>
+                <w:sz w:val="20"/>
+                <w:szCs w:val="22"/>
+              </w:rPr>
+              <w:t>std</w:t>
+            </w:r>
+            <w:r>
+              <w:rPr>
+                <w:rFonts w:asciiTheme="minorHAnsi" w:eastAsiaTheme="minorEastAsia" w:hAnsiTheme="minorHAnsi" w:cstheme="minorBidi" w:hint="eastAsia"/>
+                <w:b w:val="0"/>
+                <w:bCs w:val="0"/>
+                <w:sz w:val="20"/>
+                <w:szCs w:val="22"/>
+              </w:rPr>
+              <w:t>err</w:t>
+            </w:r>
+          </w:p>
+        </w:tc>
+        <w:tc>
+          <w:tcPr>
+            <w:tcW w:w="6429" w:type="dxa"/>
+          </w:tcPr>
+          <w:p>
+            <w:pPr>
+              <w:rPr>
+                <w:rFonts w:asciiTheme="minorHAnsi" w:eastAsiaTheme="minorEastAsia" w:hAnsiTheme="minorHAnsi" w:cstheme="minorBidi" w:hint="eastAsia"/>
+                <w:szCs w:val="22"/>
+              </w:rPr>
+            </w:pPr>
+            <w:r>
+              <w:rPr>
+                <w:rFonts w:asciiTheme="minorHAnsi" w:eastAsiaTheme="minorEastAsia" w:hAnsiTheme="minorHAnsi" w:cstheme="minorBidi" w:hint="eastAsia"/>
+                <w:szCs w:val="22"/>
+              </w:rPr>
+              <w:t>点击跳转到错误日志界面</w:t>
+            </w:r>
+          </w:p>
+        </w:tc>
+      </w:tr>
+      <w:tr>
+        <w:tc>
+          <w:tcPr>
+            <w:tcW w:w="2093" w:type="dxa"/>
+          </w:tcPr>
+          <w:p>
+            <w:pPr>
+              <w:pStyle w:val="Heading4"/>
+              <w:shd w:val="clear" w:color="auto" w:fill="FFFFFF"/>
+              <w:spacing w:before="136" w:after="136" w:line="272" w:lineRule="atLeast"/>
+              <w:rPr>
+                <w:rFonts w:asciiTheme="minorHAnsi" w:eastAsiaTheme="minorEastAsia" w:hAnsiTheme="minorHAnsi" w:cstheme="minorBidi"/>
+                <w:b w:val="0"/>
+                <w:bCs w:val="0"/>
+                <w:sz w:val="20"/>
+                <w:szCs w:val="22"/>
+              </w:rPr>
+            </w:pPr>
+            <w:r>
+              <w:rPr>
+                <w:rFonts w:asciiTheme="minorHAnsi" w:eastAsiaTheme="minorEastAsia" w:hAnsiTheme="minorHAnsi" w:cstheme="minorBidi"/>
+                <w:b w:val="0"/>
+                <w:bCs w:val="0"/>
+                <w:sz w:val="20"/>
+                <w:szCs w:val="22"/>
+              </w:rPr>
+              <w:t>Finished Executors</w:t>
+            </w:r>
+          </w:p>
+          <w:p>
+            <w:pPr>
+              <w:pStyle w:val="Heading4"/>
+              <w:shd w:val="clear" w:color="auto" w:fill="FFFFFF"/>
+              <w:spacing w:before="136" w:after="136" w:line="272" w:lineRule="atLeast"/>
+              <w:rPr>
+                <w:rFonts w:asciiTheme="minorHAnsi" w:eastAsiaTheme="minorEastAsia" w:hAnsiTheme="minorHAnsi" w:cstheme="minorBidi" w:hint="eastAsia"/>
+                <w:b w:val="0"/>
+                <w:bCs w:val="0"/>
+                <w:sz w:val="20"/>
+                <w:szCs w:val="22"/>
+              </w:rPr>
+            </w:pPr>
+            <w:r>
+              <w:rPr>
+                <w:rFonts w:asciiTheme="minorHAnsi" w:eastAsiaTheme="minorEastAsia" w:hAnsiTheme="minorHAnsi" w:cstheme="minorBidi" w:hint="eastAsia"/>
+                <w:b w:val="0"/>
+                <w:bCs w:val="0"/>
+                <w:sz w:val="20"/>
+                <w:szCs w:val="22"/>
+              </w:rPr>
+              <w:t>的</w:t>
+            </w:r>
+            <w:r>
+              <w:rPr>
+                <w:rFonts w:asciiTheme="minorHAnsi" w:eastAsiaTheme="minorEastAsia" w:hAnsiTheme="minorHAnsi" w:cstheme="minorBidi" w:hint="eastAsia"/>
+                <w:b w:val="0"/>
+                <w:bCs w:val="0"/>
+                <w:sz w:val="20"/>
+                <w:szCs w:val="22"/>
+              </w:rPr>
+              <w:t>state</w:t>
+            </w:r>
+            <w:r>
+              <w:rPr>
+                <w:rFonts w:asciiTheme="minorHAnsi" w:eastAsiaTheme="minorEastAsia" w:hAnsiTheme="minorHAnsi" w:cstheme="minorBidi"/>
+                <w:b w:val="0"/>
+                <w:bCs w:val="0"/>
+                <w:sz w:val="20"/>
+                <w:szCs w:val="22"/>
+              </w:rPr>
+              <w:t> </w:t>
+            </w:r>
+          </w:p>
+        </w:tc>
+        <w:tc>
+          <w:tcPr>
+            <w:tcW w:w="6429" w:type="dxa"/>
+          </w:tcPr>
+          <w:p>
+            <w:pPr>
+              <w:rPr>
+                <w:rFonts w:asciiTheme="minorHAnsi" w:eastAsiaTheme="minorEastAsia" w:hAnsiTheme="minorHAnsi" w:cstheme="minorBidi" w:hint="eastAsia"/>
+                <w:szCs w:val="22"/>
+              </w:rPr>
+            </w:pPr>
+            <w:r>
+              <w:rPr>
+                <w:rFonts w:asciiTheme="minorHAnsi" w:eastAsiaTheme="minorEastAsia" w:hAnsiTheme="minorHAnsi" w:cstheme="minorBidi" w:hint="eastAsia"/>
+                <w:szCs w:val="22"/>
+              </w:rPr>
+              <w:t>查看是否为</w:t>
+            </w:r>
+            <w:r>
+              <w:rPr>
+                <w:rFonts w:asciiTheme="minorHAnsi" w:eastAsiaTheme="minorEastAsia" w:hAnsiTheme="minorHAnsi" w:cstheme="minorBidi" w:hint="eastAsia"/>
+                <w:szCs w:val="22"/>
+              </w:rPr>
+              <w:t>KILLED</w:t>
+            </w:r>
+            <w:r>
+              <w:rPr>
+                <w:rFonts w:asciiTheme="minorHAnsi" w:eastAsiaTheme="minorEastAsia" w:hAnsiTheme="minorHAnsi" w:cstheme="minorBidi" w:hint="eastAsia"/>
+                <w:szCs w:val="22"/>
+              </w:rPr>
+              <w:t>或</w:t>
+            </w:r>
+            <w:r>
+              <w:rPr>
+                <w:rFonts w:asciiTheme="minorHAnsi" w:eastAsiaTheme="minorEastAsia" w:hAnsiTheme="minorHAnsi" w:cstheme="minorBidi" w:hint="eastAsia"/>
+                <w:szCs w:val="22"/>
+              </w:rPr>
+              <w:t>EXITED(</w:t>
+            </w:r>
+            <w:r>
+              <w:rPr>
+                <w:rFonts w:asciiTheme="minorHAnsi" w:eastAsiaTheme="minorEastAsia" w:hAnsiTheme="minorHAnsi" w:cstheme="minorBidi" w:hint="eastAsia"/>
+                <w:szCs w:val="22"/>
+              </w:rPr>
+              <w:t>正常结束为</w:t>
+            </w:r>
+            <w:r>
+              <w:rPr>
+                <w:rFonts w:asciiTheme="minorHAnsi" w:eastAsiaTheme="minorEastAsia" w:hAnsiTheme="minorHAnsi" w:cstheme="minorBidi" w:hint="eastAsia"/>
+                <w:szCs w:val="22"/>
+              </w:rPr>
+              <w:t>EXITED</w:t>
+            </w:r>
+            <w:r>
+              <w:rPr>
+                <w:rFonts w:asciiTheme="minorHAnsi" w:eastAsiaTheme="minorEastAsia" w:hAnsiTheme="minorHAnsi" w:cstheme="minorBidi" w:hint="eastAsia"/>
+                <w:szCs w:val="22"/>
+              </w:rPr>
+              <w:t>，中途强行终止为</w:t>
+            </w:r>
+            <w:r>
+              <w:rPr>
+                <w:rFonts w:asciiTheme="minorHAnsi" w:eastAsiaTheme="minorEastAsia" w:hAnsiTheme="minorHAnsi" w:cstheme="minorBidi" w:hint="eastAsia"/>
+                <w:szCs w:val="22"/>
+              </w:rPr>
+              <w:t>KILLED)</w:t>
+            </w:r>
+          </w:p>
+        </w:tc>
+      </w:tr>
+      <w:tr>
+        <w:tc>
+          <w:tcPr>
+            <w:tcW w:w="2093" w:type="dxa"/>
+          </w:tcPr>
+          <w:p>
+            <w:pPr>
+              <w:pStyle w:val="Heading4"/>
+              <w:shd w:val="clear" w:color="auto" w:fill="FFFFFF"/>
+              <w:spacing w:before="136" w:after="136" w:line="272" w:lineRule="atLeast"/>
+              <w:rPr>
+                <w:rFonts w:asciiTheme="minorHAnsi" w:eastAsiaTheme="minorEastAsia" w:hAnsiTheme="minorHAnsi" w:cstheme="minorBidi"/>
+                <w:b w:val="0"/>
+                <w:bCs w:val="0"/>
+                <w:sz w:val="20"/>
+                <w:szCs w:val="22"/>
+              </w:rPr>
+            </w:pPr>
+            <w:r>
+              <w:rPr>
+                <w:rFonts w:asciiTheme="minorHAnsi" w:eastAsiaTheme="minorEastAsia" w:hAnsiTheme="minorHAnsi" w:cstheme="minorBidi"/>
+                <w:b w:val="0"/>
+                <w:bCs w:val="0"/>
+                <w:sz w:val="20"/>
+                <w:szCs w:val="22"/>
+              </w:rPr>
+              <w:t>Finished Executors</w:t>
+            </w:r>
+          </w:p>
+          <w:p>
+            <w:pPr>
+              <w:pStyle w:val="Heading4"/>
+              <w:shd w:val="clear" w:color="auto" w:fill="FFFFFF"/>
+              <w:spacing w:before="136" w:after="136" w:line="272" w:lineRule="atLeast"/>
+              <w:rPr>
+                <w:rFonts w:asciiTheme="minorHAnsi" w:eastAsiaTheme="minorEastAsia" w:hAnsiTheme="minorHAnsi" w:cstheme="minorBidi" w:hint="eastAsia"/>
+                <w:b w:val="0"/>
+                <w:bCs w:val="0"/>
+                <w:sz w:val="20"/>
+                <w:szCs w:val="22"/>
+              </w:rPr>
+            </w:pPr>
+            <w:r>
+              <w:rPr>
+                <w:rFonts w:asciiTheme="minorHAnsi" w:eastAsiaTheme="minorEastAsia" w:hAnsiTheme="minorHAnsi" w:cstheme="minorBidi" w:hint="eastAsia"/>
+                <w:b w:val="0"/>
+                <w:bCs w:val="0"/>
+                <w:sz w:val="20"/>
+                <w:szCs w:val="22"/>
+              </w:rPr>
+              <w:t>的</w:t>
+            </w:r>
+            <w:r>
+              <w:rPr>
+                <w:rFonts w:asciiTheme="minorHAnsi" w:eastAsiaTheme="minorEastAsia" w:hAnsiTheme="minorHAnsi" w:cstheme="minorBidi" w:hint="eastAsia"/>
+                <w:b w:val="0"/>
+                <w:bCs w:val="0"/>
+                <w:sz w:val="20"/>
+                <w:szCs w:val="22"/>
+              </w:rPr>
+              <w:t>job detail</w:t>
+            </w:r>
+          </w:p>
+        </w:tc>
+        <w:tc>
+          <w:tcPr>
+            <w:tcW w:w="6429" w:type="dxa"/>
+          </w:tcPr>
+          <w:p>
+            <w:pPr>
+              <w:rPr>
+                <w:rFonts w:asciiTheme="minorHAnsi" w:eastAsiaTheme="minorEastAsia" w:hAnsiTheme="minorHAnsi" w:cstheme="minorBidi" w:hint="eastAsia"/>
+                <w:szCs w:val="22"/>
+              </w:rPr>
+            </w:pPr>
+            <w:r>
+              <w:rPr>
+                <w:rFonts w:asciiTheme="minorHAnsi" w:eastAsiaTheme="minorEastAsia" w:hAnsiTheme="minorHAnsi" w:cstheme="minorBidi" w:hint="eastAsia"/>
+                <w:szCs w:val="22"/>
+              </w:rPr>
+              <w:t>查看</w:t>
+            </w:r>
+            <w:r>
+              <w:rPr>
+                <w:rFonts w:asciiTheme="minorHAnsi" w:eastAsiaTheme="minorEastAsia" w:hAnsiTheme="minorHAnsi" w:cstheme="minorBidi" w:hint="eastAsia"/>
+                <w:szCs w:val="22"/>
+              </w:rPr>
+              <w:t>job</w:t>
+            </w:r>
+            <w:r>
+              <w:rPr>
+                <w:rFonts w:asciiTheme="minorHAnsi" w:eastAsiaTheme="minorEastAsia" w:hAnsiTheme="minorHAnsi" w:cstheme="minorBidi" w:hint="eastAsia"/>
+                <w:szCs w:val="22"/>
+              </w:rPr>
+              <w:t>的</w:t>
+            </w:r>
+            <w:r>
+              <w:rPr>
+                <w:rFonts w:asciiTheme="minorHAnsi" w:eastAsiaTheme="minorEastAsia" w:hAnsiTheme="minorHAnsi" w:cstheme="minorBidi" w:hint="eastAsia"/>
+                <w:szCs w:val="22"/>
+              </w:rPr>
+              <w:t>id</w:t>
+            </w:r>
+            <w:r>
+              <w:rPr>
+                <w:rFonts w:asciiTheme="minorHAnsi" w:eastAsiaTheme="minorEastAsia" w:hAnsiTheme="minorHAnsi" w:cstheme="minorBidi" w:hint="eastAsia"/>
+                <w:szCs w:val="22"/>
+              </w:rPr>
+              <w:t>，</w:t>
+            </w:r>
+            <w:r>
+              <w:rPr>
+                <w:rFonts w:asciiTheme="minorHAnsi" w:eastAsiaTheme="minorEastAsia" w:hAnsiTheme="minorHAnsi" w:cstheme="minorBidi" w:hint="eastAsia"/>
+                <w:szCs w:val="22"/>
+              </w:rPr>
+              <w:t>username</w:t>
+            </w:r>
+            <w:r>
+              <w:rPr>
+                <w:rFonts w:asciiTheme="minorHAnsi" w:eastAsiaTheme="minorEastAsia" w:hAnsiTheme="minorHAnsi" w:cstheme="minorBidi" w:hint="eastAsia"/>
+                <w:szCs w:val="22"/>
+              </w:rPr>
+              <w:t>，</w:t>
+            </w:r>
+            <w:r>
+              <w:rPr>
+                <w:rFonts w:asciiTheme="minorHAnsi" w:eastAsiaTheme="minorEastAsia" w:hAnsiTheme="minorHAnsi" w:cstheme="minorBidi" w:hint="eastAsia"/>
+                <w:szCs w:val="22"/>
+              </w:rPr>
+              <w:t>user</w:t>
+            </w:r>
+            <w:r>
+              <w:rPr>
+                <w:rFonts w:asciiTheme="minorHAnsi" w:eastAsiaTheme="minorEastAsia" w:hAnsiTheme="minorHAnsi" w:cstheme="minorBidi" w:hint="eastAsia"/>
+                <w:szCs w:val="22"/>
+              </w:rPr>
+              <w:t>是否正确</w:t>
+            </w:r>
+          </w:p>
+        </w:tc>
+      </w:tr>
+      <w:tr>
+        <w:tc>
+          <w:tcPr>
+            <w:tcW w:w="2093" w:type="dxa"/>
+          </w:tcPr>
+          <w:p>
+            <w:pPr>
+              <w:pStyle w:val="Heading4"/>
+              <w:shd w:val="clear" w:color="auto" w:fill="FFFFFF"/>
+              <w:spacing w:before="136" w:after="136" w:line="272" w:lineRule="atLeast"/>
+              <w:rPr>
+                <w:rFonts w:asciiTheme="minorHAnsi" w:eastAsiaTheme="minorEastAsia" w:hAnsiTheme="minorHAnsi" w:cstheme="minorBidi"/>
+                <w:b w:val="0"/>
+                <w:bCs w:val="0"/>
+                <w:sz w:val="20"/>
+                <w:szCs w:val="22"/>
+              </w:rPr>
+            </w:pPr>
+            <w:r>
+              <w:rPr>
+                <w:rFonts w:asciiTheme="minorHAnsi" w:eastAsiaTheme="minorEastAsia" w:hAnsiTheme="minorHAnsi" w:cstheme="minorBidi"/>
+                <w:b w:val="0"/>
+                <w:bCs w:val="0"/>
+                <w:sz w:val="20"/>
+                <w:szCs w:val="22"/>
+              </w:rPr>
+              <w:t>Finished Executors</w:t>
+            </w:r>
+          </w:p>
+          <w:p>
+            <w:pPr>
+              <w:pStyle w:val="Heading4"/>
+              <w:shd w:val="clear" w:color="auto" w:fill="FFFFFF"/>
+              <w:spacing w:before="136" w:after="136" w:line="272" w:lineRule="atLeast"/>
+              <w:rPr>
+                <w:rFonts w:asciiTheme="minorHAnsi" w:eastAsiaTheme="minorEastAsia" w:hAnsiTheme="minorHAnsi" w:cstheme="minorBidi" w:hint="eastAsia"/>
+                <w:szCs w:val="22"/>
+              </w:rPr>
+            </w:pPr>
+            <w:r>
+              <w:rPr>
+                <w:rFonts w:asciiTheme="minorHAnsi" w:eastAsiaTheme="minorEastAsia" w:hAnsiTheme="minorHAnsi" w:cstheme="minorBidi" w:hint="eastAsia"/>
+                <w:b w:val="0"/>
+                <w:bCs w:val="0"/>
+                <w:sz w:val="20"/>
+                <w:szCs w:val="22"/>
+              </w:rPr>
+              <w:t>的</w:t>
+            </w:r>
+            <w:r>
+              <w:rPr>
+                <w:rFonts w:asciiTheme="minorHAnsi" w:eastAsiaTheme="minorEastAsia" w:hAnsiTheme="minorHAnsi" w:cstheme="minorBidi" w:hint="eastAsia"/>
+                <w:b w:val="0"/>
+                <w:bCs w:val="0"/>
+                <w:sz w:val="20"/>
+                <w:szCs w:val="22"/>
+              </w:rPr>
+              <w:t>stdout</w:t>
+            </w:r>
+          </w:p>
+        </w:tc>
+        <w:tc>
+          <w:tcPr>
+            <w:tcW w:w="6429" w:type="dxa"/>
+          </w:tcPr>
+          <w:p>
+            <w:pPr>
+              <w:rPr>
+                <w:rFonts w:asciiTheme="minorHAnsi" w:eastAsiaTheme="minorEastAsia" w:hAnsiTheme="minorHAnsi" w:cstheme="minorBidi" w:hint="eastAsia"/>
+                <w:szCs w:val="22"/>
+              </w:rPr>
+            </w:pPr>
+            <w:r>
+              <w:rPr>
+                <w:rFonts w:asciiTheme="minorHAnsi" w:eastAsiaTheme="minorEastAsia" w:hAnsiTheme="minorHAnsi" w:cstheme="minorBidi" w:hint="eastAsia"/>
+                <w:szCs w:val="22"/>
+              </w:rPr>
+              <w:t>点击跳转到输出日志界面</w:t>
+            </w:r>
+          </w:p>
+        </w:tc>
+      </w:tr>
+      <w:tr>
+        <w:tc>
+          <w:tcPr>
+            <w:tcW w:w="2093" w:type="dxa"/>
+          </w:tcPr>
+          <w:p>
+            <w:pPr>
+              <w:pStyle w:val="Heading4"/>
+              <w:shd w:val="clear" w:color="auto" w:fill="FFFFFF"/>
+              <w:spacing w:before="136" w:after="136" w:line="272" w:lineRule="atLeast"/>
+              <w:rPr>
+                <w:rFonts w:asciiTheme="minorHAnsi" w:eastAsiaTheme="minorEastAsia" w:hAnsiTheme="minorHAnsi" w:cstheme="minorBidi"/>
+                <w:b w:val="0"/>
+                <w:bCs w:val="0"/>
+                <w:sz w:val="20"/>
+                <w:szCs w:val="22"/>
+              </w:rPr>
+            </w:pPr>
+            <w:r>
+              <w:rPr>
+                <w:rFonts w:asciiTheme="minorHAnsi" w:eastAsiaTheme="minorEastAsia" w:hAnsiTheme="minorHAnsi" w:cstheme="minorBidi"/>
+                <w:b w:val="0"/>
+                <w:bCs w:val="0"/>
+                <w:sz w:val="20"/>
+                <w:szCs w:val="22"/>
+              </w:rPr>
+              <w:t>Finished Executors</w:t>
+            </w:r>
+          </w:p>
+          <w:p>
+            <w:pPr>
+              <w:pStyle w:val="Heading4"/>
+              <w:shd w:val="clear" w:color="auto" w:fill="FFFFFF"/>
+              <w:spacing w:before="136" w:after="136" w:line="272" w:lineRule="atLeast"/>
+              <w:rPr>
+                <w:rFonts w:asciiTheme="minorHAnsi" w:eastAsiaTheme="minorEastAsia" w:hAnsiTheme="minorHAnsi" w:cstheme="minorBidi" w:hint="eastAsia"/>
+                <w:szCs w:val="22"/>
+              </w:rPr>
+            </w:pPr>
+            <w:r>
+              <w:rPr>
+                <w:rFonts w:asciiTheme="minorHAnsi" w:eastAsiaTheme="minorEastAsia" w:hAnsiTheme="minorHAnsi" w:cstheme="minorBidi" w:hint="eastAsia"/>
+                <w:b w:val="0"/>
+                <w:bCs w:val="0"/>
+                <w:sz w:val="20"/>
+                <w:szCs w:val="22"/>
+              </w:rPr>
+              <w:t>的</w:t>
+            </w:r>
+            <w:r>
+              <w:rPr>
+                <w:rFonts w:asciiTheme="minorHAnsi" w:eastAsiaTheme="minorEastAsia" w:hAnsiTheme="minorHAnsi" w:cstheme="minorBidi" w:hint="eastAsia"/>
+                <w:b w:val="0"/>
+                <w:bCs w:val="0"/>
+                <w:sz w:val="20"/>
+                <w:szCs w:val="22"/>
+              </w:rPr>
+              <w:t>std</w:t>
+            </w:r>
+            <w:r>
+              <w:rPr>
+                <w:rFonts w:asciiTheme="minorHAnsi" w:eastAsiaTheme="minorEastAsia" w:hAnsiTheme="minorHAnsi" w:cstheme="minorBidi" w:hint="eastAsia"/>
+                <w:b w:val="0"/>
+                <w:bCs w:val="0"/>
+                <w:sz w:val="20"/>
+                <w:szCs w:val="22"/>
+              </w:rPr>
+              <w:t>err</w:t>
+            </w:r>
+          </w:p>
+        </w:tc>
+        <w:tc>
+          <w:tcPr>
+            <w:tcW w:w="6429" w:type="dxa"/>
+          </w:tcPr>
+          <w:p>
+            <w:pPr>
+              <w:rPr>
+                <w:rFonts w:asciiTheme="minorHAnsi" w:eastAsiaTheme="minorEastAsia" w:hAnsiTheme="minorHAnsi" w:cstheme="minorBidi" w:hint="eastAsia"/>
+                <w:szCs w:val="22"/>
+              </w:rPr>
+            </w:pPr>
+            <w:r>
+              <w:rPr>
+                <w:rFonts w:asciiTheme="minorHAnsi" w:eastAsiaTheme="minorEastAsia" w:hAnsiTheme="minorHAnsi" w:cstheme="minorBidi" w:hint="eastAsia"/>
+                <w:szCs w:val="22"/>
+              </w:rPr>
+              <w:t>点击跳转到错误日志界面</w:t>
+            </w:r>
+          </w:p>
+        </w:tc>
+      </w:tr>
+    </w:tbl>
+    <w:p>
+      <w:pPr>
+        <w:rPr>
+          <w:rFonts w:asciiTheme="minorHAnsi" w:eastAsiaTheme="minorEastAsia" w:hAnsiTheme="minorHAnsi" w:cstheme="minorBidi" w:hint="eastAsia"/>
+          <w:szCs w:val="22"/>
+        </w:rPr>
+      </w:pPr>
+      <w:r>
+        <w:rPr>
+          <w:rFonts w:asciiTheme="minorHAnsi" w:eastAsiaTheme="minorEastAsia" w:hAnsiTheme="minorHAnsi" w:cstheme="minorBidi" w:hint="eastAsia"/>
+          <w:szCs w:val="22"/>
+        </w:rPr>
+        <w:tab/>
+        <w:t>3.</w:t>
+      </w:r>
+      <w:r>
+        <w:rPr>
+          <w:rFonts w:asciiTheme="minorHAnsi" w:eastAsiaTheme="minorEastAsia" w:hAnsiTheme="minorHAnsi" w:cstheme="minorBidi" w:hint="eastAsia"/>
+          <w:szCs w:val="22"/>
+        </w:rPr>
+        <w:t>已完成</w:t>
+      </w:r>
+      <w:r>
+        <w:rPr>
+          <w:rFonts w:asciiTheme="minorHAnsi" w:eastAsiaTheme="minorEastAsia" w:hAnsiTheme="minorHAnsi" w:cstheme="minorBidi" w:hint="eastAsia"/>
+          <w:szCs w:val="22"/>
+        </w:rPr>
+        <w:t>job</w:t>
+      </w:r>
+      <w:r>
+        <w:rPr>
+          <w:rFonts w:asciiTheme="minorHAnsi" w:eastAsiaTheme="minorEastAsia" w:hAnsiTheme="minorHAnsi" w:cstheme="minorBidi" w:hint="eastAsia"/>
+          <w:szCs w:val="22"/>
+        </w:rPr>
+        <w:t>管理页面</w:t>
+      </w:r>
+    </w:p>
+    <w:p>
+      <w:pPr>
+        <w:rPr>
+          <w:rFonts w:asciiTheme="minorHAnsi" w:eastAsiaTheme="minorEastAsia" w:hAnsiTheme="minorHAnsi" w:cstheme="minorBidi" w:hint="eastAsia"/>
+          <w:szCs w:val="22"/>
+        </w:rPr>
+      </w:pPr>
+      <w:r>
+        <w:rPr>
+          <w:rFonts w:asciiTheme="minorHAnsi" w:eastAsiaTheme="minorEastAsia" w:hAnsiTheme="minorHAnsi" w:cstheme="minorBidi" w:hint="eastAsia"/>
+          <w:noProof/>
+          <w:szCs w:val="22"/>
+        </w:rPr>
+        <w:drawing>
+          <wp:inline distT="0" distB="0" distL="0" distR="0">
+            <wp:extent cx="5262245" cy="2570480"/>
+            <wp:effectExtent l="19050" t="0" r="0" b="0"/>
+            <wp:docPr id="5" name="Picture 4"/>
+            <wp:cNvGraphicFramePr>
+              <a:graphicFrameLocks xmlns:a="http://schemas.openxmlformats.org/drawingml/2006/main" noChangeAspect="1"/>
+            </wp:cNvGraphicFramePr>
+            <a:graphic xmlns:a="http://schemas.openxmlformats.org/drawingml/2006/main">
+              <a:graphicData uri="http://schemas.openxmlformats.org/drawingml/2006/picture">
+                <pic:pic xmlns:pic="http://schemas.openxmlformats.org/drawingml/2006/picture">
+                  <pic:nvPicPr>
+                    <pic:cNvPr id="0" name="Picture 4"/>
+                    <pic:cNvPicPr>
+                      <a:picLocks noChangeAspect="1" noChangeArrowheads="1"/>
+                    </pic:cNvPicPr>
+                  </pic:nvPicPr>
+                  <pic:blipFill>
+                    <a:blip r:embed="rId13"/>
+                    <a:srcRect/>
+                    <a:stretch>
+                      <a:fillRect/>
+                    </a:stretch>
+                  </pic:blipFill>
+                  <pic:spPr bwMode="auto">
+                    <a:xfrm>
+                      <a:off x="0" y="0"/>
+                      <a:ext cx="5262245" cy="2570480"/>
+                    </a:xfrm>
+                    <a:prstGeom prst="rect">
+                      <a:avLst/>
+                    </a:prstGeom>
+                    <a:noFill/>
+                    <a:ln w="9525">
+                      <a:noFill/>
+                      <a:miter lim="800000"/>
+                      <a:headEnd/>
+                      <a:tailEnd/>
+                    </a:ln>
+                  </pic:spPr>
+                </pic:pic>
+              </a:graphicData>
+            </a:graphic>
+          </wp:inline>
+        </w:drawing>
+      </w:r>
+    </w:p>
+    <w:tbl>
+      <w:tblPr>
+        <w:tblStyle w:val="TableGrid"/>
+        <w:tblW w:w="0" w:type="auto"/>
+        <w:tblLook w:val="04A0"/>
+      </w:tblPr>
+      <w:tblGrid>
+        <w:gridCol w:w="2093"/>
+        <w:gridCol w:w="6429"/>
+      </w:tblGrid>
+      <w:tr>
+        <w:tc>
+          <w:tcPr>
+            <w:tcW w:w="2093" w:type="dxa"/>
+          </w:tcPr>
+          <w:p>
+            <w:pPr>
+              <w:rPr>
+                <w:rFonts w:asciiTheme="minorHAnsi" w:eastAsiaTheme="minorEastAsia" w:hAnsiTheme="minorHAnsi" w:cstheme="minorBidi" w:hint="eastAsia"/>
+                <w:szCs w:val="22"/>
+              </w:rPr>
+            </w:pPr>
+            <w:r>
+              <w:rPr>
+                <w:rFonts w:asciiTheme="minorHAnsi" w:eastAsiaTheme="minorEastAsia" w:hAnsiTheme="minorHAnsi" w:cstheme="minorBidi" w:hint="eastAsia"/>
+                <w:szCs w:val="22"/>
+              </w:rPr>
+              <w:t>测试点</w:t>
+            </w:r>
+          </w:p>
+        </w:tc>
+        <w:tc>
+          <w:tcPr>
+            <w:tcW w:w="6429" w:type="dxa"/>
+          </w:tcPr>
+          <w:p>
+            <w:pPr>
+              <w:rPr>
+                <w:rFonts w:asciiTheme="minorHAnsi" w:eastAsiaTheme="minorEastAsia" w:hAnsiTheme="minorHAnsi" w:cstheme="minorBidi" w:hint="eastAsia"/>
+                <w:szCs w:val="22"/>
+              </w:rPr>
+            </w:pPr>
+            <w:r>
+              <w:rPr>
+                <w:rFonts w:asciiTheme="minorHAnsi" w:eastAsiaTheme="minorEastAsia" w:hAnsiTheme="minorHAnsi" w:cstheme="minorBidi" w:hint="eastAsia"/>
+                <w:szCs w:val="22"/>
+              </w:rPr>
+              <w:t>描述</w:t>
+            </w:r>
+          </w:p>
+        </w:tc>
+      </w:tr>
+      <w:tr>
+        <w:tc>
+          <w:tcPr>
+            <w:tcW w:w="2093" w:type="dxa"/>
+          </w:tcPr>
+          <w:p>
+            <w:pPr>
+              <w:rPr>
+                <w:rFonts w:asciiTheme="minorHAnsi" w:eastAsiaTheme="minorEastAsia" w:hAnsiTheme="minorHAnsi" w:cstheme="minorBidi" w:hint="eastAsia"/>
+                <w:szCs w:val="22"/>
+              </w:rPr>
+            </w:pPr>
+            <w:r>
+              <w:rPr>
+                <w:rFonts w:asciiTheme="minorHAnsi" w:eastAsiaTheme="minorEastAsia" w:hAnsiTheme="minorHAnsi" w:cstheme="minorBidi"/>
+                <w:szCs w:val="22"/>
+              </w:rPr>
+              <w:t>J</w:t>
+            </w:r>
+            <w:r>
+              <w:rPr>
+                <w:rFonts w:asciiTheme="minorHAnsi" w:eastAsiaTheme="minorEastAsia" w:hAnsiTheme="minorHAnsi" w:cstheme="minorBidi" w:hint="eastAsia"/>
+                <w:szCs w:val="22"/>
+              </w:rPr>
+              <w:t>obs</w:t>
+            </w:r>
+            <w:r>
+              <w:rPr>
+                <w:rFonts w:asciiTheme="minorHAnsi" w:eastAsiaTheme="minorEastAsia" w:hAnsiTheme="minorHAnsi" w:cstheme="minorBidi" w:hint="eastAsia"/>
+                <w:szCs w:val="22"/>
+              </w:rPr>
+              <w:t>的</w:t>
+            </w:r>
+            <w:r>
+              <w:rPr>
+                <w:rFonts w:asciiTheme="minorHAnsi" w:eastAsiaTheme="minorEastAsia" w:hAnsiTheme="minorHAnsi" w:cstheme="minorBidi"/>
+                <w:szCs w:val="22"/>
+              </w:rPr>
+              <w:t>Description</w:t>
+            </w:r>
+          </w:p>
+        </w:tc>
+        <w:tc>
+          <w:tcPr>
+            <w:tcW w:w="6429" w:type="dxa"/>
+          </w:tcPr>
+          <w:p>
+            <w:pPr>
+              <w:rPr>
+                <w:rFonts w:asciiTheme="minorHAnsi" w:eastAsiaTheme="minorEastAsia" w:hAnsiTheme="minorHAnsi" w:cstheme="minorBidi" w:hint="eastAsia"/>
+                <w:szCs w:val="22"/>
+              </w:rPr>
+            </w:pPr>
+            <w:r>
+              <w:rPr>
+                <w:rFonts w:asciiTheme="minorHAnsi" w:eastAsiaTheme="minorEastAsia" w:hAnsiTheme="minorHAnsi" w:cstheme="minorBidi" w:hint="eastAsia"/>
+                <w:szCs w:val="22"/>
+              </w:rPr>
+              <w:t>查看执行语句是否正确；</w:t>
+            </w:r>
+          </w:p>
+          <w:p>
+            <w:pPr>
+              <w:rPr>
+                <w:rFonts w:asciiTheme="minorHAnsi" w:eastAsiaTheme="minorEastAsia" w:hAnsiTheme="minorHAnsi" w:cstheme="minorBidi" w:hint="eastAsia"/>
+                <w:szCs w:val="22"/>
+              </w:rPr>
+            </w:pPr>
+            <w:r>
+              <w:rPr>
+                <w:rFonts w:asciiTheme="minorHAnsi" w:eastAsiaTheme="minorEastAsia" w:hAnsiTheme="minorHAnsi" w:cstheme="minorBidi" w:hint="eastAsia"/>
+                <w:szCs w:val="22"/>
+              </w:rPr>
+              <w:lastRenderedPageBreak/>
+              <w:t>点击链接会跳转到具体</w:t>
+            </w:r>
+            <w:r>
+              <w:rPr>
+                <w:rFonts w:asciiTheme="minorHAnsi" w:eastAsiaTheme="minorEastAsia" w:hAnsiTheme="minorHAnsi" w:cstheme="minorBidi" w:hint="eastAsia"/>
+                <w:szCs w:val="22"/>
+              </w:rPr>
+              <w:t>job</w:t>
+            </w:r>
+            <w:r>
+              <w:rPr>
+                <w:rFonts w:asciiTheme="minorHAnsi" w:eastAsiaTheme="minorEastAsia" w:hAnsiTheme="minorHAnsi" w:cstheme="minorBidi" w:hint="eastAsia"/>
+                <w:szCs w:val="22"/>
+              </w:rPr>
+              <w:t>信息页面</w:t>
+            </w:r>
+          </w:p>
+        </w:tc>
+      </w:tr>
+      <w:tr>
+        <w:tc>
+          <w:tcPr>
+            <w:tcW w:w="2093" w:type="dxa"/>
+          </w:tcPr>
+          <w:p>
+            <w:pPr>
+              <w:rPr>
+                <w:rFonts w:asciiTheme="minorHAnsi" w:eastAsiaTheme="minorEastAsia" w:hAnsiTheme="minorHAnsi" w:cstheme="minorBidi" w:hint="eastAsia"/>
+                <w:szCs w:val="22"/>
+              </w:rPr>
+            </w:pPr>
+            <w:r>
+              <w:rPr>
+                <w:rFonts w:asciiTheme="minorHAnsi" w:eastAsiaTheme="minorEastAsia" w:hAnsiTheme="minorHAnsi" w:cstheme="minorBidi"/>
+                <w:szCs w:val="22"/>
+              </w:rPr>
+              <w:lastRenderedPageBreak/>
+              <w:t>J</w:t>
+            </w:r>
+            <w:r>
+              <w:rPr>
+                <w:rFonts w:asciiTheme="minorHAnsi" w:eastAsiaTheme="minorEastAsia" w:hAnsiTheme="minorHAnsi" w:cstheme="minorBidi" w:hint="eastAsia"/>
+                <w:szCs w:val="22"/>
+              </w:rPr>
+              <w:t>obs</w:t>
+            </w:r>
+            <w:r>
+              <w:rPr>
+                <w:rFonts w:asciiTheme="minorHAnsi" w:eastAsiaTheme="minorEastAsia" w:hAnsiTheme="minorHAnsi" w:cstheme="minorBidi" w:hint="eastAsia"/>
+                <w:szCs w:val="22"/>
+              </w:rPr>
+              <w:t>的</w:t>
+            </w:r>
+            <w:r>
+              <w:rPr>
+                <w:rFonts w:asciiTheme="minorHAnsi" w:eastAsiaTheme="minorEastAsia" w:hAnsiTheme="minorHAnsi" w:cstheme="minorBidi" w:hint="eastAsia"/>
+                <w:szCs w:val="22"/>
+              </w:rPr>
+              <w:t>submitted</w:t>
+            </w:r>
+          </w:p>
+        </w:tc>
+        <w:tc>
+          <w:tcPr>
+            <w:tcW w:w="6429" w:type="dxa"/>
+          </w:tcPr>
+          <w:p>
+            <w:pPr>
+              <w:rPr>
+                <w:rFonts w:asciiTheme="minorHAnsi" w:eastAsiaTheme="minorEastAsia" w:hAnsiTheme="minorHAnsi" w:cstheme="minorBidi" w:hint="eastAsia"/>
+                <w:szCs w:val="22"/>
+              </w:rPr>
+            </w:pPr>
+            <w:r>
+              <w:rPr>
+                <w:rFonts w:asciiTheme="minorHAnsi" w:eastAsiaTheme="minorEastAsia" w:hAnsiTheme="minorHAnsi" w:cstheme="minorBidi" w:hint="eastAsia"/>
+                <w:szCs w:val="22"/>
+              </w:rPr>
+              <w:t>查看添加</w:t>
+            </w:r>
+            <w:r>
+              <w:rPr>
+                <w:rFonts w:asciiTheme="minorHAnsi" w:eastAsiaTheme="minorEastAsia" w:hAnsiTheme="minorHAnsi" w:cstheme="minorBidi" w:hint="eastAsia"/>
+                <w:szCs w:val="22"/>
+              </w:rPr>
+              <w:t>job</w:t>
+            </w:r>
+            <w:r>
+              <w:rPr>
+                <w:rFonts w:asciiTheme="minorHAnsi" w:eastAsiaTheme="minorEastAsia" w:hAnsiTheme="minorHAnsi" w:cstheme="minorBidi" w:hint="eastAsia"/>
+                <w:szCs w:val="22"/>
+              </w:rPr>
+              <w:t>时间是否正确</w:t>
+            </w:r>
+          </w:p>
+        </w:tc>
+      </w:tr>
+      <w:tr>
+        <w:tc>
+          <w:tcPr>
+            <w:tcW w:w="2093" w:type="dxa"/>
+          </w:tcPr>
+          <w:p>
+            <w:pPr>
+              <w:rPr>
+                <w:rFonts w:asciiTheme="minorHAnsi" w:eastAsiaTheme="minorEastAsia" w:hAnsiTheme="minorHAnsi" w:cstheme="minorBidi" w:hint="eastAsia"/>
+                <w:szCs w:val="22"/>
+              </w:rPr>
+            </w:pPr>
+            <w:r>
+              <w:rPr>
+                <w:rFonts w:asciiTheme="minorHAnsi" w:eastAsiaTheme="minorEastAsia" w:hAnsiTheme="minorHAnsi" w:cstheme="minorBidi"/>
+                <w:szCs w:val="22"/>
+              </w:rPr>
+              <w:t>E</w:t>
+            </w:r>
+            <w:r>
+              <w:rPr>
+                <w:rFonts w:asciiTheme="minorHAnsi" w:eastAsiaTheme="minorEastAsia" w:hAnsiTheme="minorHAnsi" w:cstheme="minorBidi" w:hint="eastAsia"/>
+                <w:szCs w:val="22"/>
+              </w:rPr>
+              <w:t>nvironment</w:t>
+            </w:r>
+          </w:p>
+        </w:tc>
+        <w:tc>
+          <w:tcPr>
+            <w:tcW w:w="6429" w:type="dxa"/>
+          </w:tcPr>
+          <w:p>
+            <w:pPr>
+              <w:rPr>
+                <w:rFonts w:asciiTheme="minorHAnsi" w:eastAsiaTheme="minorEastAsia" w:hAnsiTheme="minorHAnsi" w:cstheme="minorBidi" w:hint="eastAsia"/>
+                <w:szCs w:val="22"/>
+              </w:rPr>
+            </w:pPr>
+            <w:r>
+              <w:rPr>
+                <w:rFonts w:asciiTheme="minorHAnsi" w:eastAsiaTheme="minorEastAsia" w:hAnsiTheme="minorHAnsi" w:cstheme="minorBidi" w:hint="eastAsia"/>
+                <w:szCs w:val="22"/>
+              </w:rPr>
+              <w:t>查看页面显示信息是否与实际机器信息吻合</w:t>
+            </w:r>
+          </w:p>
+        </w:tc>
+      </w:tr>
+      <w:tr>
+        <w:tc>
+          <w:tcPr>
+            <w:tcW w:w="2093" w:type="dxa"/>
+          </w:tcPr>
+          <w:p>
+            <w:pPr>
+              <w:rPr>
+                <w:rFonts w:asciiTheme="minorHAnsi" w:eastAsiaTheme="minorEastAsia" w:hAnsiTheme="minorHAnsi" w:cstheme="minorBidi" w:hint="eastAsia"/>
+                <w:szCs w:val="22"/>
+              </w:rPr>
+            </w:pPr>
+            <w:r>
+              <w:rPr>
+                <w:rFonts w:asciiTheme="minorHAnsi" w:eastAsiaTheme="minorEastAsia" w:hAnsiTheme="minorHAnsi" w:cstheme="minorBidi"/>
+                <w:szCs w:val="22"/>
+              </w:rPr>
+              <w:t>E</w:t>
+            </w:r>
+            <w:r>
+              <w:rPr>
+                <w:rFonts w:asciiTheme="minorHAnsi" w:eastAsiaTheme="minorEastAsia" w:hAnsiTheme="minorHAnsi" w:cstheme="minorBidi" w:hint="eastAsia"/>
+                <w:szCs w:val="22"/>
+              </w:rPr>
+              <w:t>xecutors</w:t>
+            </w:r>
+            <w:r>
+              <w:rPr>
+                <w:rFonts w:asciiTheme="minorHAnsi" w:eastAsiaTheme="minorEastAsia" w:hAnsiTheme="minorHAnsi" w:cstheme="minorBidi" w:hint="eastAsia"/>
+                <w:szCs w:val="22"/>
+              </w:rPr>
+              <w:t>的</w:t>
+            </w:r>
+            <w:r>
+              <w:rPr>
+                <w:rFonts w:asciiTheme="minorHAnsi" w:eastAsiaTheme="minorEastAsia" w:hAnsiTheme="minorHAnsi" w:cstheme="minorBidi" w:hint="eastAsia"/>
+                <w:szCs w:val="22"/>
+              </w:rPr>
+              <w:t>stdout</w:t>
+            </w:r>
+          </w:p>
+        </w:tc>
+        <w:tc>
+          <w:tcPr>
+            <w:tcW w:w="6429" w:type="dxa"/>
+          </w:tcPr>
+          <w:p>
+            <w:pPr>
+              <w:rPr>
+                <w:rFonts w:asciiTheme="minorHAnsi" w:eastAsiaTheme="minorEastAsia" w:hAnsiTheme="minorHAnsi" w:cstheme="minorBidi" w:hint="eastAsia"/>
+                <w:szCs w:val="22"/>
+              </w:rPr>
+            </w:pPr>
+            <w:r>
+              <w:rPr>
+                <w:rFonts w:asciiTheme="minorHAnsi" w:eastAsiaTheme="minorEastAsia" w:hAnsiTheme="minorHAnsi" w:cstheme="minorBidi" w:hint="eastAsia"/>
+                <w:szCs w:val="22"/>
+              </w:rPr>
+              <w:t>点击跳转到输出日志界面</w:t>
+            </w:r>
+          </w:p>
+        </w:tc>
+      </w:tr>
+      <w:tr>
+        <w:tc>
+          <w:tcPr>
+            <w:tcW w:w="2093" w:type="dxa"/>
+          </w:tcPr>
+          <w:p>
+            <w:pPr>
+              <w:rPr>
+                <w:rFonts w:asciiTheme="minorHAnsi" w:eastAsiaTheme="minorEastAsia" w:hAnsiTheme="minorHAnsi" w:cstheme="minorBidi" w:hint="eastAsia"/>
+                <w:szCs w:val="22"/>
+              </w:rPr>
+            </w:pPr>
+            <w:r>
+              <w:rPr>
+                <w:rFonts w:asciiTheme="minorHAnsi" w:eastAsiaTheme="minorEastAsia" w:hAnsiTheme="minorHAnsi" w:cstheme="minorBidi"/>
+                <w:szCs w:val="22"/>
+              </w:rPr>
+              <w:t>E</w:t>
+            </w:r>
+            <w:r>
+              <w:rPr>
+                <w:rFonts w:asciiTheme="minorHAnsi" w:eastAsiaTheme="minorEastAsia" w:hAnsiTheme="minorHAnsi" w:cstheme="minorBidi" w:hint="eastAsia"/>
+                <w:szCs w:val="22"/>
+              </w:rPr>
+              <w:t>xecutors</w:t>
+            </w:r>
+            <w:r>
+              <w:rPr>
+                <w:rFonts w:asciiTheme="minorHAnsi" w:eastAsiaTheme="minorEastAsia" w:hAnsiTheme="minorHAnsi" w:cstheme="minorBidi" w:hint="eastAsia"/>
+                <w:szCs w:val="22"/>
+              </w:rPr>
+              <w:t>的</w:t>
+            </w:r>
+            <w:r>
+              <w:rPr>
+                <w:rFonts w:asciiTheme="minorHAnsi" w:eastAsiaTheme="minorEastAsia" w:hAnsiTheme="minorHAnsi" w:cstheme="minorBidi" w:hint="eastAsia"/>
+                <w:szCs w:val="22"/>
+              </w:rPr>
+              <w:t>stderr</w:t>
+            </w:r>
+          </w:p>
+        </w:tc>
+        <w:tc>
+          <w:tcPr>
+            <w:tcW w:w="6429" w:type="dxa"/>
+          </w:tcPr>
+          <w:p>
+            <w:pPr>
+              <w:rPr>
+                <w:rFonts w:asciiTheme="minorHAnsi" w:eastAsiaTheme="minorEastAsia" w:hAnsiTheme="minorHAnsi" w:cstheme="minorBidi" w:hint="eastAsia"/>
+                <w:szCs w:val="22"/>
+              </w:rPr>
+            </w:pPr>
+            <w:r>
+              <w:rPr>
+                <w:rFonts w:asciiTheme="minorHAnsi" w:eastAsiaTheme="minorEastAsia" w:hAnsiTheme="minorHAnsi" w:cstheme="minorBidi" w:hint="eastAsia"/>
+                <w:szCs w:val="22"/>
+              </w:rPr>
+              <w:t>点击跳转到错误日志界面</w:t>
+            </w:r>
+          </w:p>
+        </w:tc>
+      </w:tr>
+      <w:tr>
+        <w:tc>
+          <w:tcPr>
+            <w:tcW w:w="2093" w:type="dxa"/>
+          </w:tcPr>
+          <w:p>
+            <w:pPr>
+              <w:rPr>
+                <w:rFonts w:asciiTheme="minorHAnsi" w:eastAsiaTheme="minorEastAsia" w:hAnsiTheme="minorHAnsi" w:cstheme="minorBidi"/>
+                <w:szCs w:val="22"/>
+              </w:rPr>
+            </w:pPr>
+            <w:r>
+              <w:rPr>
+                <w:rFonts w:asciiTheme="minorHAnsi" w:eastAsiaTheme="minorEastAsia" w:hAnsiTheme="minorHAnsi" w:cstheme="minorBidi"/>
+                <w:szCs w:val="22"/>
+              </w:rPr>
+              <w:t>E</w:t>
+            </w:r>
+            <w:r>
+              <w:rPr>
+                <w:rFonts w:asciiTheme="minorHAnsi" w:eastAsiaTheme="minorEastAsia" w:hAnsiTheme="minorHAnsi" w:cstheme="minorBidi" w:hint="eastAsia"/>
+                <w:szCs w:val="22"/>
+              </w:rPr>
+              <w:t>xecutors</w:t>
+            </w:r>
+            <w:r>
+              <w:rPr>
+                <w:rFonts w:asciiTheme="minorHAnsi" w:eastAsiaTheme="minorEastAsia" w:hAnsiTheme="minorHAnsi" w:cstheme="minorBidi" w:hint="eastAsia"/>
+                <w:szCs w:val="22"/>
+              </w:rPr>
+              <w:t>的</w:t>
+            </w:r>
+            <w:r>
+              <w:rPr>
+                <w:rFonts w:asciiTheme="minorHAnsi" w:eastAsiaTheme="minorEastAsia" w:hAnsiTheme="minorHAnsi" w:cstheme="minorBidi" w:hint="eastAsia"/>
+                <w:szCs w:val="22"/>
+              </w:rPr>
+              <w:t>thread dump</w:t>
+            </w:r>
+          </w:p>
+        </w:tc>
+        <w:tc>
+          <w:tcPr>
+            <w:tcW w:w="6429" w:type="dxa"/>
+          </w:tcPr>
+          <w:p>
+            <w:pPr>
+              <w:rPr>
+                <w:rFonts w:asciiTheme="minorHAnsi" w:eastAsiaTheme="minorEastAsia" w:hAnsiTheme="minorHAnsi" w:cstheme="minorBidi" w:hint="eastAsia"/>
+                <w:szCs w:val="22"/>
+              </w:rPr>
+            </w:pPr>
+            <w:r>
+              <w:rPr>
+                <w:rFonts w:asciiTheme="minorHAnsi" w:eastAsiaTheme="minorEastAsia" w:hAnsiTheme="minorHAnsi" w:cstheme="minorBidi" w:hint="eastAsia"/>
+                <w:szCs w:val="22"/>
+              </w:rPr>
+              <w:t>点击跳转到线程</w:t>
+            </w:r>
+            <w:r>
+              <w:rPr>
+                <w:rFonts w:asciiTheme="minorHAnsi" w:eastAsiaTheme="minorEastAsia" w:hAnsiTheme="minorHAnsi" w:cstheme="minorBidi" w:hint="eastAsia"/>
+                <w:szCs w:val="22"/>
+              </w:rPr>
+              <w:t>执行记录界面</w:t>
+            </w:r>
+          </w:p>
+        </w:tc>
+      </w:tr>
+    </w:tbl>
+    <w:p>
+      <w:pPr>
+        <w:rPr>
+          <w:rFonts w:asciiTheme="minorHAnsi" w:eastAsiaTheme="minorEastAsia" w:hAnsiTheme="minorHAnsi" w:cstheme="minorBidi" w:hint="eastAsia"/>
+          <w:szCs w:val="22"/>
+        </w:rPr>
+      </w:pPr>
+      <w:r>
+        <w:rPr>
+          <w:rFonts w:asciiTheme="minorHAnsi" w:eastAsiaTheme="minorEastAsia" w:hAnsiTheme="minorHAnsi" w:cstheme="minorBidi" w:hint="eastAsia"/>
+          <w:szCs w:val="22"/>
+        </w:rPr>
+        <w:tab/>
+        <w:t>4.</w:t>
+      </w:r>
+      <w:r>
+        <w:rPr>
+          <w:rFonts w:asciiTheme="minorHAnsi" w:eastAsiaTheme="minorEastAsia" w:hAnsiTheme="minorHAnsi" w:cstheme="minorBidi" w:hint="eastAsia"/>
+          <w:szCs w:val="22"/>
+        </w:rPr>
+        <w:t xml:space="preserve"> </w:t>
+      </w:r>
+      <w:r>
+        <w:rPr>
+          <w:rFonts w:asciiTheme="minorHAnsi" w:eastAsiaTheme="minorEastAsia" w:hAnsiTheme="minorHAnsi" w:cstheme="minorBidi" w:hint="eastAsia"/>
+          <w:szCs w:val="22"/>
+        </w:rPr>
+        <w:t>线程执行记录界面</w:t>
+      </w:r>
+    </w:p>
+    <w:p>
+      <w:pPr>
+        <w:rPr>
+          <w:rFonts w:asciiTheme="minorHAnsi" w:eastAsiaTheme="minorEastAsia" w:hAnsiTheme="minorHAnsi" w:cstheme="minorBidi" w:hint="eastAsia"/>
+          <w:szCs w:val="22"/>
+        </w:rPr>
+      </w:pPr>
+      <w:r>
+        <w:rPr>
+          <w:rFonts w:asciiTheme="minorHAnsi" w:eastAsiaTheme="minorEastAsia" w:hAnsiTheme="minorHAnsi" w:cstheme="minorBidi" w:hint="eastAsia"/>
+          <w:noProof/>
+          <w:szCs w:val="22"/>
+        </w:rPr>
+        <w:drawing>
+          <wp:inline distT="0" distB="0" distL="0" distR="0">
+            <wp:extent cx="5263515" cy="2584450"/>
+            <wp:effectExtent l="19050" t="0" r="0" b="0"/>
+            <wp:docPr id="6" name="Picture 5"/>
+            <wp:cNvGraphicFramePr>
+              <a:graphicFrameLocks xmlns:a="http://schemas.openxmlformats.org/drawingml/2006/main" noChangeAspect="1"/>
+            </wp:cNvGraphicFramePr>
+            <a:graphic xmlns:a="http://schemas.openxmlformats.org/drawingml/2006/main">
+              <a:graphicData uri="http://schemas.openxmlformats.org/drawingml/2006/picture">
+                <pic:pic xmlns:pic="http://schemas.openxmlformats.org/drawingml/2006/picture">
+                  <pic:nvPicPr>
+                    <pic:cNvPr id="0" name="Picture 5"/>
+                    <pic:cNvPicPr>
+                      <a:picLocks noChangeAspect="1" noChangeArrowheads="1"/>
+                    </pic:cNvPicPr>
+                  </pic:nvPicPr>
+                  <pic:blipFill>
+                    <a:blip r:embed="rId14"/>
+                    <a:srcRect/>
+                    <a:stretch>
+                      <a:fillRect/>
+                    </a:stretch>
+                  </pic:blipFill>
+                  <pic:spPr bwMode="auto">
+                    <a:xfrm>
+                      <a:off x="0" y="0"/>
+                      <a:ext cx="5263515" cy="2584450"/>
+                    </a:xfrm>
+                    <a:prstGeom prst="rect">
+                      <a:avLst/>
+                    </a:prstGeom>
+                    <a:noFill/>
+                    <a:ln w="9525">
+                      <a:noFill/>
+                      <a:miter lim="800000"/>
+                      <a:headEnd/>
+                      <a:tailEnd/>
+                    </a:ln>
+                  </pic:spPr>
+                </pic:pic>
+              </a:graphicData>
+            </a:graphic>
+          </wp:inline>
+        </w:drawing>
+      </w:r>
+    </w:p>
+    <w:p>
+      <w:pPr>
+        <w:rPr>
+          <w:rFonts w:asciiTheme="minorHAnsi" w:eastAsiaTheme="minorEastAsia" w:hAnsiTheme="minorHAnsi" w:cstheme="minorBidi" w:hint="eastAsia"/>
+          <w:szCs w:val="22"/>
+        </w:rPr>
+      </w:pPr>
+    </w:p>
+    <w:tbl>
+      <w:tblPr>
+        <w:tblStyle w:val="TableGrid"/>
+        <w:tblW w:w="0" w:type="auto"/>
+        <w:tblLook w:val="04A0"/>
+      </w:tblPr>
+      <w:tblGrid>
+        <w:gridCol w:w="2093"/>
+        <w:gridCol w:w="6429"/>
+      </w:tblGrid>
+      <w:tr>
+        <w:tc>
+          <w:tcPr>
+            <w:tcW w:w="2093" w:type="dxa"/>
+          </w:tcPr>
+          <w:p>
+            <w:pPr>
+              <w:rPr>
+                <w:rFonts w:asciiTheme="minorHAnsi" w:eastAsiaTheme="minorEastAsia" w:hAnsiTheme="minorHAnsi" w:cstheme="minorBidi" w:hint="eastAsia"/>
+                <w:szCs w:val="22"/>
+              </w:rPr>
+            </w:pPr>
+            <w:r>
+              <w:rPr>
+                <w:rFonts w:asciiTheme="minorHAnsi" w:eastAsiaTheme="minorEastAsia" w:hAnsiTheme="minorHAnsi" w:cstheme="minorBidi" w:hint="eastAsia"/>
+                <w:szCs w:val="22"/>
+              </w:rPr>
+              <w:t>测试点</w:t>
+            </w:r>
+          </w:p>
+        </w:tc>
+        <w:tc>
+          <w:tcPr>
+            <w:tcW w:w="6429" w:type="dxa"/>
+          </w:tcPr>
+          <w:p>
+            <w:pPr>
+              <w:rPr>
+                <w:rFonts w:asciiTheme="minorHAnsi" w:eastAsiaTheme="minorEastAsia" w:hAnsiTheme="minorHAnsi" w:cstheme="minorBidi" w:hint="eastAsia"/>
+                <w:szCs w:val="22"/>
+              </w:rPr>
+            </w:pPr>
+            <w:r>
+              <w:rPr>
+                <w:rFonts w:asciiTheme="minorHAnsi" w:eastAsiaTheme="minorEastAsia" w:hAnsiTheme="minorHAnsi" w:cstheme="minorBidi" w:hint="eastAsia"/>
+                <w:szCs w:val="22"/>
+              </w:rPr>
+              <w:t>描述</w:t>
+            </w:r>
+          </w:p>
+        </w:tc>
+      </w:tr>
+      <w:tr>
+        <w:tc>
+          <w:tcPr>
+            <w:tcW w:w="2093" w:type="dxa"/>
+          </w:tcPr>
+          <w:p>
+            <w:pPr>
+              <w:rPr>
+                <w:rFonts w:asciiTheme="minorHAnsi" w:eastAsiaTheme="minorEastAsia" w:hAnsiTheme="minorHAnsi" w:cstheme="minorBidi" w:hint="eastAsia"/>
+                <w:szCs w:val="22"/>
+              </w:rPr>
+            </w:pPr>
+            <w:r>
+              <w:rPr>
+                <w:rFonts w:asciiTheme="minorHAnsi" w:eastAsiaTheme="minorEastAsia" w:hAnsiTheme="minorHAnsi" w:cstheme="minorBidi"/>
+                <w:szCs w:val="22"/>
+              </w:rPr>
+              <w:t>T</w:t>
+            </w:r>
+            <w:r>
+              <w:rPr>
+                <w:rFonts w:asciiTheme="minorHAnsi" w:eastAsiaTheme="minorEastAsia" w:hAnsiTheme="minorHAnsi" w:cstheme="minorBidi" w:hint="eastAsia"/>
+                <w:szCs w:val="22"/>
+              </w:rPr>
+              <w:t>hread</w:t>
+            </w:r>
+            <w:r>
+              <w:rPr>
+                <w:rFonts w:asciiTheme="minorHAnsi" w:eastAsiaTheme="minorEastAsia" w:hAnsiTheme="minorHAnsi" w:cstheme="minorBidi" w:hint="eastAsia"/>
+                <w:szCs w:val="22"/>
+              </w:rPr>
+              <w:t>链接</w:t>
+            </w:r>
+          </w:p>
+        </w:tc>
+        <w:tc>
+          <w:tcPr>
+            <w:tcW w:w="6429" w:type="dxa"/>
+          </w:tcPr>
+          <w:p>
+            <w:pPr>
+              <w:rPr>
+                <w:rFonts w:asciiTheme="minorHAnsi" w:eastAsiaTheme="minorEastAsia" w:hAnsiTheme="minorHAnsi" w:cstheme="minorBidi" w:hint="eastAsia"/>
+                <w:szCs w:val="22"/>
+              </w:rPr>
+            </w:pPr>
+            <w:r>
+              <w:rPr>
+                <w:rFonts w:asciiTheme="minorHAnsi" w:eastAsiaTheme="minorEastAsia" w:hAnsiTheme="minorHAnsi" w:cstheme="minorBidi" w:hint="eastAsia"/>
+                <w:szCs w:val="22"/>
+              </w:rPr>
+              <w:t>点击每个线程会展开线程执行日志，再次点击会收取</w:t>
+            </w:r>
+          </w:p>
+        </w:tc>
+      </w:tr>
+      <w:tr>
+        <w:tc>
+          <w:tcPr>
+            <w:tcW w:w="2093" w:type="dxa"/>
+          </w:tcPr>
+          <w:p>
+            <w:pPr>
+              <w:rPr>
+                <w:rFonts w:asciiTheme="minorHAnsi" w:eastAsiaTheme="minorEastAsia" w:hAnsiTheme="minorHAnsi" w:cstheme="minorBidi" w:hint="eastAsia"/>
+                <w:szCs w:val="22"/>
+              </w:rPr>
+            </w:pPr>
+            <w:r>
+              <w:rPr>
+                <w:rFonts w:asciiTheme="minorHAnsi" w:eastAsiaTheme="minorEastAsia" w:hAnsiTheme="minorHAnsi" w:cstheme="minorBidi"/>
+                <w:szCs w:val="22"/>
+              </w:rPr>
+              <w:t>E</w:t>
+            </w:r>
+            <w:r>
+              <w:rPr>
+                <w:rFonts w:asciiTheme="minorHAnsi" w:eastAsiaTheme="minorEastAsia" w:hAnsiTheme="minorHAnsi" w:cstheme="minorBidi" w:hint="eastAsia"/>
+                <w:szCs w:val="22"/>
+              </w:rPr>
+              <w:t>xpand all</w:t>
+            </w:r>
+          </w:p>
+        </w:tc>
+        <w:tc>
+          <w:tcPr>
+            <w:tcW w:w="6429" w:type="dxa"/>
+          </w:tcPr>
+          <w:p>
+            <w:pPr>
+              <w:rPr>
+                <w:rFonts w:asciiTheme="minorHAnsi" w:eastAsiaTheme="minorEastAsia" w:hAnsiTheme="minorHAnsi" w:cstheme="minorBidi" w:hint="eastAsia"/>
+                <w:szCs w:val="22"/>
+              </w:rPr>
+            </w:pPr>
+            <w:r>
+              <w:rPr>
+                <w:rFonts w:asciiTheme="minorHAnsi" w:eastAsiaTheme="minorEastAsia" w:hAnsiTheme="minorHAnsi" w:cstheme="minorBidi" w:hint="eastAsia"/>
+                <w:szCs w:val="22"/>
+              </w:rPr>
+              <w:t>点击展开全部线程执行日志</w:t>
+            </w:r>
+          </w:p>
+        </w:tc>
+      </w:tr>
+      <w:tr>
+        <w:tc>
+          <w:tcPr>
+            <w:tcW w:w="2093" w:type="dxa"/>
+          </w:tcPr>
+          <w:p>
+            <w:pPr>
+              <w:rPr>
+                <w:rFonts w:asciiTheme="minorHAnsi" w:eastAsiaTheme="minorEastAsia" w:hAnsiTheme="minorHAnsi" w:cstheme="minorBidi" w:hint="eastAsia"/>
+                <w:szCs w:val="22"/>
+              </w:rPr>
+            </w:pPr>
+            <w:r>
+              <w:rPr>
+                <w:rFonts w:asciiTheme="minorHAnsi" w:eastAsiaTheme="minorEastAsia" w:hAnsiTheme="minorHAnsi" w:cstheme="minorBidi"/>
+                <w:szCs w:val="22"/>
+              </w:rPr>
+              <w:t>C</w:t>
+            </w:r>
+            <w:r>
+              <w:rPr>
+                <w:rFonts w:asciiTheme="minorHAnsi" w:eastAsiaTheme="minorEastAsia" w:hAnsiTheme="minorHAnsi" w:cstheme="minorBidi" w:hint="eastAsia"/>
+                <w:szCs w:val="22"/>
+              </w:rPr>
+              <w:t>ollapse all</w:t>
+            </w:r>
+          </w:p>
+        </w:tc>
+        <w:tc>
+          <w:tcPr>
+            <w:tcW w:w="6429" w:type="dxa"/>
+          </w:tcPr>
+          <w:p>
+            <w:pPr>
+              <w:rPr>
+                <w:rFonts w:asciiTheme="minorHAnsi" w:eastAsiaTheme="minorEastAsia" w:hAnsiTheme="minorHAnsi" w:cstheme="minorBidi" w:hint="eastAsia"/>
+                <w:szCs w:val="22"/>
+              </w:rPr>
+            </w:pPr>
+            <w:r>
+              <w:rPr>
+                <w:rFonts w:asciiTheme="minorHAnsi" w:eastAsiaTheme="minorEastAsia" w:hAnsiTheme="minorHAnsi" w:cstheme="minorBidi" w:hint="eastAsia"/>
+                <w:szCs w:val="22"/>
+              </w:rPr>
+              <w:t>点击收起全部线程执行日志</w:t>
+            </w:r>
+          </w:p>
+        </w:tc>
+      </w:tr>
+    </w:tbl>
+    <w:p>
+      <w:pPr>
+        <w:rPr>
+          <w:rFonts w:asciiTheme="minorHAnsi" w:eastAsiaTheme="minorEastAsia" w:hAnsiTheme="minorHAnsi" w:cstheme="minorBidi" w:hint="eastAsia"/>
+          <w:szCs w:val="22"/>
+        </w:rPr>
+      </w:pPr>
+      <w:r>
+        <w:rPr>
+          <w:rFonts w:asciiTheme="minorHAnsi" w:eastAsiaTheme="minorEastAsia" w:hAnsiTheme="minorHAnsi" w:cstheme="minorBidi" w:hint="eastAsia"/>
+          <w:szCs w:val="22"/>
+        </w:rPr>
+        <w:tab/>
+        <w:t>5.job</w:t>
+      </w:r>
+      <w:r>
+        <w:rPr>
+          <w:rFonts w:asciiTheme="minorHAnsi" w:eastAsiaTheme="minorEastAsia" w:hAnsiTheme="minorHAnsi" w:cstheme="minorBidi" w:hint="eastAsia"/>
+          <w:szCs w:val="22"/>
+        </w:rPr>
+        <w:t>信息页面</w:t>
+      </w:r>
+    </w:p>
+    <w:p>
+      <w:pPr>
+        <w:rPr>
+          <w:rFonts w:asciiTheme="minorHAnsi" w:eastAsiaTheme="minorEastAsia" w:hAnsiTheme="minorHAnsi" w:cstheme="minorBidi" w:hint="eastAsia"/>
+          <w:szCs w:val="22"/>
+        </w:rPr>
+      </w:pPr>
+      <w:r>
+        <w:rPr>
+          <w:rFonts w:asciiTheme="minorHAnsi" w:eastAsiaTheme="minorEastAsia" w:hAnsiTheme="minorHAnsi" w:cstheme="minorBidi" w:hint="eastAsia"/>
+          <w:noProof/>
+          <w:szCs w:val="22"/>
+        </w:rPr>
+        <w:lastRenderedPageBreak/>
+        <w:drawing>
+          <wp:inline distT="0" distB="0" distL="0" distR="0">
+            <wp:extent cx="5270500" cy="2579370"/>
+            <wp:effectExtent l="19050" t="0" r="6350" b="0"/>
+            <wp:docPr id="7" name="Picture 6"/>
+            <wp:cNvGraphicFramePr>
+              <a:graphicFrameLocks xmlns:a="http://schemas.openxmlformats.org/drawingml/2006/main" noChangeAspect="1"/>
+            </wp:cNvGraphicFramePr>
+            <a:graphic xmlns:a="http://schemas.openxmlformats.org/drawingml/2006/main">
+              <a:graphicData uri="http://schemas.openxmlformats.org/drawingml/2006/picture">
+                <pic:pic xmlns:pic="http://schemas.openxmlformats.org/drawingml/2006/picture">
+                  <pic:nvPicPr>
+                    <pic:cNvPr id="0" name="Picture 6"/>
+                    <pic:cNvPicPr>
+                      <a:picLocks noChangeAspect="1" noChangeArrowheads="1"/>
+                    </pic:cNvPicPr>
+                  </pic:nvPicPr>
+                  <pic:blipFill>
+                    <a:blip r:embed="rId15"/>
+                    <a:srcRect/>
+                    <a:stretch>
+                      <a:fillRect/>
+                    </a:stretch>
+                  </pic:blipFill>
+                  <pic:spPr bwMode="auto">
+                    <a:xfrm>
+                      <a:off x="0" y="0"/>
+                      <a:ext cx="5270500" cy="2579370"/>
+                    </a:xfrm>
+                    <a:prstGeom prst="rect">
+                      <a:avLst/>
+                    </a:prstGeom>
+                    <a:noFill/>
+                    <a:ln w="9525">
+                      <a:noFill/>
+                      <a:miter lim="800000"/>
+                      <a:headEnd/>
+                      <a:tailEnd/>
+                    </a:ln>
+                  </pic:spPr>
+                </pic:pic>
+              </a:graphicData>
+            </a:graphic>
+          </wp:inline>
+        </w:drawing>
+      </w:r>
+    </w:p>
+    <w:tbl>
+      <w:tblPr>
+        <w:tblStyle w:val="TableGrid"/>
+        <w:tblW w:w="0" w:type="auto"/>
+        <w:tblLook w:val="04A0"/>
+      </w:tblPr>
+      <w:tblGrid>
+        <w:gridCol w:w="1951"/>
+        <w:gridCol w:w="6571"/>
+      </w:tblGrid>
+      <w:tr>
+        <w:tc>
+          <w:tcPr>
+            <w:tcW w:w="1951" w:type="dxa"/>
+          </w:tcPr>
+          <w:p>
+            <w:pPr>
+              <w:rPr>
+                <w:rFonts w:asciiTheme="minorHAnsi" w:eastAsiaTheme="minorEastAsia" w:hAnsiTheme="minorHAnsi" w:cstheme="minorBidi" w:hint="eastAsia"/>
+                <w:szCs w:val="22"/>
+              </w:rPr>
+            </w:pPr>
+            <w:r>
+              <w:rPr>
+                <w:rFonts w:asciiTheme="minorHAnsi" w:eastAsiaTheme="minorEastAsia" w:hAnsiTheme="minorHAnsi" w:cstheme="minorBidi" w:hint="eastAsia"/>
+                <w:szCs w:val="22"/>
+              </w:rPr>
+              <w:t>测试点</w:t>
+            </w:r>
+          </w:p>
+        </w:tc>
+        <w:tc>
+          <w:tcPr>
+            <w:tcW w:w="6571" w:type="dxa"/>
+          </w:tcPr>
+          <w:p>
+            <w:pPr>
+              <w:rPr>
+                <w:rFonts w:asciiTheme="minorHAnsi" w:eastAsiaTheme="minorEastAsia" w:hAnsiTheme="minorHAnsi" w:cstheme="minorBidi" w:hint="eastAsia"/>
+                <w:szCs w:val="22"/>
+              </w:rPr>
+            </w:pPr>
+            <w:r>
+              <w:rPr>
+                <w:rFonts w:asciiTheme="minorHAnsi" w:eastAsiaTheme="minorEastAsia" w:hAnsiTheme="minorHAnsi" w:cstheme="minorBidi" w:hint="eastAsia"/>
+                <w:szCs w:val="22"/>
+              </w:rPr>
+              <w:t>描述</w:t>
+            </w:r>
+          </w:p>
+        </w:tc>
+      </w:tr>
+      <w:tr>
+        <w:tc>
+          <w:tcPr>
+            <w:tcW w:w="1951" w:type="dxa"/>
+          </w:tcPr>
+          <w:p>
+            <w:pPr>
+              <w:rPr>
+                <w:rFonts w:asciiTheme="minorHAnsi" w:eastAsiaTheme="minorEastAsia" w:hAnsiTheme="minorHAnsi" w:cstheme="minorBidi" w:hint="eastAsia"/>
+                <w:szCs w:val="22"/>
+              </w:rPr>
+            </w:pPr>
+            <w:r>
+              <w:rPr>
+                <w:rFonts w:asciiTheme="minorHAnsi" w:eastAsiaTheme="minorEastAsia" w:hAnsiTheme="minorHAnsi" w:cstheme="minorBidi"/>
+                <w:szCs w:val="22"/>
+              </w:rPr>
+              <w:t>J</w:t>
+            </w:r>
+            <w:r>
+              <w:rPr>
+                <w:rFonts w:asciiTheme="minorHAnsi" w:eastAsiaTheme="minorEastAsia" w:hAnsiTheme="minorHAnsi" w:cstheme="minorBidi" w:hint="eastAsia"/>
+                <w:szCs w:val="22"/>
+              </w:rPr>
+              <w:t>obs</w:t>
+            </w:r>
+            <w:r>
+              <w:rPr>
+                <w:rFonts w:asciiTheme="minorHAnsi" w:eastAsiaTheme="minorEastAsia" w:hAnsiTheme="minorHAnsi" w:cstheme="minorBidi" w:hint="eastAsia"/>
+                <w:szCs w:val="22"/>
+              </w:rPr>
+              <w:t>的</w:t>
+            </w:r>
+            <w:r>
+              <w:rPr>
+                <w:rFonts w:asciiTheme="minorHAnsi" w:eastAsiaTheme="minorEastAsia" w:hAnsiTheme="minorHAnsi" w:cstheme="minorBidi"/>
+                <w:szCs w:val="22"/>
+              </w:rPr>
+              <w:t>Description</w:t>
+            </w:r>
+          </w:p>
+        </w:tc>
+        <w:tc>
+          <w:tcPr>
+            <w:tcW w:w="6571" w:type="dxa"/>
+          </w:tcPr>
+          <w:p>
+            <w:pPr>
+              <w:rPr>
+                <w:rFonts w:asciiTheme="minorHAnsi" w:eastAsiaTheme="minorEastAsia" w:hAnsiTheme="minorHAnsi" w:cstheme="minorBidi" w:hint="eastAsia"/>
+                <w:szCs w:val="22"/>
+              </w:rPr>
+            </w:pPr>
+            <w:r>
+              <w:rPr>
+                <w:rFonts w:asciiTheme="minorHAnsi" w:eastAsiaTheme="minorEastAsia" w:hAnsiTheme="minorHAnsi" w:cstheme="minorBidi" w:hint="eastAsia"/>
+                <w:szCs w:val="22"/>
+              </w:rPr>
+              <w:t>查看执行语句是否正确；</w:t>
+            </w:r>
+          </w:p>
+          <w:p>
+            <w:pPr>
+              <w:rPr>
+                <w:rFonts w:asciiTheme="minorHAnsi" w:eastAsiaTheme="minorEastAsia" w:hAnsiTheme="minorHAnsi" w:cstheme="minorBidi" w:hint="eastAsia"/>
+                <w:szCs w:val="22"/>
+              </w:rPr>
+            </w:pPr>
+            <w:r>
+              <w:rPr>
+                <w:rFonts w:asciiTheme="minorHAnsi" w:eastAsiaTheme="minorEastAsia" w:hAnsiTheme="minorHAnsi" w:cstheme="minorBidi" w:hint="eastAsia"/>
+                <w:szCs w:val="22"/>
+              </w:rPr>
+              <w:t>点击链接会跳转到具体</w:t>
+            </w:r>
+            <w:r>
+              <w:rPr>
+                <w:rFonts w:asciiTheme="minorHAnsi" w:eastAsiaTheme="minorEastAsia" w:hAnsiTheme="minorHAnsi" w:cstheme="minorBidi" w:hint="eastAsia"/>
+                <w:szCs w:val="22"/>
+              </w:rPr>
+              <w:t>job</w:t>
+            </w:r>
+            <w:r>
+              <w:rPr>
+                <w:rFonts w:asciiTheme="minorHAnsi" w:eastAsiaTheme="minorEastAsia" w:hAnsiTheme="minorHAnsi" w:cstheme="minorBidi" w:hint="eastAsia"/>
+                <w:szCs w:val="22"/>
+              </w:rPr>
+              <w:t>详细</w:t>
+            </w:r>
+            <w:r>
+              <w:rPr>
+                <w:rFonts w:asciiTheme="minorHAnsi" w:eastAsiaTheme="minorEastAsia" w:hAnsiTheme="minorHAnsi" w:cstheme="minorBidi" w:hint="eastAsia"/>
+                <w:szCs w:val="22"/>
+              </w:rPr>
+              <w:t>信息页面</w:t>
+            </w:r>
+          </w:p>
+        </w:tc>
+      </w:tr>
+      <w:tr>
+        <w:tc>
+          <w:tcPr>
+            <w:tcW w:w="1951" w:type="dxa"/>
+          </w:tcPr>
+          <w:p>
+            <w:pPr>
+              <w:rPr>
+                <w:rFonts w:asciiTheme="minorHAnsi" w:eastAsiaTheme="minorEastAsia" w:hAnsiTheme="minorHAnsi" w:cstheme="minorBidi" w:hint="eastAsia"/>
+                <w:szCs w:val="22"/>
+              </w:rPr>
+            </w:pPr>
+            <w:r>
+              <w:rPr>
+                <w:rFonts w:asciiTheme="minorHAnsi" w:eastAsiaTheme="minorEastAsia" w:hAnsiTheme="minorHAnsi" w:cstheme="minorBidi"/>
+                <w:szCs w:val="22"/>
+              </w:rPr>
+              <w:t>J</w:t>
+            </w:r>
+            <w:r>
+              <w:rPr>
+                <w:rFonts w:asciiTheme="minorHAnsi" w:eastAsiaTheme="minorEastAsia" w:hAnsiTheme="minorHAnsi" w:cstheme="minorBidi" w:hint="eastAsia"/>
+                <w:szCs w:val="22"/>
+              </w:rPr>
+              <w:t>obs</w:t>
+            </w:r>
+            <w:r>
+              <w:rPr>
+                <w:rFonts w:asciiTheme="minorHAnsi" w:eastAsiaTheme="minorEastAsia" w:hAnsiTheme="minorHAnsi" w:cstheme="minorBidi" w:hint="eastAsia"/>
+                <w:szCs w:val="22"/>
+              </w:rPr>
+              <w:t>的</w:t>
+            </w:r>
+            <w:r>
+              <w:rPr>
+                <w:rFonts w:asciiTheme="minorHAnsi" w:eastAsiaTheme="minorEastAsia" w:hAnsiTheme="minorHAnsi" w:cstheme="minorBidi" w:hint="eastAsia"/>
+                <w:szCs w:val="22"/>
+              </w:rPr>
+              <w:t>submitted</w:t>
+            </w:r>
+          </w:p>
+        </w:tc>
+        <w:tc>
+          <w:tcPr>
+            <w:tcW w:w="6571" w:type="dxa"/>
+          </w:tcPr>
+          <w:p>
+            <w:pPr>
+              <w:rPr>
+                <w:rFonts w:asciiTheme="minorHAnsi" w:eastAsiaTheme="minorEastAsia" w:hAnsiTheme="minorHAnsi" w:cstheme="minorBidi" w:hint="eastAsia"/>
+                <w:szCs w:val="22"/>
+              </w:rPr>
+            </w:pPr>
+            <w:r>
+              <w:rPr>
+                <w:rFonts w:asciiTheme="minorHAnsi" w:eastAsiaTheme="minorEastAsia" w:hAnsiTheme="minorHAnsi" w:cstheme="minorBidi" w:hint="eastAsia"/>
+                <w:szCs w:val="22"/>
+              </w:rPr>
+              <w:t>查看添加</w:t>
+            </w:r>
+            <w:r>
+              <w:rPr>
+                <w:rFonts w:asciiTheme="minorHAnsi" w:eastAsiaTheme="minorEastAsia" w:hAnsiTheme="minorHAnsi" w:cstheme="minorBidi" w:hint="eastAsia"/>
+                <w:szCs w:val="22"/>
+              </w:rPr>
+              <w:t>job</w:t>
+            </w:r>
+            <w:r>
+              <w:rPr>
+                <w:rFonts w:asciiTheme="minorHAnsi" w:eastAsiaTheme="minorEastAsia" w:hAnsiTheme="minorHAnsi" w:cstheme="minorBidi" w:hint="eastAsia"/>
+                <w:szCs w:val="22"/>
+              </w:rPr>
+              <w:t>时间是否正确</w:t>
+            </w:r>
+          </w:p>
+        </w:tc>
+      </w:tr>
+      <w:tr>
+        <w:tc>
+          <w:tcPr>
+            <w:tcW w:w="1951" w:type="dxa"/>
+          </w:tcPr>
+          <w:p>
+            <w:pPr>
+              <w:rPr>
+                <w:rFonts w:asciiTheme="minorHAnsi" w:eastAsiaTheme="minorEastAsia" w:hAnsiTheme="minorHAnsi" w:cstheme="minorBidi" w:hint="eastAsia"/>
+                <w:szCs w:val="22"/>
+              </w:rPr>
+            </w:pPr>
+            <w:r>
+              <w:rPr>
+                <w:rFonts w:asciiTheme="minorHAnsi" w:eastAsiaTheme="minorEastAsia" w:hAnsiTheme="minorHAnsi" w:cstheme="minorBidi" w:hint="eastAsia"/>
+                <w:szCs w:val="22"/>
+              </w:rPr>
+              <w:t>+detail</w:t>
+            </w:r>
+            <w:r>
+              <w:rPr>
+                <w:rFonts w:asciiTheme="minorHAnsi" w:eastAsiaTheme="minorEastAsia" w:hAnsiTheme="minorHAnsi" w:cstheme="minorBidi" w:hint="eastAsia"/>
+                <w:szCs w:val="22"/>
+              </w:rPr>
+              <w:t>按钮</w:t>
+            </w:r>
+          </w:p>
+        </w:tc>
+        <w:tc>
+          <w:tcPr>
+            <w:tcW w:w="6571" w:type="dxa"/>
+          </w:tcPr>
+          <w:p>
+            <w:pPr>
+              <w:rPr>
+                <w:rFonts w:asciiTheme="minorHAnsi" w:eastAsiaTheme="minorEastAsia" w:hAnsiTheme="minorHAnsi" w:cstheme="minorBidi" w:hint="eastAsia"/>
+                <w:szCs w:val="22"/>
+              </w:rPr>
+            </w:pPr>
+            <w:r>
+              <w:rPr>
+                <w:rFonts w:asciiTheme="minorHAnsi" w:eastAsiaTheme="minorEastAsia" w:hAnsiTheme="minorHAnsi" w:cstheme="minorBidi" w:hint="eastAsia"/>
+                <w:szCs w:val="22"/>
+              </w:rPr>
+              <w:t>点击能下拉查看</w:t>
+            </w:r>
+            <w:r>
+              <w:rPr>
+                <w:rFonts w:asciiTheme="minorHAnsi" w:eastAsiaTheme="minorEastAsia" w:hAnsiTheme="minorHAnsi" w:cstheme="minorBidi" w:hint="eastAsia"/>
+                <w:szCs w:val="22"/>
+              </w:rPr>
+              <w:t>job</w:t>
+            </w:r>
+            <w:r>
+              <w:rPr>
+                <w:rFonts w:asciiTheme="minorHAnsi" w:eastAsiaTheme="minorEastAsia" w:hAnsiTheme="minorHAnsi" w:cstheme="minorBidi" w:hint="eastAsia"/>
+                <w:szCs w:val="22"/>
+              </w:rPr>
+              <w:t>执行日志</w:t>
+            </w:r>
+          </w:p>
+        </w:tc>
+      </w:tr>
+    </w:tbl>
+    <w:p>
+      <w:pPr>
+        <w:rPr>
+          <w:rFonts w:asciiTheme="minorHAnsi" w:eastAsiaTheme="minorEastAsia" w:hAnsiTheme="minorHAnsi" w:cstheme="minorBidi" w:hint="eastAsia"/>
+          <w:szCs w:val="22"/>
+        </w:rPr>
+      </w:pPr>
+    </w:p>
+    <w:p>
+      <w:pPr>
+        <w:rPr>
+          <w:rFonts w:asciiTheme="minorHAnsi" w:eastAsiaTheme="minorEastAsia" w:hAnsiTheme="minorHAnsi" w:cstheme="minorBidi" w:hint="eastAsia"/>
+          <w:szCs w:val="22"/>
+        </w:rPr>
+      </w:pPr>
+    </w:p>
+    <w:p>
+      <w:pPr>
+        <w:rPr>
+          <w:rFonts w:asciiTheme="minorHAnsi" w:eastAsiaTheme="minorEastAsia" w:hAnsiTheme="minorHAnsi" w:cstheme="minorBidi" w:hint="eastAsia"/>
+          <w:szCs w:val="22"/>
+        </w:rPr>
+      </w:pPr>
+    </w:p>
+    <w:p>
+      <w:pPr>
+        <w:rPr>
+          <w:rFonts w:asciiTheme="minorHAnsi" w:eastAsiaTheme="minorEastAsia" w:hAnsiTheme="minorHAnsi" w:cstheme="minorBidi" w:hint="eastAsia"/>
+          <w:szCs w:val="22"/>
+        </w:rPr>
+      </w:pPr>
+    </w:p>
     <w:p>
       <w:pPr>
         <w:rPr>
@@ -5540,12 +8508,12 @@
       </w:pPr>
     </w:p>
     <w:sectPr>
-      <w:headerReference w:type="even" r:id="rId12"/>
-      <w:headerReference w:type="default" r:id="rId13"/>
-      <w:footerReference w:type="even" r:id="rId14"/>
-      <w:footerReference w:type="default" r:id="rId15"/>
-      <w:headerReference w:type="first" r:id="rId16"/>
-      <w:footerReference w:type="first" r:id="rId17"/>
+      <w:headerReference w:type="even" r:id="rId16"/>
+      <w:headerReference w:type="default" r:id="rId17"/>
+      <w:footerReference w:type="even" r:id="rId18"/>
+      <w:footerReference w:type="default" r:id="rId19"/>
+      <w:headerReference w:type="first" r:id="rId20"/>
+      <w:footerReference w:type="first" r:id="rId21"/>
       <w:pgSz w:w="11906" w:h="16838"/>
       <w:pgMar w:top="1312" w:right="1800" w:bottom="1440" w:left="1800" w:header="779" w:footer="992" w:gutter="0"/>
       <w:cols w:space="425"/>
@@ -8108,6 +11076,11 @@
       <w:szCs w:val="28"/>
     </w:rPr>
   </w:style>
+  <w:style w:type="character" w:customStyle="1" w:styleId="apple-converted-space">
+    <w:name w:val="apple-converted-space"/>
+    <w:basedOn w:val="DefaultParagraphFont"/>
+    <w:rsid w:val="00C76FC4"/>
+  </w:style>
 </w:styles>
 </file>
 
@@ -8395,21 +11368,6 @@
 </file>
 
 <file path=customXml/item1.xml><?xml version="1.0" encoding="utf-8"?>
-<p:properties xmlns:p="http://schemas.microsoft.com/office/2006/metadata/properties" xmlns:xsi="http://www.w3.org/2001/XMLSchema-instance">
-  <documentManagement/>
-</p:properties>
-</file>
-
-<file path=customXml/item2.xml><?xml version="1.0" encoding="utf-8"?>
-<?mso-contentType ?>
-<FormTemplates xmlns="http://schemas.microsoft.com/sharepoint/v3/contenttype/forms">
-  <Display>DocumentLibraryForm</Display>
-  <Edit>DocumentLibraryForm</Edit>
-  <New>DocumentLibraryForm</New>
-</FormTemplates>
-</file>
-
-<file path=customXml/item3.xml><?xml version="1.0" encoding="utf-8"?>
 <ct:contentTypeSchema xmlns:ct="http://schemas.microsoft.com/office/2006/metadata/contentType" xmlns:ma="http://schemas.microsoft.com/office/2006/metadata/properties/metaAttributes" ct:_="" ma:_="" ma:contentTypeName="Document" ma:contentTypeID="0x010100C9D738FE56F9DD4F818CEE0622FC80C0" ma:contentTypeVersion="0" ma:contentTypeDescription="Create a new document." ma:contentTypeScope="" ma:versionID="c733d375e9f13075cc482d188b8bae2c">
   <xsd:schema xmlns:xsd="http://www.w3.org/2001/XMLSchema" xmlns:p="http://schemas.microsoft.com/office/2006/metadata/properties" targetNamespace="http://schemas.microsoft.com/office/2006/metadata/properties" ma:root="true" ma:fieldsID="4aeb20c0e3442673af7ee10786458764">
     <xsd:element name="properties">
@@ -8458,27 +11416,26 @@
 </ct:contentTypeSchema>
 </file>
 
+<file path=customXml/item2.xml><?xml version="1.0" encoding="utf-8"?>
+<?mso-contentType ?>
+<FormTemplates xmlns="http://schemas.microsoft.com/sharepoint/v3/contenttype/forms">
+  <Display>DocumentLibraryForm</Display>
+  <Edit>DocumentLibraryForm</Edit>
+  <New>DocumentLibraryForm</New>
+</FormTemplates>
+</file>
+
+<file path=customXml/item3.xml><?xml version="1.0" encoding="utf-8"?>
+<p:properties xmlns:p="http://schemas.microsoft.com/office/2006/metadata/properties" xmlns:xsi="http://www.w3.org/2001/XMLSchema-instance">
+  <documentManagement/>
+</p:properties>
+</file>
+
 <file path=customXml/item4.xml><?xml version="1.0" encoding="utf-8"?>
 <b:Sources xmlns:b="http://schemas.openxmlformats.org/officeDocument/2006/bibliography" xmlns="http://schemas.openxmlformats.org/officeDocument/2006/bibliography" SelectedStyle="\APA.XSL" StyleName="APA"/>
 </file>
 
 <file path=customXml/itemProps1.xml><?xml version="1.0" encoding="utf-8"?>
-<ds:datastoreItem xmlns:ds="http://schemas.openxmlformats.org/officeDocument/2006/customXml" ds:itemID="{283A67FA-FB68-40D1-A1FD-BD4AEE599422}">
-  <ds:schemaRefs>
-    <ds:schemaRef ds:uri="http://schemas.microsoft.com/office/2006/metadata/properties"/>
-  </ds:schemaRefs>
-</ds:datastoreItem>
-</file>
-
-<file path=customXml/itemProps2.xml><?xml version="1.0" encoding="utf-8"?>
-<ds:datastoreItem xmlns:ds="http://schemas.openxmlformats.org/officeDocument/2006/customXml" ds:itemID="{9C2CE626-7193-49AD-BC45-D7AF4DFA65A4}">
-  <ds:schemaRefs>
-    <ds:schemaRef ds:uri="http://schemas.microsoft.com/sharepoint/v3/contenttype/forms"/>
-  </ds:schemaRefs>
-</ds:datastoreItem>
-</file>
-
-<file path=customXml/itemProps3.xml><?xml version="1.0" encoding="utf-8"?>
 <ds:datastoreItem xmlns:ds="http://schemas.openxmlformats.org/officeDocument/2006/customXml" ds:itemID="{94CFB702-9C76-4C98-BCB1-FF31686087A1}">
   <ds:schemaRefs>
     <ds:schemaRef ds:uri="http://schemas.microsoft.com/office/2006/metadata/contentType"/>
@@ -8493,6 +11450,22 @@
 </ds:datastoreItem>
 </file>
 
+<file path=customXml/itemProps2.xml><?xml version="1.0" encoding="utf-8"?>
+<ds:datastoreItem xmlns:ds="http://schemas.openxmlformats.org/officeDocument/2006/customXml" ds:itemID="{9C2CE626-7193-49AD-BC45-D7AF4DFA65A4}">
+  <ds:schemaRefs>
+    <ds:schemaRef ds:uri="http://schemas.microsoft.com/sharepoint/v3/contenttype/forms"/>
+  </ds:schemaRefs>
+</ds:datastoreItem>
+</file>
+
+<file path=customXml/itemProps3.xml><?xml version="1.0" encoding="utf-8"?>
+<ds:datastoreItem xmlns:ds="http://schemas.openxmlformats.org/officeDocument/2006/customXml" ds:itemID="{283A67FA-FB68-40D1-A1FD-BD4AEE599422}">
+  <ds:schemaRefs>
+    <ds:schemaRef ds:uri="http://schemas.microsoft.com/office/2006/metadata/properties"/>
+  </ds:schemaRefs>
+</ds:datastoreItem>
+</file>
+
 <file path=customXml/itemProps4.xml><?xml version="1.0" encoding="utf-8"?>
 <ds:datastoreItem xmlns:ds="http://schemas.openxmlformats.org/officeDocument/2006/customXml" ds:itemID="{3B587B9E-8081-4136-A522-BC032735E142}">
   <ds:schemaRefs>

--- a/internal_doc/05.测试设计/story/OM_Spark/测试Story_OM_Spark.docx
+++ b/internal_doc/05.测试设计/story/OM_Spark/测试Story_OM_Spark.docx
@@ -3475,31 +3475,25 @@
         <w:rPr>
           <w:rFonts w:hint="eastAsia"/>
         </w:rPr>
-        <w:t>集群，可以测试在输入错误的</w:t>
+        <w:t>集群，</w:t>
       </w:r>
       <w:r>
         <w:rPr>
           <w:rFonts w:hint="eastAsia"/>
         </w:rPr>
-        <w:t>hostname</w:t>
+        <w:t>测试在显示页面上显示的业务名是否正确，跳转的</w:t>
       </w:r>
       <w:r>
         <w:rPr>
           <w:rFonts w:hint="eastAsia"/>
         </w:rPr>
-        <w:t>和端口号情况下，</w:t>
+        <w:t>spark</w:t>
       </w:r>
       <w:r>
         <w:rPr>
           <w:rFonts w:hint="eastAsia"/>
         </w:rPr>
-        <w:t>OM</w:t>
-      </w:r>
-      <w:r>
-        <w:rPr>
-          <w:rFonts w:hint="eastAsia"/>
-        </w:rPr>
-        <w:t>是否会报错</w:t>
+        <w:t>管理页面是否正确</w:t>
       </w:r>
       <w:r>
         <w:rPr>
@@ -4101,10 +4095,10 @@
               <w:rPr>
                 <w:rFonts w:hint="eastAsia"/>
               </w:rPr>
-              <w:t>添加</w:t>
-            </w:r>
-            <w:r>
-              <w:t>扫描机器（</w:t>
+              <w:t>发现业务</w:t>
+            </w:r>
+            <w:r>
+              <w:t>（</w:t>
             </w:r>
             <w:r>
               <w:rPr>
@@ -4138,28 +4132,22 @@
               <w:t>om</w:t>
             </w:r>
             <w:r>
-              <w:t>页面上输入机器的</w:t>
-            </w:r>
-            <w:r>
-              <w:t>hostname</w:t>
-            </w:r>
-            <w:r>
-              <w:t>或者</w:t>
-            </w:r>
-            <w:r>
-              <w:t>ip</w:t>
-            </w:r>
-            <w:r>
-              <w:t>，端口号</w:t>
-            </w:r>
-            <w:r>
               <w:rPr>
                 <w:rFonts w:hint="eastAsia"/>
               </w:rPr>
-              <w:t>，</w:t>
-            </w:r>
-            <w:r>
-              <w:t>用户名，密码</w:t>
+              <w:t>首页上选择“发现业务”，输入业务名，选择“</w:t>
+            </w:r>
+            <w:r>
+              <w:rPr>
+                <w:rFonts w:hint="eastAsia"/>
+              </w:rPr>
+              <w:t>spark</w:t>
+            </w:r>
+            <w:r>
+              <w:rPr>
+                <w:rFonts w:hint="eastAsia"/>
+              </w:rPr>
+              <w:t>”类型。</w:t>
             </w:r>
           </w:p>
         </w:tc>
@@ -4174,13 +4162,7 @@
               <w:rPr>
                 <w:rFonts w:hint="eastAsia"/>
               </w:rPr>
-              <w:t>选择</w:t>
-            </w:r>
-            <w:r>
-              <w:t>spark</w:t>
-            </w:r>
-            <w:r>
-              <w:t>业务类型</w:t>
+              <w:t>添加结点</w:t>
             </w:r>
           </w:p>
         </w:tc>
@@ -4193,193 +4175,49 @@
               <w:rPr>
                 <w:rFonts w:hint="eastAsia"/>
               </w:rPr>
-              <w:t>选择</w:t>
-            </w:r>
-            <w:r>
-              <w:t>spark</w:t>
-            </w:r>
-            <w:r>
-              <w:t>业务类型</w:t>
-            </w:r>
-          </w:p>
-        </w:tc>
-      </w:tr>
-      <w:tr>
-        <w:tc>
-          <w:tcPr>
-            <w:tcW w:w="1984" w:type="dxa"/>
-          </w:tcPr>
-          <w:p>
+              <w:t>输入集群机器的</w:t>
+            </w:r>
             <w:r>
               <w:rPr>
                 <w:rFonts w:hint="eastAsia"/>
               </w:rPr>
-              <w:t>输入</w:t>
-            </w:r>
-            <w:r>
-              <w:t>spark</w:t>
-            </w:r>
-            <w:r>
-              <w:t>业务业务</w:t>
-            </w:r>
-            <w:r>
-              <w:lastRenderedPageBreak/>
-              <w:t>名</w:t>
-            </w:r>
-          </w:p>
-        </w:tc>
-        <w:tc>
-          <w:tcPr>
-            <w:tcW w:w="6096" w:type="dxa"/>
-          </w:tcPr>
-          <w:p>
+              <w:t>ip</w:t>
+            </w:r>
             <w:r>
               <w:rPr>
                 <w:rFonts w:hint="eastAsia"/>
               </w:rPr>
-              <w:lastRenderedPageBreak/>
-              <w:t>输入</w:t>
-            </w:r>
-            <w:r>
-              <w:t>spark</w:t>
-            </w:r>
-            <w:r>
-              <w:t>业务业务名</w:t>
-            </w:r>
-          </w:p>
-        </w:tc>
-      </w:tr>
-      <w:tr>
-        <w:tc>
-          <w:tcPr>
-            <w:tcW w:w="1984" w:type="dxa"/>
-          </w:tcPr>
-          <w:p>
+              <w:t>或</w:t>
+            </w:r>
             <w:r>
               <w:rPr>
                 <w:rFonts w:hint="eastAsia"/>
               </w:rPr>
-              <w:lastRenderedPageBreak/>
-              <w:t>输入</w:t>
+              <w:t>hostname</w:t>
             </w:r>
             <w:r>
               <w:rPr>
                 <w:rFonts w:hint="eastAsia"/>
               </w:rPr>
-              <w:t>spark</w:t>
-            </w:r>
-            <w:r>
-              <w:t>监控机器的</w:t>
-            </w:r>
-            <w:r>
-              <w:t>hostname</w:t>
-            </w:r>
-          </w:p>
-        </w:tc>
-        <w:tc>
-          <w:tcPr>
-            <w:tcW w:w="6096" w:type="dxa"/>
-          </w:tcPr>
-          <w:p>
+              <w:t>、</w:t>
+            </w:r>
             <w:r>
               <w:rPr>
                 <w:rFonts w:hint="eastAsia"/>
               </w:rPr>
-              <w:t>在</w:t>
-            </w:r>
-            <w:r>
-              <w:t>om</w:t>
-            </w:r>
-            <w:r>
-              <w:t>页面上</w:t>
+              <w:t>master port</w:t>
             </w:r>
             <w:r>
               <w:rPr>
                 <w:rFonts w:hint="eastAsia"/>
               </w:rPr>
-              <w:t>输入</w:t>
+              <w:t>、</w:t>
             </w:r>
             <w:r>
               <w:rPr>
                 <w:rFonts w:hint="eastAsia"/>
               </w:rPr>
-              <w:t>spark</w:t>
-            </w:r>
-            <w:r>
-              <w:t>监控机器的</w:t>
-            </w:r>
-            <w:r>
-              <w:t>hostname</w:t>
-            </w:r>
-          </w:p>
-        </w:tc>
-      </w:tr>
-      <w:tr>
-        <w:tc>
-          <w:tcPr>
-            <w:tcW w:w="1984" w:type="dxa"/>
-          </w:tcPr>
-          <w:p>
-            <w:r>
-              <w:rPr>
-                <w:rFonts w:hint="eastAsia"/>
-              </w:rPr>
-              <w:t>输入</w:t>
-            </w:r>
-            <w:r>
-              <w:rPr>
-                <w:rFonts w:hint="eastAsia"/>
-              </w:rPr>
-              <w:t>spark</w:t>
-            </w:r>
-            <w:r>
-              <w:t>监控机</w:t>
-            </w:r>
-            <w:r>
-              <w:rPr>
-                <w:rFonts w:hint="eastAsia"/>
-              </w:rPr>
-              <w:t>的端口号</w:t>
-            </w:r>
-          </w:p>
-        </w:tc>
-        <w:tc>
-          <w:tcPr>
-            <w:tcW w:w="6096" w:type="dxa"/>
-          </w:tcPr>
-          <w:p>
-            <w:r>
-              <w:rPr>
-                <w:rFonts w:hint="eastAsia"/>
-              </w:rPr>
-              <w:t>在</w:t>
-            </w:r>
-            <w:r>
-              <w:t>om</w:t>
-            </w:r>
-            <w:r>
-              <w:t>页面上</w:t>
-            </w:r>
-            <w:r>
-              <w:rPr>
-                <w:rFonts w:hint="eastAsia"/>
-              </w:rPr>
-              <w:t>输入</w:t>
-            </w:r>
-            <w:r>
-              <w:rPr>
-                <w:rFonts w:hint="eastAsia"/>
-              </w:rPr>
-              <w:t>spark</w:t>
-            </w:r>
-            <w:r>
-              <w:t>监控机</w:t>
-            </w:r>
-            <w:r>
-              <w:rPr>
-                <w:rFonts w:hint="eastAsia"/>
-              </w:rPr>
-              <w:t>的端口号</w:t>
+              <w:t>web port</w:t>
             </w:r>
           </w:p>
         </w:tc>
@@ -4387,15 +4225,11 @@
     </w:tbl>
     <w:p/>
     <w:p>
-      <w:pPr>
+      <w:r>
         <w:rPr>
           <w:rFonts w:hint="eastAsia"/>
         </w:rPr>
-      </w:pPr>
-      <w:r>
-        <w:rPr>
-          <w:rFonts w:hint="eastAsia"/>
-        </w:rPr>
+        <w:lastRenderedPageBreak/>
         <w:t>二</w:t>
       </w:r>
       <w:r>
@@ -4438,7 +4272,6 @@
       <w:pPr>
         <w:jc w:val="left"/>
         <w:rPr>
-          <w:rFonts w:hint="eastAsia"/>
           <w:noProof/>
         </w:rPr>
       </w:pPr>
@@ -4776,35 +4609,7 @@
                 <w:rFonts w:asciiTheme="minorHAnsi" w:eastAsiaTheme="minorEastAsia" w:hAnsiTheme="minorHAnsi" w:cstheme="minorBidi" w:hint="eastAsia"/>
                 <w:szCs w:val="22"/>
               </w:rPr>
-              <w:t>或</w:t>
-            </w:r>
-            <w:r>
-              <w:rPr>
-                <w:rFonts w:asciiTheme="minorHAnsi" w:eastAsiaTheme="minorEastAsia" w:hAnsiTheme="minorHAnsi" w:cstheme="minorBidi" w:hint="eastAsia"/>
-                <w:szCs w:val="22"/>
-              </w:rPr>
-              <w:t>LOADIND</w:t>
-            </w:r>
-            <w:r>
-              <w:rPr>
-                <w:rFonts w:asciiTheme="minorHAnsi" w:eastAsiaTheme="minorEastAsia" w:hAnsiTheme="minorHAnsi" w:cstheme="minorBidi" w:hint="eastAsia"/>
-                <w:szCs w:val="22"/>
-              </w:rPr>
               <w:t>，停止</w:t>
-            </w:r>
-            <w:r>
-              <w:rPr>
-                <w:rFonts w:asciiTheme="minorHAnsi" w:eastAsiaTheme="minorEastAsia" w:hAnsiTheme="minorHAnsi" w:cstheme="minorBidi" w:hint="eastAsia"/>
-                <w:szCs w:val="22"/>
-              </w:rPr>
-              <w:t>KILLED</w:t>
-            </w:r>
-            <w:r>
-              <w:rPr>
-                <w:rFonts w:asciiTheme="minorHAnsi" w:eastAsiaTheme="minorEastAsia" w:hAnsiTheme="minorHAnsi" w:cstheme="minorBidi" w:hint="eastAsia"/>
-                <w:szCs w:val="22"/>
-              </w:rPr>
-              <w:t>或</w:t>
             </w:r>
             <w:r>
               <w:rPr>
@@ -5134,7 +4939,6 @@
                 <w:rFonts w:asciiTheme="minorHAnsi" w:eastAsiaTheme="minorEastAsia" w:hAnsiTheme="minorHAnsi" w:cstheme="minorBidi"/>
                 <w:szCs w:val="22"/>
               </w:rPr>
-              <w:lastRenderedPageBreak/>
               <w:t>Running</w:t>
             </w:r>
             <w:r>
@@ -5261,6 +5065,7 @@
               <w:pStyle w:val="Heading4"/>
               <w:shd w:val="clear" w:color="auto" w:fill="FFFFFF"/>
               <w:spacing w:before="136" w:after="136" w:line="272" w:lineRule="atLeast"/>
+              <w:outlineLvl w:val="3"/>
               <w:rPr>
                 <w:rFonts w:asciiTheme="minorHAnsi" w:eastAsiaTheme="minorEastAsia" w:hAnsiTheme="minorHAnsi" w:cstheme="minorBidi"/>
                 <w:b w:val="0"/>
@@ -5277,6 +5082,7 @@
                 <w:sz w:val="20"/>
                 <w:szCs w:val="22"/>
               </w:rPr>
+              <w:lastRenderedPageBreak/>
               <w:t>Completed</w:t>
             </w:r>
             <w:r>
@@ -5358,6 +5164,7 @@
               <w:pStyle w:val="Heading4"/>
               <w:shd w:val="clear" w:color="auto" w:fill="FFFFFF"/>
               <w:spacing w:before="136" w:after="136" w:line="272" w:lineRule="atLeast"/>
+              <w:outlineLvl w:val="3"/>
               <w:rPr>
                 <w:rFonts w:asciiTheme="minorHAnsi" w:eastAsiaTheme="minorEastAsia" w:hAnsiTheme="minorHAnsi" w:cstheme="minorBidi"/>
                 <w:b w:val="0"/>
@@ -5441,6 +5248,7 @@
               <w:pStyle w:val="Heading4"/>
               <w:shd w:val="clear" w:color="auto" w:fill="FFFFFF"/>
               <w:spacing w:before="136" w:after="136" w:line="272" w:lineRule="atLeast"/>
+              <w:outlineLvl w:val="3"/>
               <w:rPr>
                 <w:rFonts w:asciiTheme="minorHAnsi" w:eastAsiaTheme="minorEastAsia" w:hAnsiTheme="minorHAnsi" w:cstheme="minorBidi"/>
                 <w:b w:val="0"/>
@@ -5524,6 +5332,7 @@
               <w:pStyle w:val="Heading4"/>
               <w:shd w:val="clear" w:color="auto" w:fill="FFFFFF"/>
               <w:spacing w:before="136" w:after="136" w:line="272" w:lineRule="atLeast"/>
+              <w:outlineLvl w:val="3"/>
               <w:rPr>
                 <w:rFonts w:asciiTheme="minorHAnsi" w:eastAsiaTheme="minorEastAsia" w:hAnsiTheme="minorHAnsi" w:cstheme="minorBidi"/>
                 <w:b w:val="0"/>
@@ -5607,6 +5416,7 @@
               <w:pStyle w:val="Heading4"/>
               <w:shd w:val="clear" w:color="auto" w:fill="FFFFFF"/>
               <w:spacing w:before="136" w:after="136" w:line="272" w:lineRule="atLeast"/>
+              <w:outlineLvl w:val="3"/>
               <w:rPr>
                 <w:rFonts w:asciiTheme="minorHAnsi" w:eastAsiaTheme="minorEastAsia" w:hAnsiTheme="minorHAnsi" w:cstheme="minorBidi"/>
                 <w:b w:val="0"/>
@@ -5691,2298 +5501,30 @@
     <w:p>
       <w:pPr>
         <w:rPr>
+          <w:rFonts w:asciiTheme="minorHAnsi" w:eastAsiaTheme="minorEastAsia" w:hAnsiTheme="minorHAnsi" w:cstheme="minorBidi"/>
+          <w:szCs w:val="22"/>
+        </w:rPr>
+      </w:pPr>
+      <w:r>
+        <w:rPr>
           <w:rFonts w:asciiTheme="minorHAnsi" w:eastAsiaTheme="minorEastAsia" w:hAnsiTheme="minorHAnsi" w:cstheme="minorBidi" w:hint="eastAsia"/>
           <w:szCs w:val="22"/>
         </w:rPr>
-      </w:pPr>
-      <w:r>
-        <w:rPr>
-          <w:rFonts w:asciiTheme="minorHAnsi" w:eastAsiaTheme="minorEastAsia" w:hAnsiTheme="minorHAnsi" w:cstheme="minorBidi" w:hint="eastAsia"/>
-          <w:szCs w:val="22"/>
-        </w:rPr>
         <w:tab/>
-        <w:t>2.worker</w:t>
-      </w:r>
-      <w:r>
-        <w:rPr>
-          <w:rFonts w:asciiTheme="minorHAnsi" w:eastAsiaTheme="minorEastAsia" w:hAnsiTheme="minorHAnsi" w:cstheme="minorBidi" w:hint="eastAsia"/>
-          <w:szCs w:val="22"/>
-        </w:rPr>
-        <w:t>管理页面</w:t>
       </w:r>
     </w:p>
     <w:p>
       <w:pPr>
         <w:rPr>
-          <w:rFonts w:asciiTheme="minorHAnsi" w:eastAsiaTheme="minorEastAsia" w:hAnsiTheme="minorHAnsi" w:cstheme="minorBidi" w:hint="eastAsia"/>
+          <w:rFonts w:asciiTheme="minorHAnsi" w:eastAsiaTheme="minorEastAsia" w:hAnsiTheme="minorHAnsi" w:cstheme="minorBidi"/>
           <w:szCs w:val="22"/>
         </w:rPr>
       </w:pPr>
-      <w:r>
-        <w:rPr>
-          <w:rFonts w:asciiTheme="minorHAnsi" w:eastAsiaTheme="minorEastAsia" w:hAnsiTheme="minorHAnsi" w:cstheme="minorBidi" w:hint="eastAsia"/>
-          <w:noProof/>
-          <w:szCs w:val="22"/>
-        </w:rPr>
-        <w:drawing>
-          <wp:inline distT="0" distB="0" distL="0" distR="0">
-            <wp:extent cx="5262245" cy="2587625"/>
-            <wp:effectExtent l="19050" t="0" r="0" b="0"/>
-            <wp:docPr id="4" name="Picture 3"/>
-            <wp:cNvGraphicFramePr>
-              <a:graphicFrameLocks xmlns:a="http://schemas.openxmlformats.org/drawingml/2006/main" noChangeAspect="1"/>
-            </wp:cNvGraphicFramePr>
-            <a:graphic xmlns:a="http://schemas.openxmlformats.org/drawingml/2006/main">
-              <a:graphicData uri="http://schemas.openxmlformats.org/drawingml/2006/picture">
-                <pic:pic xmlns:pic="http://schemas.openxmlformats.org/drawingml/2006/picture">
-                  <pic:nvPicPr>
-                    <pic:cNvPr id="0" name="Picture 3"/>
-                    <pic:cNvPicPr>
-                      <a:picLocks noChangeAspect="1" noChangeArrowheads="1"/>
-                    </pic:cNvPicPr>
-                  </pic:nvPicPr>
-                  <pic:blipFill>
-                    <a:blip r:embed="rId12"/>
-                    <a:srcRect/>
-                    <a:stretch>
-                      <a:fillRect/>
-                    </a:stretch>
-                  </pic:blipFill>
-                  <pic:spPr bwMode="auto">
-                    <a:xfrm>
-                      <a:off x="0" y="0"/>
-                      <a:ext cx="5262245" cy="2587625"/>
-                    </a:xfrm>
-                    <a:prstGeom prst="rect">
-                      <a:avLst/>
-                    </a:prstGeom>
-                    <a:noFill/>
-                    <a:ln w="9525">
-                      <a:noFill/>
-                      <a:miter lim="800000"/>
-                      <a:headEnd/>
-                      <a:tailEnd/>
-                    </a:ln>
-                  </pic:spPr>
-                </pic:pic>
-              </a:graphicData>
-            </a:graphic>
-          </wp:inline>
-        </w:drawing>
-      </w:r>
-    </w:p>
-    <w:tbl>
-      <w:tblPr>
-        <w:tblStyle w:val="TableGrid"/>
-        <w:tblW w:w="0" w:type="auto"/>
-        <w:tblLook w:val="04A0"/>
-      </w:tblPr>
-      <w:tblGrid>
-        <w:gridCol w:w="2093"/>
-        <w:gridCol w:w="6429"/>
-      </w:tblGrid>
-      <w:tr>
-        <w:tc>
-          <w:tcPr>
-            <w:tcW w:w="2093" w:type="dxa"/>
-          </w:tcPr>
-          <w:p>
-            <w:pPr>
-              <w:rPr>
-                <w:rFonts w:asciiTheme="minorHAnsi" w:eastAsiaTheme="minorEastAsia" w:hAnsiTheme="minorHAnsi" w:cstheme="minorBidi" w:hint="eastAsia"/>
-                <w:szCs w:val="22"/>
-              </w:rPr>
-            </w:pPr>
-            <w:r>
-              <w:rPr>
-                <w:rFonts w:asciiTheme="minorHAnsi" w:eastAsiaTheme="minorEastAsia" w:hAnsiTheme="minorHAnsi" w:cstheme="minorBidi" w:hint="eastAsia"/>
-                <w:szCs w:val="22"/>
-              </w:rPr>
-              <w:t>测试点</w:t>
-            </w:r>
-          </w:p>
-        </w:tc>
-        <w:tc>
-          <w:tcPr>
-            <w:tcW w:w="6429" w:type="dxa"/>
-          </w:tcPr>
-          <w:p>
-            <w:pPr>
-              <w:rPr>
-                <w:rFonts w:asciiTheme="minorHAnsi" w:eastAsiaTheme="minorEastAsia" w:hAnsiTheme="minorHAnsi" w:cstheme="minorBidi" w:hint="eastAsia"/>
-                <w:szCs w:val="22"/>
-              </w:rPr>
-            </w:pPr>
-            <w:r>
-              <w:rPr>
-                <w:rFonts w:asciiTheme="minorHAnsi" w:eastAsiaTheme="minorEastAsia" w:hAnsiTheme="minorHAnsi" w:cstheme="minorBidi" w:hint="eastAsia"/>
-                <w:szCs w:val="22"/>
-              </w:rPr>
-              <w:t>描述</w:t>
-            </w:r>
-          </w:p>
-        </w:tc>
-      </w:tr>
-      <w:tr>
-        <w:tc>
-          <w:tcPr>
-            <w:tcW w:w="2093" w:type="dxa"/>
-          </w:tcPr>
-          <w:p>
-            <w:pPr>
-              <w:rPr>
-                <w:rFonts w:asciiTheme="minorHAnsi" w:eastAsiaTheme="minorEastAsia" w:hAnsiTheme="minorHAnsi" w:cstheme="minorBidi" w:hint="eastAsia"/>
-                <w:szCs w:val="22"/>
-              </w:rPr>
-            </w:pPr>
-            <w:r>
-              <w:rPr>
-                <w:rFonts w:asciiTheme="minorHAnsi" w:eastAsiaTheme="minorEastAsia" w:hAnsiTheme="minorHAnsi" w:cstheme="minorBidi"/>
-                <w:szCs w:val="22"/>
-              </w:rPr>
-              <w:t>B</w:t>
-            </w:r>
-            <w:r>
-              <w:rPr>
-                <w:rFonts w:asciiTheme="minorHAnsi" w:eastAsiaTheme="minorEastAsia" w:hAnsiTheme="minorHAnsi" w:cstheme="minorBidi" w:hint="eastAsia"/>
-                <w:szCs w:val="22"/>
-              </w:rPr>
-              <w:t>ack to master</w:t>
-            </w:r>
-          </w:p>
-        </w:tc>
-        <w:tc>
-          <w:tcPr>
-            <w:tcW w:w="6429" w:type="dxa"/>
-          </w:tcPr>
-          <w:p>
-            <w:pPr>
-              <w:rPr>
-                <w:rFonts w:asciiTheme="minorHAnsi" w:eastAsiaTheme="minorEastAsia" w:hAnsiTheme="minorHAnsi" w:cstheme="minorBidi" w:hint="eastAsia"/>
-                <w:szCs w:val="22"/>
-              </w:rPr>
-            </w:pPr>
-            <w:r>
-              <w:rPr>
-                <w:rFonts w:asciiTheme="minorHAnsi" w:eastAsiaTheme="minorEastAsia" w:hAnsiTheme="minorHAnsi" w:cstheme="minorBidi" w:hint="eastAsia"/>
-                <w:szCs w:val="22"/>
-              </w:rPr>
-              <w:t>点击返回</w:t>
-            </w:r>
-            <w:r>
-              <w:rPr>
-                <w:rFonts w:asciiTheme="minorHAnsi" w:eastAsiaTheme="minorEastAsia" w:hAnsiTheme="minorHAnsi" w:cstheme="minorBidi" w:hint="eastAsia"/>
-                <w:szCs w:val="22"/>
-              </w:rPr>
-              <w:t>master</w:t>
-            </w:r>
-            <w:r>
-              <w:rPr>
-                <w:rFonts w:asciiTheme="minorHAnsi" w:eastAsiaTheme="minorEastAsia" w:hAnsiTheme="minorHAnsi" w:cstheme="minorBidi" w:hint="eastAsia"/>
-                <w:szCs w:val="22"/>
-              </w:rPr>
-              <w:t>管理页面</w:t>
-            </w:r>
-          </w:p>
-        </w:tc>
-      </w:tr>
-      <w:tr>
-        <w:tc>
-          <w:tcPr>
-            <w:tcW w:w="2093" w:type="dxa"/>
-          </w:tcPr>
-          <w:p>
-            <w:pPr>
-              <w:pStyle w:val="Heading4"/>
-              <w:shd w:val="clear" w:color="auto" w:fill="FFFFFF"/>
-              <w:spacing w:before="136" w:after="136" w:line="272" w:lineRule="atLeast"/>
-              <w:rPr>
-                <w:rFonts w:asciiTheme="minorHAnsi" w:eastAsiaTheme="minorEastAsia" w:hAnsiTheme="minorHAnsi" w:cstheme="minorBidi" w:hint="eastAsia"/>
-                <w:b w:val="0"/>
-                <w:bCs w:val="0"/>
-                <w:sz w:val="20"/>
-                <w:szCs w:val="22"/>
-              </w:rPr>
-            </w:pPr>
-            <w:r>
-              <w:rPr>
-                <w:rFonts w:asciiTheme="minorHAnsi" w:eastAsiaTheme="minorEastAsia" w:hAnsiTheme="minorHAnsi" w:cstheme="minorBidi"/>
-                <w:b w:val="0"/>
-                <w:bCs w:val="0"/>
-                <w:sz w:val="20"/>
-                <w:szCs w:val="22"/>
-              </w:rPr>
-              <w:lastRenderedPageBreak/>
-              <w:t>Running Executors</w:t>
-            </w:r>
-            <w:r>
-              <w:rPr>
-                <w:rFonts w:asciiTheme="minorHAnsi" w:eastAsiaTheme="minorEastAsia" w:hAnsiTheme="minorHAnsi" w:cstheme="minorBidi" w:hint="eastAsia"/>
-                <w:b w:val="0"/>
-                <w:bCs w:val="0"/>
-                <w:sz w:val="20"/>
-                <w:szCs w:val="22"/>
-              </w:rPr>
-              <w:t>的</w:t>
-            </w:r>
-            <w:r>
-              <w:rPr>
-                <w:rFonts w:asciiTheme="minorHAnsi" w:eastAsiaTheme="minorEastAsia" w:hAnsiTheme="minorHAnsi" w:cstheme="minorBidi" w:hint="eastAsia"/>
-                <w:b w:val="0"/>
-                <w:bCs w:val="0"/>
-                <w:sz w:val="20"/>
-                <w:szCs w:val="22"/>
-              </w:rPr>
-              <w:t>state</w:t>
-            </w:r>
-            <w:r>
-              <w:rPr>
-                <w:rFonts w:asciiTheme="minorHAnsi" w:eastAsiaTheme="minorEastAsia" w:hAnsiTheme="minorHAnsi" w:cstheme="minorBidi"/>
-                <w:b w:val="0"/>
-                <w:bCs w:val="0"/>
-                <w:sz w:val="20"/>
-                <w:szCs w:val="22"/>
-              </w:rPr>
-              <w:t> </w:t>
-            </w:r>
-          </w:p>
-        </w:tc>
-        <w:tc>
-          <w:tcPr>
-            <w:tcW w:w="6429" w:type="dxa"/>
-          </w:tcPr>
-          <w:p>
-            <w:pPr>
-              <w:rPr>
-                <w:rFonts w:asciiTheme="minorHAnsi" w:eastAsiaTheme="minorEastAsia" w:hAnsiTheme="minorHAnsi" w:cstheme="minorBidi" w:hint="eastAsia"/>
-                <w:szCs w:val="22"/>
-              </w:rPr>
-            </w:pPr>
-            <w:r>
-              <w:rPr>
-                <w:rFonts w:asciiTheme="minorHAnsi" w:eastAsiaTheme="minorEastAsia" w:hAnsiTheme="minorHAnsi" w:cstheme="minorBidi" w:hint="eastAsia"/>
-                <w:szCs w:val="22"/>
-              </w:rPr>
-              <w:t>查看是否为</w:t>
-            </w:r>
-            <w:r>
-              <w:rPr>
-                <w:rFonts w:asciiTheme="minorHAnsi" w:eastAsiaTheme="minorEastAsia" w:hAnsiTheme="minorHAnsi" w:cstheme="minorBidi" w:hint="eastAsia"/>
-                <w:szCs w:val="22"/>
-              </w:rPr>
-              <w:t>LOADING</w:t>
-            </w:r>
-          </w:p>
-        </w:tc>
-      </w:tr>
-      <w:tr>
-        <w:tc>
-          <w:tcPr>
-            <w:tcW w:w="2093" w:type="dxa"/>
-          </w:tcPr>
-          <w:p>
-            <w:pPr>
-              <w:pStyle w:val="Heading4"/>
-              <w:shd w:val="clear" w:color="auto" w:fill="FFFFFF"/>
-              <w:spacing w:before="136" w:after="136" w:line="272" w:lineRule="atLeast"/>
-              <w:rPr>
-                <w:rFonts w:asciiTheme="minorHAnsi" w:eastAsiaTheme="minorEastAsia" w:hAnsiTheme="minorHAnsi" w:cstheme="minorBidi" w:hint="eastAsia"/>
-                <w:b w:val="0"/>
-                <w:bCs w:val="0"/>
-                <w:sz w:val="20"/>
-                <w:szCs w:val="22"/>
-              </w:rPr>
-            </w:pPr>
-            <w:r>
-              <w:rPr>
-                <w:rFonts w:asciiTheme="minorHAnsi" w:eastAsiaTheme="minorEastAsia" w:hAnsiTheme="minorHAnsi" w:cstheme="minorBidi"/>
-                <w:b w:val="0"/>
-                <w:bCs w:val="0"/>
-                <w:sz w:val="20"/>
-                <w:szCs w:val="22"/>
-              </w:rPr>
-              <w:t>Running Executors</w:t>
-            </w:r>
-            <w:r>
-              <w:rPr>
-                <w:rFonts w:asciiTheme="minorHAnsi" w:eastAsiaTheme="minorEastAsia" w:hAnsiTheme="minorHAnsi" w:cstheme="minorBidi" w:hint="eastAsia"/>
-                <w:b w:val="0"/>
-                <w:bCs w:val="0"/>
-                <w:sz w:val="20"/>
-                <w:szCs w:val="22"/>
-              </w:rPr>
-              <w:t>的</w:t>
-            </w:r>
-            <w:r>
-              <w:rPr>
-                <w:rFonts w:asciiTheme="minorHAnsi" w:eastAsiaTheme="minorEastAsia" w:hAnsiTheme="minorHAnsi" w:cstheme="minorBidi" w:hint="eastAsia"/>
-                <w:b w:val="0"/>
-                <w:bCs w:val="0"/>
-                <w:sz w:val="20"/>
-                <w:szCs w:val="22"/>
-              </w:rPr>
-              <w:t>job detail</w:t>
-            </w:r>
-          </w:p>
-        </w:tc>
-        <w:tc>
-          <w:tcPr>
-            <w:tcW w:w="6429" w:type="dxa"/>
-          </w:tcPr>
-          <w:p>
-            <w:pPr>
-              <w:rPr>
-                <w:rFonts w:asciiTheme="minorHAnsi" w:eastAsiaTheme="minorEastAsia" w:hAnsiTheme="minorHAnsi" w:cstheme="minorBidi" w:hint="eastAsia"/>
-                <w:szCs w:val="22"/>
-              </w:rPr>
-            </w:pPr>
-            <w:r>
-              <w:rPr>
-                <w:rFonts w:asciiTheme="minorHAnsi" w:eastAsiaTheme="minorEastAsia" w:hAnsiTheme="minorHAnsi" w:cstheme="minorBidi" w:hint="eastAsia"/>
-                <w:szCs w:val="22"/>
-              </w:rPr>
-              <w:t>查看</w:t>
-            </w:r>
-            <w:r>
-              <w:rPr>
-                <w:rFonts w:asciiTheme="minorHAnsi" w:eastAsiaTheme="minorEastAsia" w:hAnsiTheme="minorHAnsi" w:cstheme="minorBidi" w:hint="eastAsia"/>
-                <w:szCs w:val="22"/>
-              </w:rPr>
-              <w:t>job</w:t>
-            </w:r>
-            <w:r>
-              <w:rPr>
-                <w:rFonts w:asciiTheme="minorHAnsi" w:eastAsiaTheme="minorEastAsia" w:hAnsiTheme="minorHAnsi" w:cstheme="minorBidi" w:hint="eastAsia"/>
-                <w:szCs w:val="22"/>
-              </w:rPr>
-              <w:t>的</w:t>
-            </w:r>
-            <w:r>
-              <w:rPr>
-                <w:rFonts w:asciiTheme="minorHAnsi" w:eastAsiaTheme="minorEastAsia" w:hAnsiTheme="minorHAnsi" w:cstheme="minorBidi" w:hint="eastAsia"/>
-                <w:szCs w:val="22"/>
-              </w:rPr>
-              <w:t>id</w:t>
-            </w:r>
-            <w:r>
-              <w:rPr>
-                <w:rFonts w:asciiTheme="minorHAnsi" w:eastAsiaTheme="minorEastAsia" w:hAnsiTheme="minorHAnsi" w:cstheme="minorBidi" w:hint="eastAsia"/>
-                <w:szCs w:val="22"/>
-              </w:rPr>
-              <w:t>，</w:t>
-            </w:r>
-            <w:r>
-              <w:rPr>
-                <w:rFonts w:asciiTheme="minorHAnsi" w:eastAsiaTheme="minorEastAsia" w:hAnsiTheme="minorHAnsi" w:cstheme="minorBidi" w:hint="eastAsia"/>
-                <w:szCs w:val="22"/>
-              </w:rPr>
-              <w:t>username</w:t>
-            </w:r>
-            <w:r>
-              <w:rPr>
-                <w:rFonts w:asciiTheme="minorHAnsi" w:eastAsiaTheme="minorEastAsia" w:hAnsiTheme="minorHAnsi" w:cstheme="minorBidi" w:hint="eastAsia"/>
-                <w:szCs w:val="22"/>
-              </w:rPr>
-              <w:t>，</w:t>
-            </w:r>
-            <w:r>
-              <w:rPr>
-                <w:rFonts w:asciiTheme="minorHAnsi" w:eastAsiaTheme="minorEastAsia" w:hAnsiTheme="minorHAnsi" w:cstheme="minorBidi" w:hint="eastAsia"/>
-                <w:szCs w:val="22"/>
-              </w:rPr>
-              <w:t>user</w:t>
-            </w:r>
-            <w:r>
-              <w:rPr>
-                <w:rFonts w:asciiTheme="minorHAnsi" w:eastAsiaTheme="minorEastAsia" w:hAnsiTheme="minorHAnsi" w:cstheme="minorBidi" w:hint="eastAsia"/>
-                <w:szCs w:val="22"/>
-              </w:rPr>
-              <w:t>是否正确</w:t>
-            </w:r>
-          </w:p>
-        </w:tc>
-      </w:tr>
-      <w:tr>
-        <w:tc>
-          <w:tcPr>
-            <w:tcW w:w="2093" w:type="dxa"/>
-          </w:tcPr>
-          <w:p>
-            <w:pPr>
-              <w:pStyle w:val="Heading4"/>
-              <w:shd w:val="clear" w:color="auto" w:fill="FFFFFF"/>
-              <w:spacing w:before="136" w:after="136" w:line="272" w:lineRule="atLeast"/>
-              <w:rPr>
-                <w:rFonts w:asciiTheme="minorHAnsi" w:eastAsiaTheme="minorEastAsia" w:hAnsiTheme="minorHAnsi" w:cstheme="minorBidi" w:hint="eastAsia"/>
-                <w:szCs w:val="22"/>
-              </w:rPr>
-            </w:pPr>
-            <w:r>
-              <w:rPr>
-                <w:rFonts w:asciiTheme="minorHAnsi" w:eastAsiaTheme="minorEastAsia" w:hAnsiTheme="minorHAnsi" w:cstheme="minorBidi"/>
-                <w:b w:val="0"/>
-                <w:bCs w:val="0"/>
-                <w:sz w:val="20"/>
-                <w:szCs w:val="22"/>
-              </w:rPr>
-              <w:t>Running Executors</w:t>
-            </w:r>
-            <w:r>
-              <w:rPr>
-                <w:rFonts w:asciiTheme="minorHAnsi" w:eastAsiaTheme="minorEastAsia" w:hAnsiTheme="minorHAnsi" w:cstheme="minorBidi" w:hint="eastAsia"/>
-                <w:b w:val="0"/>
-                <w:bCs w:val="0"/>
-                <w:sz w:val="20"/>
-                <w:szCs w:val="22"/>
-              </w:rPr>
-              <w:t>的</w:t>
-            </w:r>
-            <w:r>
-              <w:rPr>
-                <w:rFonts w:asciiTheme="minorHAnsi" w:eastAsiaTheme="minorEastAsia" w:hAnsiTheme="minorHAnsi" w:cstheme="minorBidi" w:hint="eastAsia"/>
-                <w:b w:val="0"/>
-                <w:bCs w:val="0"/>
-                <w:sz w:val="20"/>
-                <w:szCs w:val="22"/>
-              </w:rPr>
-              <w:t>stdout</w:t>
-            </w:r>
-          </w:p>
-        </w:tc>
-        <w:tc>
-          <w:tcPr>
-            <w:tcW w:w="6429" w:type="dxa"/>
-          </w:tcPr>
-          <w:p>
-            <w:pPr>
-              <w:rPr>
-                <w:rFonts w:asciiTheme="minorHAnsi" w:eastAsiaTheme="minorEastAsia" w:hAnsiTheme="minorHAnsi" w:cstheme="minorBidi" w:hint="eastAsia"/>
-                <w:szCs w:val="22"/>
-              </w:rPr>
-            </w:pPr>
-            <w:r>
-              <w:rPr>
-                <w:rFonts w:asciiTheme="minorHAnsi" w:eastAsiaTheme="minorEastAsia" w:hAnsiTheme="minorHAnsi" w:cstheme="minorBidi" w:hint="eastAsia"/>
-                <w:szCs w:val="22"/>
-              </w:rPr>
-              <w:t>点击跳转到输出日志界面</w:t>
-            </w:r>
-          </w:p>
-        </w:tc>
-      </w:tr>
-      <w:tr>
-        <w:tc>
-          <w:tcPr>
-            <w:tcW w:w="2093" w:type="dxa"/>
-          </w:tcPr>
-          <w:p>
-            <w:pPr>
-              <w:pStyle w:val="Heading4"/>
-              <w:shd w:val="clear" w:color="auto" w:fill="FFFFFF"/>
-              <w:spacing w:before="136" w:after="136" w:line="272" w:lineRule="atLeast"/>
-              <w:rPr>
-                <w:rFonts w:asciiTheme="minorHAnsi" w:eastAsiaTheme="minorEastAsia" w:hAnsiTheme="minorHAnsi" w:cstheme="minorBidi" w:hint="eastAsia"/>
-                <w:szCs w:val="22"/>
-              </w:rPr>
-            </w:pPr>
-            <w:r>
-              <w:rPr>
-                <w:rFonts w:asciiTheme="minorHAnsi" w:eastAsiaTheme="minorEastAsia" w:hAnsiTheme="minorHAnsi" w:cstheme="minorBidi"/>
-                <w:b w:val="0"/>
-                <w:bCs w:val="0"/>
-                <w:sz w:val="20"/>
-                <w:szCs w:val="22"/>
-              </w:rPr>
-              <w:t>Running Executors</w:t>
-            </w:r>
-            <w:r>
-              <w:rPr>
-                <w:rFonts w:asciiTheme="minorHAnsi" w:eastAsiaTheme="minorEastAsia" w:hAnsiTheme="minorHAnsi" w:cstheme="minorBidi" w:hint="eastAsia"/>
-                <w:b w:val="0"/>
-                <w:bCs w:val="0"/>
-                <w:sz w:val="20"/>
-                <w:szCs w:val="22"/>
-              </w:rPr>
-              <w:t>的</w:t>
-            </w:r>
-            <w:r>
-              <w:rPr>
-                <w:rFonts w:asciiTheme="minorHAnsi" w:eastAsiaTheme="minorEastAsia" w:hAnsiTheme="minorHAnsi" w:cstheme="minorBidi" w:hint="eastAsia"/>
-                <w:b w:val="0"/>
-                <w:bCs w:val="0"/>
-                <w:sz w:val="20"/>
-                <w:szCs w:val="22"/>
-              </w:rPr>
-              <w:t>std</w:t>
-            </w:r>
-            <w:r>
-              <w:rPr>
-                <w:rFonts w:asciiTheme="minorHAnsi" w:eastAsiaTheme="minorEastAsia" w:hAnsiTheme="minorHAnsi" w:cstheme="minorBidi" w:hint="eastAsia"/>
-                <w:b w:val="0"/>
-                <w:bCs w:val="0"/>
-                <w:sz w:val="20"/>
-                <w:szCs w:val="22"/>
-              </w:rPr>
-              <w:t>err</w:t>
-            </w:r>
-          </w:p>
-        </w:tc>
-        <w:tc>
-          <w:tcPr>
-            <w:tcW w:w="6429" w:type="dxa"/>
-          </w:tcPr>
-          <w:p>
-            <w:pPr>
-              <w:rPr>
-                <w:rFonts w:asciiTheme="minorHAnsi" w:eastAsiaTheme="minorEastAsia" w:hAnsiTheme="minorHAnsi" w:cstheme="minorBidi" w:hint="eastAsia"/>
-                <w:szCs w:val="22"/>
-              </w:rPr>
-            </w:pPr>
-            <w:r>
-              <w:rPr>
-                <w:rFonts w:asciiTheme="minorHAnsi" w:eastAsiaTheme="minorEastAsia" w:hAnsiTheme="minorHAnsi" w:cstheme="minorBidi" w:hint="eastAsia"/>
-                <w:szCs w:val="22"/>
-              </w:rPr>
-              <w:t>点击跳转到错误日志界面</w:t>
-            </w:r>
-          </w:p>
-        </w:tc>
-      </w:tr>
-      <w:tr>
-        <w:tc>
-          <w:tcPr>
-            <w:tcW w:w="2093" w:type="dxa"/>
-          </w:tcPr>
-          <w:p>
-            <w:pPr>
-              <w:pStyle w:val="Heading4"/>
-              <w:shd w:val="clear" w:color="auto" w:fill="FFFFFF"/>
-              <w:spacing w:before="136" w:after="136" w:line="272" w:lineRule="atLeast"/>
-              <w:rPr>
-                <w:rFonts w:asciiTheme="minorHAnsi" w:eastAsiaTheme="minorEastAsia" w:hAnsiTheme="minorHAnsi" w:cstheme="minorBidi"/>
-                <w:b w:val="0"/>
-                <w:bCs w:val="0"/>
-                <w:sz w:val="20"/>
-                <w:szCs w:val="22"/>
-              </w:rPr>
-            </w:pPr>
-            <w:r>
-              <w:rPr>
-                <w:rFonts w:asciiTheme="minorHAnsi" w:eastAsiaTheme="minorEastAsia" w:hAnsiTheme="minorHAnsi" w:cstheme="minorBidi"/>
-                <w:b w:val="0"/>
-                <w:bCs w:val="0"/>
-                <w:sz w:val="20"/>
-                <w:szCs w:val="22"/>
-              </w:rPr>
-              <w:t>Finished Executors</w:t>
-            </w:r>
-          </w:p>
-          <w:p>
-            <w:pPr>
-              <w:pStyle w:val="Heading4"/>
-              <w:shd w:val="clear" w:color="auto" w:fill="FFFFFF"/>
-              <w:spacing w:before="136" w:after="136" w:line="272" w:lineRule="atLeast"/>
-              <w:rPr>
-                <w:rFonts w:asciiTheme="minorHAnsi" w:eastAsiaTheme="minorEastAsia" w:hAnsiTheme="minorHAnsi" w:cstheme="minorBidi" w:hint="eastAsia"/>
-                <w:b w:val="0"/>
-                <w:bCs w:val="0"/>
-                <w:sz w:val="20"/>
-                <w:szCs w:val="22"/>
-              </w:rPr>
-            </w:pPr>
-            <w:r>
-              <w:rPr>
-                <w:rFonts w:asciiTheme="minorHAnsi" w:eastAsiaTheme="minorEastAsia" w:hAnsiTheme="minorHAnsi" w:cstheme="minorBidi" w:hint="eastAsia"/>
-                <w:b w:val="0"/>
-                <w:bCs w:val="0"/>
-                <w:sz w:val="20"/>
-                <w:szCs w:val="22"/>
-              </w:rPr>
-              <w:t>的</w:t>
-            </w:r>
-            <w:r>
-              <w:rPr>
-                <w:rFonts w:asciiTheme="minorHAnsi" w:eastAsiaTheme="minorEastAsia" w:hAnsiTheme="minorHAnsi" w:cstheme="minorBidi" w:hint="eastAsia"/>
-                <w:b w:val="0"/>
-                <w:bCs w:val="0"/>
-                <w:sz w:val="20"/>
-                <w:szCs w:val="22"/>
-              </w:rPr>
-              <w:t>state</w:t>
-            </w:r>
-            <w:r>
-              <w:rPr>
-                <w:rFonts w:asciiTheme="minorHAnsi" w:eastAsiaTheme="minorEastAsia" w:hAnsiTheme="minorHAnsi" w:cstheme="minorBidi"/>
-                <w:b w:val="0"/>
-                <w:bCs w:val="0"/>
-                <w:sz w:val="20"/>
-                <w:szCs w:val="22"/>
-              </w:rPr>
-              <w:t> </w:t>
-            </w:r>
-          </w:p>
-        </w:tc>
-        <w:tc>
-          <w:tcPr>
-            <w:tcW w:w="6429" w:type="dxa"/>
-          </w:tcPr>
-          <w:p>
-            <w:pPr>
-              <w:rPr>
-                <w:rFonts w:asciiTheme="minorHAnsi" w:eastAsiaTheme="minorEastAsia" w:hAnsiTheme="minorHAnsi" w:cstheme="minorBidi" w:hint="eastAsia"/>
-                <w:szCs w:val="22"/>
-              </w:rPr>
-            </w:pPr>
-            <w:r>
-              <w:rPr>
-                <w:rFonts w:asciiTheme="minorHAnsi" w:eastAsiaTheme="minorEastAsia" w:hAnsiTheme="minorHAnsi" w:cstheme="minorBidi" w:hint="eastAsia"/>
-                <w:szCs w:val="22"/>
-              </w:rPr>
-              <w:t>查看是否为</w:t>
-            </w:r>
-            <w:r>
-              <w:rPr>
-                <w:rFonts w:asciiTheme="minorHAnsi" w:eastAsiaTheme="minorEastAsia" w:hAnsiTheme="minorHAnsi" w:cstheme="minorBidi" w:hint="eastAsia"/>
-                <w:szCs w:val="22"/>
-              </w:rPr>
-              <w:t>KILLED</w:t>
-            </w:r>
-            <w:r>
-              <w:rPr>
-                <w:rFonts w:asciiTheme="minorHAnsi" w:eastAsiaTheme="minorEastAsia" w:hAnsiTheme="minorHAnsi" w:cstheme="minorBidi" w:hint="eastAsia"/>
-                <w:szCs w:val="22"/>
-              </w:rPr>
-              <w:t>或</w:t>
-            </w:r>
-            <w:r>
-              <w:rPr>
-                <w:rFonts w:asciiTheme="minorHAnsi" w:eastAsiaTheme="minorEastAsia" w:hAnsiTheme="minorHAnsi" w:cstheme="minorBidi" w:hint="eastAsia"/>
-                <w:szCs w:val="22"/>
-              </w:rPr>
-              <w:t>EXITED(</w:t>
-            </w:r>
-            <w:r>
-              <w:rPr>
-                <w:rFonts w:asciiTheme="minorHAnsi" w:eastAsiaTheme="minorEastAsia" w:hAnsiTheme="minorHAnsi" w:cstheme="minorBidi" w:hint="eastAsia"/>
-                <w:szCs w:val="22"/>
-              </w:rPr>
-              <w:t>正常结束为</w:t>
-            </w:r>
-            <w:r>
-              <w:rPr>
-                <w:rFonts w:asciiTheme="minorHAnsi" w:eastAsiaTheme="minorEastAsia" w:hAnsiTheme="minorHAnsi" w:cstheme="minorBidi" w:hint="eastAsia"/>
-                <w:szCs w:val="22"/>
-              </w:rPr>
-              <w:t>EXITED</w:t>
-            </w:r>
-            <w:r>
-              <w:rPr>
-                <w:rFonts w:asciiTheme="minorHAnsi" w:eastAsiaTheme="minorEastAsia" w:hAnsiTheme="minorHAnsi" w:cstheme="minorBidi" w:hint="eastAsia"/>
-                <w:szCs w:val="22"/>
-              </w:rPr>
-              <w:t>，中途强行终止为</w:t>
-            </w:r>
-            <w:r>
-              <w:rPr>
-                <w:rFonts w:asciiTheme="minorHAnsi" w:eastAsiaTheme="minorEastAsia" w:hAnsiTheme="minorHAnsi" w:cstheme="minorBidi" w:hint="eastAsia"/>
-                <w:szCs w:val="22"/>
-              </w:rPr>
-              <w:t>KILLED)</w:t>
-            </w:r>
-          </w:p>
-        </w:tc>
-      </w:tr>
-      <w:tr>
-        <w:tc>
-          <w:tcPr>
-            <w:tcW w:w="2093" w:type="dxa"/>
-          </w:tcPr>
-          <w:p>
-            <w:pPr>
-              <w:pStyle w:val="Heading4"/>
-              <w:shd w:val="clear" w:color="auto" w:fill="FFFFFF"/>
-              <w:spacing w:before="136" w:after="136" w:line="272" w:lineRule="atLeast"/>
-              <w:rPr>
-                <w:rFonts w:asciiTheme="minorHAnsi" w:eastAsiaTheme="minorEastAsia" w:hAnsiTheme="minorHAnsi" w:cstheme="minorBidi"/>
-                <w:b w:val="0"/>
-                <w:bCs w:val="0"/>
-                <w:sz w:val="20"/>
-                <w:szCs w:val="22"/>
-              </w:rPr>
-            </w:pPr>
-            <w:r>
-              <w:rPr>
-                <w:rFonts w:asciiTheme="minorHAnsi" w:eastAsiaTheme="minorEastAsia" w:hAnsiTheme="minorHAnsi" w:cstheme="minorBidi"/>
-                <w:b w:val="0"/>
-                <w:bCs w:val="0"/>
-                <w:sz w:val="20"/>
-                <w:szCs w:val="22"/>
-              </w:rPr>
-              <w:t>Finished Executors</w:t>
-            </w:r>
-          </w:p>
-          <w:p>
-            <w:pPr>
-              <w:pStyle w:val="Heading4"/>
-              <w:shd w:val="clear" w:color="auto" w:fill="FFFFFF"/>
-              <w:spacing w:before="136" w:after="136" w:line="272" w:lineRule="atLeast"/>
-              <w:rPr>
-                <w:rFonts w:asciiTheme="minorHAnsi" w:eastAsiaTheme="minorEastAsia" w:hAnsiTheme="minorHAnsi" w:cstheme="minorBidi" w:hint="eastAsia"/>
-                <w:b w:val="0"/>
-                <w:bCs w:val="0"/>
-                <w:sz w:val="20"/>
-                <w:szCs w:val="22"/>
-              </w:rPr>
-            </w:pPr>
-            <w:r>
-              <w:rPr>
-                <w:rFonts w:asciiTheme="minorHAnsi" w:eastAsiaTheme="minorEastAsia" w:hAnsiTheme="minorHAnsi" w:cstheme="minorBidi" w:hint="eastAsia"/>
-                <w:b w:val="0"/>
-                <w:bCs w:val="0"/>
-                <w:sz w:val="20"/>
-                <w:szCs w:val="22"/>
-              </w:rPr>
-              <w:t>的</w:t>
-            </w:r>
-            <w:r>
-              <w:rPr>
-                <w:rFonts w:asciiTheme="minorHAnsi" w:eastAsiaTheme="minorEastAsia" w:hAnsiTheme="minorHAnsi" w:cstheme="minorBidi" w:hint="eastAsia"/>
-                <w:b w:val="0"/>
-                <w:bCs w:val="0"/>
-                <w:sz w:val="20"/>
-                <w:szCs w:val="22"/>
-              </w:rPr>
-              <w:t>job detail</w:t>
-            </w:r>
-          </w:p>
-        </w:tc>
-        <w:tc>
-          <w:tcPr>
-            <w:tcW w:w="6429" w:type="dxa"/>
-          </w:tcPr>
-          <w:p>
-            <w:pPr>
-              <w:rPr>
-                <w:rFonts w:asciiTheme="minorHAnsi" w:eastAsiaTheme="minorEastAsia" w:hAnsiTheme="minorHAnsi" w:cstheme="minorBidi" w:hint="eastAsia"/>
-                <w:szCs w:val="22"/>
-              </w:rPr>
-            </w:pPr>
-            <w:r>
-              <w:rPr>
-                <w:rFonts w:asciiTheme="minorHAnsi" w:eastAsiaTheme="minorEastAsia" w:hAnsiTheme="minorHAnsi" w:cstheme="minorBidi" w:hint="eastAsia"/>
-                <w:szCs w:val="22"/>
-              </w:rPr>
-              <w:t>查看</w:t>
-            </w:r>
-            <w:r>
-              <w:rPr>
-                <w:rFonts w:asciiTheme="minorHAnsi" w:eastAsiaTheme="minorEastAsia" w:hAnsiTheme="minorHAnsi" w:cstheme="minorBidi" w:hint="eastAsia"/>
-                <w:szCs w:val="22"/>
-              </w:rPr>
-              <w:t>job</w:t>
-            </w:r>
-            <w:r>
-              <w:rPr>
-                <w:rFonts w:asciiTheme="minorHAnsi" w:eastAsiaTheme="minorEastAsia" w:hAnsiTheme="minorHAnsi" w:cstheme="minorBidi" w:hint="eastAsia"/>
-                <w:szCs w:val="22"/>
-              </w:rPr>
-              <w:t>的</w:t>
-            </w:r>
-            <w:r>
-              <w:rPr>
-                <w:rFonts w:asciiTheme="minorHAnsi" w:eastAsiaTheme="minorEastAsia" w:hAnsiTheme="minorHAnsi" w:cstheme="minorBidi" w:hint="eastAsia"/>
-                <w:szCs w:val="22"/>
-              </w:rPr>
-              <w:t>id</w:t>
-            </w:r>
-            <w:r>
-              <w:rPr>
-                <w:rFonts w:asciiTheme="minorHAnsi" w:eastAsiaTheme="minorEastAsia" w:hAnsiTheme="minorHAnsi" w:cstheme="minorBidi" w:hint="eastAsia"/>
-                <w:szCs w:val="22"/>
-              </w:rPr>
-              <w:t>，</w:t>
-            </w:r>
-            <w:r>
-              <w:rPr>
-                <w:rFonts w:asciiTheme="minorHAnsi" w:eastAsiaTheme="minorEastAsia" w:hAnsiTheme="minorHAnsi" w:cstheme="minorBidi" w:hint="eastAsia"/>
-                <w:szCs w:val="22"/>
-              </w:rPr>
-              <w:t>username</w:t>
-            </w:r>
-            <w:r>
-              <w:rPr>
-                <w:rFonts w:asciiTheme="minorHAnsi" w:eastAsiaTheme="minorEastAsia" w:hAnsiTheme="minorHAnsi" w:cstheme="minorBidi" w:hint="eastAsia"/>
-                <w:szCs w:val="22"/>
-              </w:rPr>
-              <w:t>，</w:t>
-            </w:r>
-            <w:r>
-              <w:rPr>
-                <w:rFonts w:asciiTheme="minorHAnsi" w:eastAsiaTheme="minorEastAsia" w:hAnsiTheme="minorHAnsi" w:cstheme="minorBidi" w:hint="eastAsia"/>
-                <w:szCs w:val="22"/>
-              </w:rPr>
-              <w:t>user</w:t>
-            </w:r>
-            <w:r>
-              <w:rPr>
-                <w:rFonts w:asciiTheme="minorHAnsi" w:eastAsiaTheme="minorEastAsia" w:hAnsiTheme="minorHAnsi" w:cstheme="minorBidi" w:hint="eastAsia"/>
-                <w:szCs w:val="22"/>
-              </w:rPr>
-              <w:t>是否正确</w:t>
-            </w:r>
-          </w:p>
-        </w:tc>
-      </w:tr>
-      <w:tr>
-        <w:tc>
-          <w:tcPr>
-            <w:tcW w:w="2093" w:type="dxa"/>
-          </w:tcPr>
-          <w:p>
-            <w:pPr>
-              <w:pStyle w:val="Heading4"/>
-              <w:shd w:val="clear" w:color="auto" w:fill="FFFFFF"/>
-              <w:spacing w:before="136" w:after="136" w:line="272" w:lineRule="atLeast"/>
-              <w:rPr>
-                <w:rFonts w:asciiTheme="minorHAnsi" w:eastAsiaTheme="minorEastAsia" w:hAnsiTheme="minorHAnsi" w:cstheme="minorBidi"/>
-                <w:b w:val="0"/>
-                <w:bCs w:val="0"/>
-                <w:sz w:val="20"/>
-                <w:szCs w:val="22"/>
-              </w:rPr>
-            </w:pPr>
-            <w:r>
-              <w:rPr>
-                <w:rFonts w:asciiTheme="minorHAnsi" w:eastAsiaTheme="minorEastAsia" w:hAnsiTheme="minorHAnsi" w:cstheme="minorBidi"/>
-                <w:b w:val="0"/>
-                <w:bCs w:val="0"/>
-                <w:sz w:val="20"/>
-                <w:szCs w:val="22"/>
-              </w:rPr>
-              <w:t>Finished Executors</w:t>
-            </w:r>
-          </w:p>
-          <w:p>
-            <w:pPr>
-              <w:pStyle w:val="Heading4"/>
-              <w:shd w:val="clear" w:color="auto" w:fill="FFFFFF"/>
-              <w:spacing w:before="136" w:after="136" w:line="272" w:lineRule="atLeast"/>
-              <w:rPr>
-                <w:rFonts w:asciiTheme="minorHAnsi" w:eastAsiaTheme="minorEastAsia" w:hAnsiTheme="minorHAnsi" w:cstheme="minorBidi" w:hint="eastAsia"/>
-                <w:szCs w:val="22"/>
-              </w:rPr>
-            </w:pPr>
-            <w:r>
-              <w:rPr>
-                <w:rFonts w:asciiTheme="minorHAnsi" w:eastAsiaTheme="minorEastAsia" w:hAnsiTheme="minorHAnsi" w:cstheme="minorBidi" w:hint="eastAsia"/>
-                <w:b w:val="0"/>
-                <w:bCs w:val="0"/>
-                <w:sz w:val="20"/>
-                <w:szCs w:val="22"/>
-              </w:rPr>
-              <w:t>的</w:t>
-            </w:r>
-            <w:r>
-              <w:rPr>
-                <w:rFonts w:asciiTheme="minorHAnsi" w:eastAsiaTheme="minorEastAsia" w:hAnsiTheme="minorHAnsi" w:cstheme="minorBidi" w:hint="eastAsia"/>
-                <w:b w:val="0"/>
-                <w:bCs w:val="0"/>
-                <w:sz w:val="20"/>
-                <w:szCs w:val="22"/>
-              </w:rPr>
-              <w:t>stdout</w:t>
-            </w:r>
-          </w:p>
-        </w:tc>
-        <w:tc>
-          <w:tcPr>
-            <w:tcW w:w="6429" w:type="dxa"/>
-          </w:tcPr>
-          <w:p>
-            <w:pPr>
-              <w:rPr>
-                <w:rFonts w:asciiTheme="minorHAnsi" w:eastAsiaTheme="minorEastAsia" w:hAnsiTheme="minorHAnsi" w:cstheme="minorBidi" w:hint="eastAsia"/>
-                <w:szCs w:val="22"/>
-              </w:rPr>
-            </w:pPr>
-            <w:r>
-              <w:rPr>
-                <w:rFonts w:asciiTheme="minorHAnsi" w:eastAsiaTheme="minorEastAsia" w:hAnsiTheme="minorHAnsi" w:cstheme="minorBidi" w:hint="eastAsia"/>
-                <w:szCs w:val="22"/>
-              </w:rPr>
-              <w:t>点击跳转到输出日志界面</w:t>
-            </w:r>
-          </w:p>
-        </w:tc>
-      </w:tr>
-      <w:tr>
-        <w:tc>
-          <w:tcPr>
-            <w:tcW w:w="2093" w:type="dxa"/>
-          </w:tcPr>
-          <w:p>
-            <w:pPr>
-              <w:pStyle w:val="Heading4"/>
-              <w:shd w:val="clear" w:color="auto" w:fill="FFFFFF"/>
-              <w:spacing w:before="136" w:after="136" w:line="272" w:lineRule="atLeast"/>
-              <w:rPr>
-                <w:rFonts w:asciiTheme="minorHAnsi" w:eastAsiaTheme="minorEastAsia" w:hAnsiTheme="minorHAnsi" w:cstheme="minorBidi"/>
-                <w:b w:val="0"/>
-                <w:bCs w:val="0"/>
-                <w:sz w:val="20"/>
-                <w:szCs w:val="22"/>
-              </w:rPr>
-            </w:pPr>
-            <w:r>
-              <w:rPr>
-                <w:rFonts w:asciiTheme="minorHAnsi" w:eastAsiaTheme="minorEastAsia" w:hAnsiTheme="minorHAnsi" w:cstheme="minorBidi"/>
-                <w:b w:val="0"/>
-                <w:bCs w:val="0"/>
-                <w:sz w:val="20"/>
-                <w:szCs w:val="22"/>
-              </w:rPr>
-              <w:t>Finished Executors</w:t>
-            </w:r>
-          </w:p>
-          <w:p>
-            <w:pPr>
-              <w:pStyle w:val="Heading4"/>
-              <w:shd w:val="clear" w:color="auto" w:fill="FFFFFF"/>
-              <w:spacing w:before="136" w:after="136" w:line="272" w:lineRule="atLeast"/>
-              <w:rPr>
-                <w:rFonts w:asciiTheme="minorHAnsi" w:eastAsiaTheme="minorEastAsia" w:hAnsiTheme="minorHAnsi" w:cstheme="minorBidi" w:hint="eastAsia"/>
-                <w:szCs w:val="22"/>
-              </w:rPr>
-            </w:pPr>
-            <w:r>
-              <w:rPr>
-                <w:rFonts w:asciiTheme="minorHAnsi" w:eastAsiaTheme="minorEastAsia" w:hAnsiTheme="minorHAnsi" w:cstheme="minorBidi" w:hint="eastAsia"/>
-                <w:b w:val="0"/>
-                <w:bCs w:val="0"/>
-                <w:sz w:val="20"/>
-                <w:szCs w:val="22"/>
-              </w:rPr>
-              <w:t>的</w:t>
-            </w:r>
-            <w:r>
-              <w:rPr>
-                <w:rFonts w:asciiTheme="minorHAnsi" w:eastAsiaTheme="minorEastAsia" w:hAnsiTheme="minorHAnsi" w:cstheme="minorBidi" w:hint="eastAsia"/>
-                <w:b w:val="0"/>
-                <w:bCs w:val="0"/>
-                <w:sz w:val="20"/>
-                <w:szCs w:val="22"/>
-              </w:rPr>
-              <w:t>std</w:t>
-            </w:r>
-            <w:r>
-              <w:rPr>
-                <w:rFonts w:asciiTheme="minorHAnsi" w:eastAsiaTheme="minorEastAsia" w:hAnsiTheme="minorHAnsi" w:cstheme="minorBidi" w:hint="eastAsia"/>
-                <w:b w:val="0"/>
-                <w:bCs w:val="0"/>
-                <w:sz w:val="20"/>
-                <w:szCs w:val="22"/>
-              </w:rPr>
-              <w:t>err</w:t>
-            </w:r>
-          </w:p>
-        </w:tc>
-        <w:tc>
-          <w:tcPr>
-            <w:tcW w:w="6429" w:type="dxa"/>
-          </w:tcPr>
-          <w:p>
-            <w:pPr>
-              <w:rPr>
-                <w:rFonts w:asciiTheme="minorHAnsi" w:eastAsiaTheme="minorEastAsia" w:hAnsiTheme="minorHAnsi" w:cstheme="minorBidi" w:hint="eastAsia"/>
-                <w:szCs w:val="22"/>
-              </w:rPr>
-            </w:pPr>
-            <w:r>
-              <w:rPr>
-                <w:rFonts w:asciiTheme="minorHAnsi" w:eastAsiaTheme="minorEastAsia" w:hAnsiTheme="minorHAnsi" w:cstheme="minorBidi" w:hint="eastAsia"/>
-                <w:szCs w:val="22"/>
-              </w:rPr>
-              <w:t>点击跳转到错误日志界面</w:t>
-            </w:r>
-          </w:p>
-        </w:tc>
-      </w:tr>
-    </w:tbl>
-    <w:p>
-      <w:pPr>
-        <w:rPr>
-          <w:rFonts w:asciiTheme="minorHAnsi" w:eastAsiaTheme="minorEastAsia" w:hAnsiTheme="minorHAnsi" w:cstheme="minorBidi" w:hint="eastAsia"/>
-          <w:szCs w:val="22"/>
-        </w:rPr>
-      </w:pPr>
-      <w:r>
-        <w:rPr>
-          <w:rFonts w:asciiTheme="minorHAnsi" w:eastAsiaTheme="minorEastAsia" w:hAnsiTheme="minorHAnsi" w:cstheme="minorBidi" w:hint="eastAsia"/>
-          <w:szCs w:val="22"/>
-        </w:rPr>
-        <w:tab/>
-        <w:t>3.</w:t>
-      </w:r>
-      <w:r>
-        <w:rPr>
-          <w:rFonts w:asciiTheme="minorHAnsi" w:eastAsiaTheme="minorEastAsia" w:hAnsiTheme="minorHAnsi" w:cstheme="minorBidi" w:hint="eastAsia"/>
-          <w:szCs w:val="22"/>
-        </w:rPr>
-        <w:t>已完成</w:t>
-      </w:r>
-      <w:r>
-        <w:rPr>
-          <w:rFonts w:asciiTheme="minorHAnsi" w:eastAsiaTheme="minorEastAsia" w:hAnsiTheme="minorHAnsi" w:cstheme="minorBidi" w:hint="eastAsia"/>
-          <w:szCs w:val="22"/>
-        </w:rPr>
-        <w:t>job</w:t>
-      </w:r>
-      <w:r>
-        <w:rPr>
-          <w:rFonts w:asciiTheme="minorHAnsi" w:eastAsiaTheme="minorEastAsia" w:hAnsiTheme="minorHAnsi" w:cstheme="minorBidi" w:hint="eastAsia"/>
-          <w:szCs w:val="22"/>
-        </w:rPr>
-        <w:t>管理页面</w:t>
-      </w:r>
     </w:p>
     <w:p>
       <w:pPr>
         <w:rPr>
-          <w:rFonts w:asciiTheme="minorHAnsi" w:eastAsiaTheme="minorEastAsia" w:hAnsiTheme="minorHAnsi" w:cstheme="minorBidi" w:hint="eastAsia"/>
-          <w:szCs w:val="22"/>
-        </w:rPr>
-      </w:pPr>
-      <w:r>
-        <w:rPr>
-          <w:rFonts w:asciiTheme="minorHAnsi" w:eastAsiaTheme="minorEastAsia" w:hAnsiTheme="minorHAnsi" w:cstheme="minorBidi" w:hint="eastAsia"/>
-          <w:noProof/>
-          <w:szCs w:val="22"/>
-        </w:rPr>
-        <w:drawing>
-          <wp:inline distT="0" distB="0" distL="0" distR="0">
-            <wp:extent cx="5262245" cy="2570480"/>
-            <wp:effectExtent l="19050" t="0" r="0" b="0"/>
-            <wp:docPr id="5" name="Picture 4"/>
-            <wp:cNvGraphicFramePr>
-              <a:graphicFrameLocks xmlns:a="http://schemas.openxmlformats.org/drawingml/2006/main" noChangeAspect="1"/>
-            </wp:cNvGraphicFramePr>
-            <a:graphic xmlns:a="http://schemas.openxmlformats.org/drawingml/2006/main">
-              <a:graphicData uri="http://schemas.openxmlformats.org/drawingml/2006/picture">
-                <pic:pic xmlns:pic="http://schemas.openxmlformats.org/drawingml/2006/picture">
-                  <pic:nvPicPr>
-                    <pic:cNvPr id="0" name="Picture 4"/>
-                    <pic:cNvPicPr>
-                      <a:picLocks noChangeAspect="1" noChangeArrowheads="1"/>
-                    </pic:cNvPicPr>
-                  </pic:nvPicPr>
-                  <pic:blipFill>
-                    <a:blip r:embed="rId13"/>
-                    <a:srcRect/>
-                    <a:stretch>
-                      <a:fillRect/>
-                    </a:stretch>
-                  </pic:blipFill>
-                  <pic:spPr bwMode="auto">
-                    <a:xfrm>
-                      <a:off x="0" y="0"/>
-                      <a:ext cx="5262245" cy="2570480"/>
-                    </a:xfrm>
-                    <a:prstGeom prst="rect">
-                      <a:avLst/>
-                    </a:prstGeom>
-                    <a:noFill/>
-                    <a:ln w="9525">
-                      <a:noFill/>
-                      <a:miter lim="800000"/>
-                      <a:headEnd/>
-                      <a:tailEnd/>
-                    </a:ln>
-                  </pic:spPr>
-                </pic:pic>
-              </a:graphicData>
-            </a:graphic>
-          </wp:inline>
-        </w:drawing>
-      </w:r>
-    </w:p>
-    <w:tbl>
-      <w:tblPr>
-        <w:tblStyle w:val="TableGrid"/>
-        <w:tblW w:w="0" w:type="auto"/>
-        <w:tblLook w:val="04A0"/>
-      </w:tblPr>
-      <w:tblGrid>
-        <w:gridCol w:w="2093"/>
-        <w:gridCol w:w="6429"/>
-      </w:tblGrid>
-      <w:tr>
-        <w:tc>
-          <w:tcPr>
-            <w:tcW w:w="2093" w:type="dxa"/>
-          </w:tcPr>
-          <w:p>
-            <w:pPr>
-              <w:rPr>
-                <w:rFonts w:asciiTheme="minorHAnsi" w:eastAsiaTheme="minorEastAsia" w:hAnsiTheme="minorHAnsi" w:cstheme="minorBidi" w:hint="eastAsia"/>
-                <w:szCs w:val="22"/>
-              </w:rPr>
-            </w:pPr>
-            <w:r>
-              <w:rPr>
-                <w:rFonts w:asciiTheme="minorHAnsi" w:eastAsiaTheme="minorEastAsia" w:hAnsiTheme="minorHAnsi" w:cstheme="minorBidi" w:hint="eastAsia"/>
-                <w:szCs w:val="22"/>
-              </w:rPr>
-              <w:t>测试点</w:t>
-            </w:r>
-          </w:p>
-        </w:tc>
-        <w:tc>
-          <w:tcPr>
-            <w:tcW w:w="6429" w:type="dxa"/>
-          </w:tcPr>
-          <w:p>
-            <w:pPr>
-              <w:rPr>
-                <w:rFonts w:asciiTheme="minorHAnsi" w:eastAsiaTheme="minorEastAsia" w:hAnsiTheme="minorHAnsi" w:cstheme="minorBidi" w:hint="eastAsia"/>
-                <w:szCs w:val="22"/>
-              </w:rPr>
-            </w:pPr>
-            <w:r>
-              <w:rPr>
-                <w:rFonts w:asciiTheme="minorHAnsi" w:eastAsiaTheme="minorEastAsia" w:hAnsiTheme="minorHAnsi" w:cstheme="minorBidi" w:hint="eastAsia"/>
-                <w:szCs w:val="22"/>
-              </w:rPr>
-              <w:t>描述</w:t>
-            </w:r>
-          </w:p>
-        </w:tc>
-      </w:tr>
-      <w:tr>
-        <w:tc>
-          <w:tcPr>
-            <w:tcW w:w="2093" w:type="dxa"/>
-          </w:tcPr>
-          <w:p>
-            <w:pPr>
-              <w:rPr>
-                <w:rFonts w:asciiTheme="minorHAnsi" w:eastAsiaTheme="minorEastAsia" w:hAnsiTheme="minorHAnsi" w:cstheme="minorBidi" w:hint="eastAsia"/>
-                <w:szCs w:val="22"/>
-              </w:rPr>
-            </w:pPr>
-            <w:r>
-              <w:rPr>
-                <w:rFonts w:asciiTheme="minorHAnsi" w:eastAsiaTheme="minorEastAsia" w:hAnsiTheme="minorHAnsi" w:cstheme="minorBidi"/>
-                <w:szCs w:val="22"/>
-              </w:rPr>
-              <w:t>J</w:t>
-            </w:r>
-            <w:r>
-              <w:rPr>
-                <w:rFonts w:asciiTheme="minorHAnsi" w:eastAsiaTheme="minorEastAsia" w:hAnsiTheme="minorHAnsi" w:cstheme="minorBidi" w:hint="eastAsia"/>
-                <w:szCs w:val="22"/>
-              </w:rPr>
-              <w:t>obs</w:t>
-            </w:r>
-            <w:r>
-              <w:rPr>
-                <w:rFonts w:asciiTheme="minorHAnsi" w:eastAsiaTheme="minorEastAsia" w:hAnsiTheme="minorHAnsi" w:cstheme="minorBidi" w:hint="eastAsia"/>
-                <w:szCs w:val="22"/>
-              </w:rPr>
-              <w:t>的</w:t>
-            </w:r>
-            <w:r>
-              <w:rPr>
-                <w:rFonts w:asciiTheme="minorHAnsi" w:eastAsiaTheme="minorEastAsia" w:hAnsiTheme="minorHAnsi" w:cstheme="minorBidi"/>
-                <w:szCs w:val="22"/>
-              </w:rPr>
-              <w:t>Description</w:t>
-            </w:r>
-          </w:p>
-        </w:tc>
-        <w:tc>
-          <w:tcPr>
-            <w:tcW w:w="6429" w:type="dxa"/>
-          </w:tcPr>
-          <w:p>
-            <w:pPr>
-              <w:rPr>
-                <w:rFonts w:asciiTheme="minorHAnsi" w:eastAsiaTheme="minorEastAsia" w:hAnsiTheme="minorHAnsi" w:cstheme="minorBidi" w:hint="eastAsia"/>
-                <w:szCs w:val="22"/>
-              </w:rPr>
-            </w:pPr>
-            <w:r>
-              <w:rPr>
-                <w:rFonts w:asciiTheme="minorHAnsi" w:eastAsiaTheme="minorEastAsia" w:hAnsiTheme="minorHAnsi" w:cstheme="minorBidi" w:hint="eastAsia"/>
-                <w:szCs w:val="22"/>
-              </w:rPr>
-              <w:t>查看执行语句是否正确；</w:t>
-            </w:r>
-          </w:p>
-          <w:p>
-            <w:pPr>
-              <w:rPr>
-                <w:rFonts w:asciiTheme="minorHAnsi" w:eastAsiaTheme="minorEastAsia" w:hAnsiTheme="minorHAnsi" w:cstheme="minorBidi" w:hint="eastAsia"/>
-                <w:szCs w:val="22"/>
-              </w:rPr>
-            </w:pPr>
-            <w:r>
-              <w:rPr>
-                <w:rFonts w:asciiTheme="minorHAnsi" w:eastAsiaTheme="minorEastAsia" w:hAnsiTheme="minorHAnsi" w:cstheme="minorBidi" w:hint="eastAsia"/>
-                <w:szCs w:val="22"/>
-              </w:rPr>
-              <w:lastRenderedPageBreak/>
-              <w:t>点击链接会跳转到具体</w:t>
-            </w:r>
-            <w:r>
-              <w:rPr>
-                <w:rFonts w:asciiTheme="minorHAnsi" w:eastAsiaTheme="minorEastAsia" w:hAnsiTheme="minorHAnsi" w:cstheme="minorBidi" w:hint="eastAsia"/>
-                <w:szCs w:val="22"/>
-              </w:rPr>
-              <w:t>job</w:t>
-            </w:r>
-            <w:r>
-              <w:rPr>
-                <w:rFonts w:asciiTheme="minorHAnsi" w:eastAsiaTheme="minorEastAsia" w:hAnsiTheme="minorHAnsi" w:cstheme="minorBidi" w:hint="eastAsia"/>
-                <w:szCs w:val="22"/>
-              </w:rPr>
-              <w:t>信息页面</w:t>
-            </w:r>
-          </w:p>
-        </w:tc>
-      </w:tr>
-      <w:tr>
-        <w:tc>
-          <w:tcPr>
-            <w:tcW w:w="2093" w:type="dxa"/>
-          </w:tcPr>
-          <w:p>
-            <w:pPr>
-              <w:rPr>
-                <w:rFonts w:asciiTheme="minorHAnsi" w:eastAsiaTheme="minorEastAsia" w:hAnsiTheme="minorHAnsi" w:cstheme="minorBidi" w:hint="eastAsia"/>
-                <w:szCs w:val="22"/>
-              </w:rPr>
-            </w:pPr>
-            <w:r>
-              <w:rPr>
-                <w:rFonts w:asciiTheme="minorHAnsi" w:eastAsiaTheme="minorEastAsia" w:hAnsiTheme="minorHAnsi" w:cstheme="minorBidi"/>
-                <w:szCs w:val="22"/>
-              </w:rPr>
-              <w:lastRenderedPageBreak/>
-              <w:t>J</w:t>
-            </w:r>
-            <w:r>
-              <w:rPr>
-                <w:rFonts w:asciiTheme="minorHAnsi" w:eastAsiaTheme="minorEastAsia" w:hAnsiTheme="minorHAnsi" w:cstheme="minorBidi" w:hint="eastAsia"/>
-                <w:szCs w:val="22"/>
-              </w:rPr>
-              <w:t>obs</w:t>
-            </w:r>
-            <w:r>
-              <w:rPr>
-                <w:rFonts w:asciiTheme="minorHAnsi" w:eastAsiaTheme="minorEastAsia" w:hAnsiTheme="minorHAnsi" w:cstheme="minorBidi" w:hint="eastAsia"/>
-                <w:szCs w:val="22"/>
-              </w:rPr>
-              <w:t>的</w:t>
-            </w:r>
-            <w:r>
-              <w:rPr>
-                <w:rFonts w:asciiTheme="minorHAnsi" w:eastAsiaTheme="minorEastAsia" w:hAnsiTheme="minorHAnsi" w:cstheme="minorBidi" w:hint="eastAsia"/>
-                <w:szCs w:val="22"/>
-              </w:rPr>
-              <w:t>submitted</w:t>
-            </w:r>
-          </w:p>
-        </w:tc>
-        <w:tc>
-          <w:tcPr>
-            <w:tcW w:w="6429" w:type="dxa"/>
-          </w:tcPr>
-          <w:p>
-            <w:pPr>
-              <w:rPr>
-                <w:rFonts w:asciiTheme="minorHAnsi" w:eastAsiaTheme="minorEastAsia" w:hAnsiTheme="minorHAnsi" w:cstheme="minorBidi" w:hint="eastAsia"/>
-                <w:szCs w:val="22"/>
-              </w:rPr>
-            </w:pPr>
-            <w:r>
-              <w:rPr>
-                <w:rFonts w:asciiTheme="minorHAnsi" w:eastAsiaTheme="minorEastAsia" w:hAnsiTheme="minorHAnsi" w:cstheme="minorBidi" w:hint="eastAsia"/>
-                <w:szCs w:val="22"/>
-              </w:rPr>
-              <w:t>查看添加</w:t>
-            </w:r>
-            <w:r>
-              <w:rPr>
-                <w:rFonts w:asciiTheme="minorHAnsi" w:eastAsiaTheme="minorEastAsia" w:hAnsiTheme="minorHAnsi" w:cstheme="minorBidi" w:hint="eastAsia"/>
-                <w:szCs w:val="22"/>
-              </w:rPr>
-              <w:t>job</w:t>
-            </w:r>
-            <w:r>
-              <w:rPr>
-                <w:rFonts w:asciiTheme="minorHAnsi" w:eastAsiaTheme="minorEastAsia" w:hAnsiTheme="minorHAnsi" w:cstheme="minorBidi" w:hint="eastAsia"/>
-                <w:szCs w:val="22"/>
-              </w:rPr>
-              <w:t>时间是否正确</w:t>
-            </w:r>
-          </w:p>
-        </w:tc>
-      </w:tr>
-      <w:tr>
-        <w:tc>
-          <w:tcPr>
-            <w:tcW w:w="2093" w:type="dxa"/>
-          </w:tcPr>
-          <w:p>
-            <w:pPr>
-              <w:rPr>
-                <w:rFonts w:asciiTheme="minorHAnsi" w:eastAsiaTheme="minorEastAsia" w:hAnsiTheme="minorHAnsi" w:cstheme="minorBidi" w:hint="eastAsia"/>
-                <w:szCs w:val="22"/>
-              </w:rPr>
-            </w:pPr>
-            <w:r>
-              <w:rPr>
-                <w:rFonts w:asciiTheme="minorHAnsi" w:eastAsiaTheme="minorEastAsia" w:hAnsiTheme="minorHAnsi" w:cstheme="minorBidi"/>
-                <w:szCs w:val="22"/>
-              </w:rPr>
-              <w:t>E</w:t>
-            </w:r>
-            <w:r>
-              <w:rPr>
-                <w:rFonts w:asciiTheme="minorHAnsi" w:eastAsiaTheme="minorEastAsia" w:hAnsiTheme="minorHAnsi" w:cstheme="minorBidi" w:hint="eastAsia"/>
-                <w:szCs w:val="22"/>
-              </w:rPr>
-              <w:t>nvironment</w:t>
-            </w:r>
-          </w:p>
-        </w:tc>
-        <w:tc>
-          <w:tcPr>
-            <w:tcW w:w="6429" w:type="dxa"/>
-          </w:tcPr>
-          <w:p>
-            <w:pPr>
-              <w:rPr>
-                <w:rFonts w:asciiTheme="minorHAnsi" w:eastAsiaTheme="minorEastAsia" w:hAnsiTheme="minorHAnsi" w:cstheme="minorBidi" w:hint="eastAsia"/>
-                <w:szCs w:val="22"/>
-              </w:rPr>
-            </w:pPr>
-            <w:r>
-              <w:rPr>
-                <w:rFonts w:asciiTheme="minorHAnsi" w:eastAsiaTheme="minorEastAsia" w:hAnsiTheme="minorHAnsi" w:cstheme="minorBidi" w:hint="eastAsia"/>
-                <w:szCs w:val="22"/>
-              </w:rPr>
-              <w:t>查看页面显示信息是否与实际机器信息吻合</w:t>
-            </w:r>
-          </w:p>
-        </w:tc>
-      </w:tr>
-      <w:tr>
-        <w:tc>
-          <w:tcPr>
-            <w:tcW w:w="2093" w:type="dxa"/>
-          </w:tcPr>
-          <w:p>
-            <w:pPr>
-              <w:rPr>
-                <w:rFonts w:asciiTheme="minorHAnsi" w:eastAsiaTheme="minorEastAsia" w:hAnsiTheme="minorHAnsi" w:cstheme="minorBidi" w:hint="eastAsia"/>
-                <w:szCs w:val="22"/>
-              </w:rPr>
-            </w:pPr>
-            <w:r>
-              <w:rPr>
-                <w:rFonts w:asciiTheme="minorHAnsi" w:eastAsiaTheme="minorEastAsia" w:hAnsiTheme="minorHAnsi" w:cstheme="minorBidi"/>
-                <w:szCs w:val="22"/>
-              </w:rPr>
-              <w:t>E</w:t>
-            </w:r>
-            <w:r>
-              <w:rPr>
-                <w:rFonts w:asciiTheme="minorHAnsi" w:eastAsiaTheme="minorEastAsia" w:hAnsiTheme="minorHAnsi" w:cstheme="minorBidi" w:hint="eastAsia"/>
-                <w:szCs w:val="22"/>
-              </w:rPr>
-              <w:t>xecutors</w:t>
-            </w:r>
-            <w:r>
-              <w:rPr>
-                <w:rFonts w:asciiTheme="minorHAnsi" w:eastAsiaTheme="minorEastAsia" w:hAnsiTheme="minorHAnsi" w:cstheme="minorBidi" w:hint="eastAsia"/>
-                <w:szCs w:val="22"/>
-              </w:rPr>
-              <w:t>的</w:t>
-            </w:r>
-            <w:r>
-              <w:rPr>
-                <w:rFonts w:asciiTheme="minorHAnsi" w:eastAsiaTheme="minorEastAsia" w:hAnsiTheme="minorHAnsi" w:cstheme="minorBidi" w:hint="eastAsia"/>
-                <w:szCs w:val="22"/>
-              </w:rPr>
-              <w:t>stdout</w:t>
-            </w:r>
-          </w:p>
-        </w:tc>
-        <w:tc>
-          <w:tcPr>
-            <w:tcW w:w="6429" w:type="dxa"/>
-          </w:tcPr>
-          <w:p>
-            <w:pPr>
-              <w:rPr>
-                <w:rFonts w:asciiTheme="minorHAnsi" w:eastAsiaTheme="minorEastAsia" w:hAnsiTheme="minorHAnsi" w:cstheme="minorBidi" w:hint="eastAsia"/>
-                <w:szCs w:val="22"/>
-              </w:rPr>
-            </w:pPr>
-            <w:r>
-              <w:rPr>
-                <w:rFonts w:asciiTheme="minorHAnsi" w:eastAsiaTheme="minorEastAsia" w:hAnsiTheme="minorHAnsi" w:cstheme="minorBidi" w:hint="eastAsia"/>
-                <w:szCs w:val="22"/>
-              </w:rPr>
-              <w:t>点击跳转到输出日志界面</w:t>
-            </w:r>
-          </w:p>
-        </w:tc>
-      </w:tr>
-      <w:tr>
-        <w:tc>
-          <w:tcPr>
-            <w:tcW w:w="2093" w:type="dxa"/>
-          </w:tcPr>
-          <w:p>
-            <w:pPr>
-              <w:rPr>
-                <w:rFonts w:asciiTheme="minorHAnsi" w:eastAsiaTheme="minorEastAsia" w:hAnsiTheme="minorHAnsi" w:cstheme="minorBidi" w:hint="eastAsia"/>
-                <w:szCs w:val="22"/>
-              </w:rPr>
-            </w:pPr>
-            <w:r>
-              <w:rPr>
-                <w:rFonts w:asciiTheme="minorHAnsi" w:eastAsiaTheme="minorEastAsia" w:hAnsiTheme="minorHAnsi" w:cstheme="minorBidi"/>
-                <w:szCs w:val="22"/>
-              </w:rPr>
-              <w:t>E</w:t>
-            </w:r>
-            <w:r>
-              <w:rPr>
-                <w:rFonts w:asciiTheme="minorHAnsi" w:eastAsiaTheme="minorEastAsia" w:hAnsiTheme="minorHAnsi" w:cstheme="minorBidi" w:hint="eastAsia"/>
-                <w:szCs w:val="22"/>
-              </w:rPr>
-              <w:t>xecutors</w:t>
-            </w:r>
-            <w:r>
-              <w:rPr>
-                <w:rFonts w:asciiTheme="minorHAnsi" w:eastAsiaTheme="minorEastAsia" w:hAnsiTheme="minorHAnsi" w:cstheme="minorBidi" w:hint="eastAsia"/>
-                <w:szCs w:val="22"/>
-              </w:rPr>
-              <w:t>的</w:t>
-            </w:r>
-            <w:r>
-              <w:rPr>
-                <w:rFonts w:asciiTheme="minorHAnsi" w:eastAsiaTheme="minorEastAsia" w:hAnsiTheme="minorHAnsi" w:cstheme="minorBidi" w:hint="eastAsia"/>
-                <w:szCs w:val="22"/>
-              </w:rPr>
-              <w:t>stderr</w:t>
-            </w:r>
-          </w:p>
-        </w:tc>
-        <w:tc>
-          <w:tcPr>
-            <w:tcW w:w="6429" w:type="dxa"/>
-          </w:tcPr>
-          <w:p>
-            <w:pPr>
-              <w:rPr>
-                <w:rFonts w:asciiTheme="minorHAnsi" w:eastAsiaTheme="minorEastAsia" w:hAnsiTheme="minorHAnsi" w:cstheme="minorBidi" w:hint="eastAsia"/>
-                <w:szCs w:val="22"/>
-              </w:rPr>
-            </w:pPr>
-            <w:r>
-              <w:rPr>
-                <w:rFonts w:asciiTheme="minorHAnsi" w:eastAsiaTheme="minorEastAsia" w:hAnsiTheme="minorHAnsi" w:cstheme="minorBidi" w:hint="eastAsia"/>
-                <w:szCs w:val="22"/>
-              </w:rPr>
-              <w:t>点击跳转到错误日志界面</w:t>
-            </w:r>
-          </w:p>
-        </w:tc>
-      </w:tr>
-      <w:tr>
-        <w:tc>
-          <w:tcPr>
-            <w:tcW w:w="2093" w:type="dxa"/>
-          </w:tcPr>
-          <w:p>
-            <w:pPr>
-              <w:rPr>
-                <w:rFonts w:asciiTheme="minorHAnsi" w:eastAsiaTheme="minorEastAsia" w:hAnsiTheme="minorHAnsi" w:cstheme="minorBidi"/>
-                <w:szCs w:val="22"/>
-              </w:rPr>
-            </w:pPr>
-            <w:r>
-              <w:rPr>
-                <w:rFonts w:asciiTheme="minorHAnsi" w:eastAsiaTheme="minorEastAsia" w:hAnsiTheme="minorHAnsi" w:cstheme="minorBidi"/>
-                <w:szCs w:val="22"/>
-              </w:rPr>
-              <w:t>E</w:t>
-            </w:r>
-            <w:r>
-              <w:rPr>
-                <w:rFonts w:asciiTheme="minorHAnsi" w:eastAsiaTheme="minorEastAsia" w:hAnsiTheme="minorHAnsi" w:cstheme="minorBidi" w:hint="eastAsia"/>
-                <w:szCs w:val="22"/>
-              </w:rPr>
-              <w:t>xecutors</w:t>
-            </w:r>
-            <w:r>
-              <w:rPr>
-                <w:rFonts w:asciiTheme="minorHAnsi" w:eastAsiaTheme="minorEastAsia" w:hAnsiTheme="minorHAnsi" w:cstheme="minorBidi" w:hint="eastAsia"/>
-                <w:szCs w:val="22"/>
-              </w:rPr>
-              <w:t>的</w:t>
-            </w:r>
-            <w:r>
-              <w:rPr>
-                <w:rFonts w:asciiTheme="minorHAnsi" w:eastAsiaTheme="minorEastAsia" w:hAnsiTheme="minorHAnsi" w:cstheme="minorBidi" w:hint="eastAsia"/>
-                <w:szCs w:val="22"/>
-              </w:rPr>
-              <w:t>thread dump</w:t>
-            </w:r>
-          </w:p>
-        </w:tc>
-        <w:tc>
-          <w:tcPr>
-            <w:tcW w:w="6429" w:type="dxa"/>
-          </w:tcPr>
-          <w:p>
-            <w:pPr>
-              <w:rPr>
-                <w:rFonts w:asciiTheme="minorHAnsi" w:eastAsiaTheme="minorEastAsia" w:hAnsiTheme="minorHAnsi" w:cstheme="minorBidi" w:hint="eastAsia"/>
-                <w:szCs w:val="22"/>
-              </w:rPr>
-            </w:pPr>
-            <w:r>
-              <w:rPr>
-                <w:rFonts w:asciiTheme="minorHAnsi" w:eastAsiaTheme="minorEastAsia" w:hAnsiTheme="minorHAnsi" w:cstheme="minorBidi" w:hint="eastAsia"/>
-                <w:szCs w:val="22"/>
-              </w:rPr>
-              <w:t>点击跳转到线程</w:t>
-            </w:r>
-            <w:r>
-              <w:rPr>
-                <w:rFonts w:asciiTheme="minorHAnsi" w:eastAsiaTheme="minorEastAsia" w:hAnsiTheme="minorHAnsi" w:cstheme="minorBidi" w:hint="eastAsia"/>
-                <w:szCs w:val="22"/>
-              </w:rPr>
-              <w:t>执行记录界面</w:t>
-            </w:r>
-          </w:p>
-        </w:tc>
-      </w:tr>
-    </w:tbl>
-    <w:p>
-      <w:pPr>
-        <w:rPr>
-          <w:rFonts w:asciiTheme="minorHAnsi" w:eastAsiaTheme="minorEastAsia" w:hAnsiTheme="minorHAnsi" w:cstheme="minorBidi" w:hint="eastAsia"/>
-          <w:szCs w:val="22"/>
-        </w:rPr>
-      </w:pPr>
-      <w:r>
-        <w:rPr>
-          <w:rFonts w:asciiTheme="minorHAnsi" w:eastAsiaTheme="minorEastAsia" w:hAnsiTheme="minorHAnsi" w:cstheme="minorBidi" w:hint="eastAsia"/>
-          <w:szCs w:val="22"/>
-        </w:rPr>
-        <w:tab/>
-        <w:t>4.</w:t>
-      </w:r>
-      <w:r>
-        <w:rPr>
-          <w:rFonts w:asciiTheme="minorHAnsi" w:eastAsiaTheme="minorEastAsia" w:hAnsiTheme="minorHAnsi" w:cstheme="minorBidi" w:hint="eastAsia"/>
-          <w:szCs w:val="22"/>
-        </w:rPr>
-        <w:t xml:space="preserve"> </w:t>
-      </w:r>
-      <w:r>
-        <w:rPr>
-          <w:rFonts w:asciiTheme="minorHAnsi" w:eastAsiaTheme="minorEastAsia" w:hAnsiTheme="minorHAnsi" w:cstheme="minorBidi" w:hint="eastAsia"/>
-          <w:szCs w:val="22"/>
-        </w:rPr>
-        <w:t>线程执行记录界面</w:t>
-      </w:r>
-    </w:p>
-    <w:p>
-      <w:pPr>
-        <w:rPr>
-          <w:rFonts w:asciiTheme="minorHAnsi" w:eastAsiaTheme="minorEastAsia" w:hAnsiTheme="minorHAnsi" w:cstheme="minorBidi" w:hint="eastAsia"/>
-          <w:szCs w:val="22"/>
-        </w:rPr>
-      </w:pPr>
-      <w:r>
-        <w:rPr>
-          <w:rFonts w:asciiTheme="minorHAnsi" w:eastAsiaTheme="minorEastAsia" w:hAnsiTheme="minorHAnsi" w:cstheme="minorBidi" w:hint="eastAsia"/>
-          <w:noProof/>
-          <w:szCs w:val="22"/>
-        </w:rPr>
-        <w:drawing>
-          <wp:inline distT="0" distB="0" distL="0" distR="0">
-            <wp:extent cx="5263515" cy="2584450"/>
-            <wp:effectExtent l="19050" t="0" r="0" b="0"/>
-            <wp:docPr id="6" name="Picture 5"/>
-            <wp:cNvGraphicFramePr>
-              <a:graphicFrameLocks xmlns:a="http://schemas.openxmlformats.org/drawingml/2006/main" noChangeAspect="1"/>
-            </wp:cNvGraphicFramePr>
-            <a:graphic xmlns:a="http://schemas.openxmlformats.org/drawingml/2006/main">
-              <a:graphicData uri="http://schemas.openxmlformats.org/drawingml/2006/picture">
-                <pic:pic xmlns:pic="http://schemas.openxmlformats.org/drawingml/2006/picture">
-                  <pic:nvPicPr>
-                    <pic:cNvPr id="0" name="Picture 5"/>
-                    <pic:cNvPicPr>
-                      <a:picLocks noChangeAspect="1" noChangeArrowheads="1"/>
-                    </pic:cNvPicPr>
-                  </pic:nvPicPr>
-                  <pic:blipFill>
-                    <a:blip r:embed="rId14"/>
-                    <a:srcRect/>
-                    <a:stretch>
-                      <a:fillRect/>
-                    </a:stretch>
-                  </pic:blipFill>
-                  <pic:spPr bwMode="auto">
-                    <a:xfrm>
-                      <a:off x="0" y="0"/>
-                      <a:ext cx="5263515" cy="2584450"/>
-                    </a:xfrm>
-                    <a:prstGeom prst="rect">
-                      <a:avLst/>
-                    </a:prstGeom>
-                    <a:noFill/>
-                    <a:ln w="9525">
-                      <a:noFill/>
-                      <a:miter lim="800000"/>
-                      <a:headEnd/>
-                      <a:tailEnd/>
-                    </a:ln>
-                  </pic:spPr>
-                </pic:pic>
-              </a:graphicData>
-            </a:graphic>
-          </wp:inline>
-        </w:drawing>
-      </w:r>
-    </w:p>
-    <w:p>
-      <w:pPr>
-        <w:rPr>
-          <w:rFonts w:asciiTheme="minorHAnsi" w:eastAsiaTheme="minorEastAsia" w:hAnsiTheme="minorHAnsi" w:cstheme="minorBidi" w:hint="eastAsia"/>
-          <w:szCs w:val="22"/>
-        </w:rPr>
-      </w:pPr>
-    </w:p>
-    <w:tbl>
-      <w:tblPr>
-        <w:tblStyle w:val="TableGrid"/>
-        <w:tblW w:w="0" w:type="auto"/>
-        <w:tblLook w:val="04A0"/>
-      </w:tblPr>
-      <w:tblGrid>
-        <w:gridCol w:w="2093"/>
-        <w:gridCol w:w="6429"/>
-      </w:tblGrid>
-      <w:tr>
-        <w:tc>
-          <w:tcPr>
-            <w:tcW w:w="2093" w:type="dxa"/>
-          </w:tcPr>
-          <w:p>
-            <w:pPr>
-              <w:rPr>
-                <w:rFonts w:asciiTheme="minorHAnsi" w:eastAsiaTheme="minorEastAsia" w:hAnsiTheme="minorHAnsi" w:cstheme="minorBidi" w:hint="eastAsia"/>
-                <w:szCs w:val="22"/>
-              </w:rPr>
-            </w:pPr>
-            <w:r>
-              <w:rPr>
-                <w:rFonts w:asciiTheme="minorHAnsi" w:eastAsiaTheme="minorEastAsia" w:hAnsiTheme="minorHAnsi" w:cstheme="minorBidi" w:hint="eastAsia"/>
-                <w:szCs w:val="22"/>
-              </w:rPr>
-              <w:t>测试点</w:t>
-            </w:r>
-          </w:p>
-        </w:tc>
-        <w:tc>
-          <w:tcPr>
-            <w:tcW w:w="6429" w:type="dxa"/>
-          </w:tcPr>
-          <w:p>
-            <w:pPr>
-              <w:rPr>
-                <w:rFonts w:asciiTheme="minorHAnsi" w:eastAsiaTheme="minorEastAsia" w:hAnsiTheme="minorHAnsi" w:cstheme="minorBidi" w:hint="eastAsia"/>
-                <w:szCs w:val="22"/>
-              </w:rPr>
-            </w:pPr>
-            <w:r>
-              <w:rPr>
-                <w:rFonts w:asciiTheme="minorHAnsi" w:eastAsiaTheme="minorEastAsia" w:hAnsiTheme="minorHAnsi" w:cstheme="minorBidi" w:hint="eastAsia"/>
-                <w:szCs w:val="22"/>
-              </w:rPr>
-              <w:t>描述</w:t>
-            </w:r>
-          </w:p>
-        </w:tc>
-      </w:tr>
-      <w:tr>
-        <w:tc>
-          <w:tcPr>
-            <w:tcW w:w="2093" w:type="dxa"/>
-          </w:tcPr>
-          <w:p>
-            <w:pPr>
-              <w:rPr>
-                <w:rFonts w:asciiTheme="minorHAnsi" w:eastAsiaTheme="minorEastAsia" w:hAnsiTheme="minorHAnsi" w:cstheme="minorBidi" w:hint="eastAsia"/>
-                <w:szCs w:val="22"/>
-              </w:rPr>
-            </w:pPr>
-            <w:r>
-              <w:rPr>
-                <w:rFonts w:asciiTheme="minorHAnsi" w:eastAsiaTheme="minorEastAsia" w:hAnsiTheme="minorHAnsi" w:cstheme="minorBidi"/>
-                <w:szCs w:val="22"/>
-              </w:rPr>
-              <w:t>T</w:t>
-            </w:r>
-            <w:r>
-              <w:rPr>
-                <w:rFonts w:asciiTheme="minorHAnsi" w:eastAsiaTheme="minorEastAsia" w:hAnsiTheme="minorHAnsi" w:cstheme="minorBidi" w:hint="eastAsia"/>
-                <w:szCs w:val="22"/>
-              </w:rPr>
-              <w:t>hread</w:t>
-            </w:r>
-            <w:r>
-              <w:rPr>
-                <w:rFonts w:asciiTheme="minorHAnsi" w:eastAsiaTheme="minorEastAsia" w:hAnsiTheme="minorHAnsi" w:cstheme="minorBidi" w:hint="eastAsia"/>
-                <w:szCs w:val="22"/>
-              </w:rPr>
-              <w:t>链接</w:t>
-            </w:r>
-          </w:p>
-        </w:tc>
-        <w:tc>
-          <w:tcPr>
-            <w:tcW w:w="6429" w:type="dxa"/>
-          </w:tcPr>
-          <w:p>
-            <w:pPr>
-              <w:rPr>
-                <w:rFonts w:asciiTheme="minorHAnsi" w:eastAsiaTheme="minorEastAsia" w:hAnsiTheme="minorHAnsi" w:cstheme="minorBidi" w:hint="eastAsia"/>
-                <w:szCs w:val="22"/>
-              </w:rPr>
-            </w:pPr>
-            <w:r>
-              <w:rPr>
-                <w:rFonts w:asciiTheme="minorHAnsi" w:eastAsiaTheme="minorEastAsia" w:hAnsiTheme="minorHAnsi" w:cstheme="minorBidi" w:hint="eastAsia"/>
-                <w:szCs w:val="22"/>
-              </w:rPr>
-              <w:t>点击每个线程会展开线程执行日志，再次点击会收取</w:t>
-            </w:r>
-          </w:p>
-        </w:tc>
-      </w:tr>
-      <w:tr>
-        <w:tc>
-          <w:tcPr>
-            <w:tcW w:w="2093" w:type="dxa"/>
-          </w:tcPr>
-          <w:p>
-            <w:pPr>
-              <w:rPr>
-                <w:rFonts w:asciiTheme="minorHAnsi" w:eastAsiaTheme="minorEastAsia" w:hAnsiTheme="minorHAnsi" w:cstheme="minorBidi" w:hint="eastAsia"/>
-                <w:szCs w:val="22"/>
-              </w:rPr>
-            </w:pPr>
-            <w:r>
-              <w:rPr>
-                <w:rFonts w:asciiTheme="minorHAnsi" w:eastAsiaTheme="minorEastAsia" w:hAnsiTheme="minorHAnsi" w:cstheme="minorBidi"/>
-                <w:szCs w:val="22"/>
-              </w:rPr>
-              <w:t>E</w:t>
-            </w:r>
-            <w:r>
-              <w:rPr>
-                <w:rFonts w:asciiTheme="minorHAnsi" w:eastAsiaTheme="minorEastAsia" w:hAnsiTheme="minorHAnsi" w:cstheme="minorBidi" w:hint="eastAsia"/>
-                <w:szCs w:val="22"/>
-              </w:rPr>
-              <w:t>xpand all</w:t>
-            </w:r>
-          </w:p>
-        </w:tc>
-        <w:tc>
-          <w:tcPr>
-            <w:tcW w:w="6429" w:type="dxa"/>
-          </w:tcPr>
-          <w:p>
-            <w:pPr>
-              <w:rPr>
-                <w:rFonts w:asciiTheme="minorHAnsi" w:eastAsiaTheme="minorEastAsia" w:hAnsiTheme="minorHAnsi" w:cstheme="minorBidi" w:hint="eastAsia"/>
-                <w:szCs w:val="22"/>
-              </w:rPr>
-            </w:pPr>
-            <w:r>
-              <w:rPr>
-                <w:rFonts w:asciiTheme="minorHAnsi" w:eastAsiaTheme="minorEastAsia" w:hAnsiTheme="minorHAnsi" w:cstheme="minorBidi" w:hint="eastAsia"/>
-                <w:szCs w:val="22"/>
-              </w:rPr>
-              <w:t>点击展开全部线程执行日志</w:t>
-            </w:r>
-          </w:p>
-        </w:tc>
-      </w:tr>
-      <w:tr>
-        <w:tc>
-          <w:tcPr>
-            <w:tcW w:w="2093" w:type="dxa"/>
-          </w:tcPr>
-          <w:p>
-            <w:pPr>
-              <w:rPr>
-                <w:rFonts w:asciiTheme="minorHAnsi" w:eastAsiaTheme="minorEastAsia" w:hAnsiTheme="minorHAnsi" w:cstheme="minorBidi" w:hint="eastAsia"/>
-                <w:szCs w:val="22"/>
-              </w:rPr>
-            </w:pPr>
-            <w:r>
-              <w:rPr>
-                <w:rFonts w:asciiTheme="minorHAnsi" w:eastAsiaTheme="minorEastAsia" w:hAnsiTheme="minorHAnsi" w:cstheme="minorBidi"/>
-                <w:szCs w:val="22"/>
-              </w:rPr>
-              <w:t>C</w:t>
-            </w:r>
-            <w:r>
-              <w:rPr>
-                <w:rFonts w:asciiTheme="minorHAnsi" w:eastAsiaTheme="minorEastAsia" w:hAnsiTheme="minorHAnsi" w:cstheme="minorBidi" w:hint="eastAsia"/>
-                <w:szCs w:val="22"/>
-              </w:rPr>
-              <w:t>ollapse all</w:t>
-            </w:r>
-          </w:p>
-        </w:tc>
-        <w:tc>
-          <w:tcPr>
-            <w:tcW w:w="6429" w:type="dxa"/>
-          </w:tcPr>
-          <w:p>
-            <w:pPr>
-              <w:rPr>
-                <w:rFonts w:asciiTheme="minorHAnsi" w:eastAsiaTheme="minorEastAsia" w:hAnsiTheme="minorHAnsi" w:cstheme="minorBidi" w:hint="eastAsia"/>
-                <w:szCs w:val="22"/>
-              </w:rPr>
-            </w:pPr>
-            <w:r>
-              <w:rPr>
-                <w:rFonts w:asciiTheme="minorHAnsi" w:eastAsiaTheme="minorEastAsia" w:hAnsiTheme="minorHAnsi" w:cstheme="minorBidi" w:hint="eastAsia"/>
-                <w:szCs w:val="22"/>
-              </w:rPr>
-              <w:t>点击收起全部线程执行日志</w:t>
-            </w:r>
-          </w:p>
-        </w:tc>
-      </w:tr>
-    </w:tbl>
-    <w:p>
-      <w:pPr>
-        <w:rPr>
-          <w:rFonts w:asciiTheme="minorHAnsi" w:eastAsiaTheme="minorEastAsia" w:hAnsiTheme="minorHAnsi" w:cstheme="minorBidi" w:hint="eastAsia"/>
-          <w:szCs w:val="22"/>
-        </w:rPr>
-      </w:pPr>
-      <w:r>
-        <w:rPr>
-          <w:rFonts w:asciiTheme="minorHAnsi" w:eastAsiaTheme="minorEastAsia" w:hAnsiTheme="minorHAnsi" w:cstheme="minorBidi" w:hint="eastAsia"/>
-          <w:szCs w:val="22"/>
-        </w:rPr>
-        <w:tab/>
-        <w:t>5.job</w:t>
-      </w:r>
-      <w:r>
-        <w:rPr>
-          <w:rFonts w:asciiTheme="minorHAnsi" w:eastAsiaTheme="minorEastAsia" w:hAnsiTheme="minorHAnsi" w:cstheme="minorBidi" w:hint="eastAsia"/>
-          <w:szCs w:val="22"/>
-        </w:rPr>
-        <w:t>信息页面</w:t>
-      </w:r>
-    </w:p>
-    <w:p>
-      <w:pPr>
-        <w:rPr>
-          <w:rFonts w:asciiTheme="minorHAnsi" w:eastAsiaTheme="minorEastAsia" w:hAnsiTheme="minorHAnsi" w:cstheme="minorBidi" w:hint="eastAsia"/>
-          <w:szCs w:val="22"/>
-        </w:rPr>
-      </w:pPr>
-      <w:r>
-        <w:rPr>
-          <w:rFonts w:asciiTheme="minorHAnsi" w:eastAsiaTheme="minorEastAsia" w:hAnsiTheme="minorHAnsi" w:cstheme="minorBidi" w:hint="eastAsia"/>
-          <w:noProof/>
-          <w:szCs w:val="22"/>
-        </w:rPr>
-        <w:lastRenderedPageBreak/>
-        <w:drawing>
-          <wp:inline distT="0" distB="0" distL="0" distR="0">
-            <wp:extent cx="5270500" cy="2579370"/>
-            <wp:effectExtent l="19050" t="0" r="6350" b="0"/>
-            <wp:docPr id="7" name="Picture 6"/>
-            <wp:cNvGraphicFramePr>
-              <a:graphicFrameLocks xmlns:a="http://schemas.openxmlformats.org/drawingml/2006/main" noChangeAspect="1"/>
-            </wp:cNvGraphicFramePr>
-            <a:graphic xmlns:a="http://schemas.openxmlformats.org/drawingml/2006/main">
-              <a:graphicData uri="http://schemas.openxmlformats.org/drawingml/2006/picture">
-                <pic:pic xmlns:pic="http://schemas.openxmlformats.org/drawingml/2006/picture">
-                  <pic:nvPicPr>
-                    <pic:cNvPr id="0" name="Picture 6"/>
-                    <pic:cNvPicPr>
-                      <a:picLocks noChangeAspect="1" noChangeArrowheads="1"/>
-                    </pic:cNvPicPr>
-                  </pic:nvPicPr>
-                  <pic:blipFill>
-                    <a:blip r:embed="rId15"/>
-                    <a:srcRect/>
-                    <a:stretch>
-                      <a:fillRect/>
-                    </a:stretch>
-                  </pic:blipFill>
-                  <pic:spPr bwMode="auto">
-                    <a:xfrm>
-                      <a:off x="0" y="0"/>
-                      <a:ext cx="5270500" cy="2579370"/>
-                    </a:xfrm>
-                    <a:prstGeom prst="rect">
-                      <a:avLst/>
-                    </a:prstGeom>
-                    <a:noFill/>
-                    <a:ln w="9525">
-                      <a:noFill/>
-                      <a:miter lim="800000"/>
-                      <a:headEnd/>
-                      <a:tailEnd/>
-                    </a:ln>
-                  </pic:spPr>
-                </pic:pic>
-              </a:graphicData>
-            </a:graphic>
-          </wp:inline>
-        </w:drawing>
-      </w:r>
-    </w:p>
-    <w:tbl>
-      <w:tblPr>
-        <w:tblStyle w:val="TableGrid"/>
-        <w:tblW w:w="0" w:type="auto"/>
-        <w:tblLook w:val="04A0"/>
-      </w:tblPr>
-      <w:tblGrid>
-        <w:gridCol w:w="1951"/>
-        <w:gridCol w:w="6571"/>
-      </w:tblGrid>
-      <w:tr>
-        <w:tc>
-          <w:tcPr>
-            <w:tcW w:w="1951" w:type="dxa"/>
-          </w:tcPr>
-          <w:p>
-            <w:pPr>
-              <w:rPr>
-                <w:rFonts w:asciiTheme="minorHAnsi" w:eastAsiaTheme="minorEastAsia" w:hAnsiTheme="minorHAnsi" w:cstheme="minorBidi" w:hint="eastAsia"/>
-                <w:szCs w:val="22"/>
-              </w:rPr>
-            </w:pPr>
-            <w:r>
-              <w:rPr>
-                <w:rFonts w:asciiTheme="minorHAnsi" w:eastAsiaTheme="minorEastAsia" w:hAnsiTheme="minorHAnsi" w:cstheme="minorBidi" w:hint="eastAsia"/>
-                <w:szCs w:val="22"/>
-              </w:rPr>
-              <w:t>测试点</w:t>
-            </w:r>
-          </w:p>
-        </w:tc>
-        <w:tc>
-          <w:tcPr>
-            <w:tcW w:w="6571" w:type="dxa"/>
-          </w:tcPr>
-          <w:p>
-            <w:pPr>
-              <w:rPr>
-                <w:rFonts w:asciiTheme="minorHAnsi" w:eastAsiaTheme="minorEastAsia" w:hAnsiTheme="minorHAnsi" w:cstheme="minorBidi" w:hint="eastAsia"/>
-                <w:szCs w:val="22"/>
-              </w:rPr>
-            </w:pPr>
-            <w:r>
-              <w:rPr>
-                <w:rFonts w:asciiTheme="minorHAnsi" w:eastAsiaTheme="minorEastAsia" w:hAnsiTheme="minorHAnsi" w:cstheme="minorBidi" w:hint="eastAsia"/>
-                <w:szCs w:val="22"/>
-              </w:rPr>
-              <w:t>描述</w:t>
-            </w:r>
-          </w:p>
-        </w:tc>
-      </w:tr>
-      <w:tr>
-        <w:tc>
-          <w:tcPr>
-            <w:tcW w:w="1951" w:type="dxa"/>
-          </w:tcPr>
-          <w:p>
-            <w:pPr>
-              <w:rPr>
-                <w:rFonts w:asciiTheme="minorHAnsi" w:eastAsiaTheme="minorEastAsia" w:hAnsiTheme="minorHAnsi" w:cstheme="minorBidi" w:hint="eastAsia"/>
-                <w:szCs w:val="22"/>
-              </w:rPr>
-            </w:pPr>
-            <w:r>
-              <w:rPr>
-                <w:rFonts w:asciiTheme="minorHAnsi" w:eastAsiaTheme="minorEastAsia" w:hAnsiTheme="minorHAnsi" w:cstheme="minorBidi"/>
-                <w:szCs w:val="22"/>
-              </w:rPr>
-              <w:t>J</w:t>
-            </w:r>
-            <w:r>
-              <w:rPr>
-                <w:rFonts w:asciiTheme="minorHAnsi" w:eastAsiaTheme="minorEastAsia" w:hAnsiTheme="minorHAnsi" w:cstheme="minorBidi" w:hint="eastAsia"/>
-                <w:szCs w:val="22"/>
-              </w:rPr>
-              <w:t>obs</w:t>
-            </w:r>
-            <w:r>
-              <w:rPr>
-                <w:rFonts w:asciiTheme="minorHAnsi" w:eastAsiaTheme="minorEastAsia" w:hAnsiTheme="minorHAnsi" w:cstheme="minorBidi" w:hint="eastAsia"/>
-                <w:szCs w:val="22"/>
-              </w:rPr>
-              <w:t>的</w:t>
-            </w:r>
-            <w:r>
-              <w:rPr>
-                <w:rFonts w:asciiTheme="minorHAnsi" w:eastAsiaTheme="minorEastAsia" w:hAnsiTheme="minorHAnsi" w:cstheme="minorBidi"/>
-                <w:szCs w:val="22"/>
-              </w:rPr>
-              <w:t>Description</w:t>
-            </w:r>
-          </w:p>
-        </w:tc>
-        <w:tc>
-          <w:tcPr>
-            <w:tcW w:w="6571" w:type="dxa"/>
-          </w:tcPr>
-          <w:p>
-            <w:pPr>
-              <w:rPr>
-                <w:rFonts w:asciiTheme="minorHAnsi" w:eastAsiaTheme="minorEastAsia" w:hAnsiTheme="minorHAnsi" w:cstheme="minorBidi" w:hint="eastAsia"/>
-                <w:szCs w:val="22"/>
-              </w:rPr>
-            </w:pPr>
-            <w:r>
-              <w:rPr>
-                <w:rFonts w:asciiTheme="minorHAnsi" w:eastAsiaTheme="minorEastAsia" w:hAnsiTheme="minorHAnsi" w:cstheme="minorBidi" w:hint="eastAsia"/>
-                <w:szCs w:val="22"/>
-              </w:rPr>
-              <w:t>查看执行语句是否正确；</w:t>
-            </w:r>
-          </w:p>
-          <w:p>
-            <w:pPr>
-              <w:rPr>
-                <w:rFonts w:asciiTheme="minorHAnsi" w:eastAsiaTheme="minorEastAsia" w:hAnsiTheme="minorHAnsi" w:cstheme="minorBidi" w:hint="eastAsia"/>
-                <w:szCs w:val="22"/>
-              </w:rPr>
-            </w:pPr>
-            <w:r>
-              <w:rPr>
-                <w:rFonts w:asciiTheme="minorHAnsi" w:eastAsiaTheme="minorEastAsia" w:hAnsiTheme="minorHAnsi" w:cstheme="minorBidi" w:hint="eastAsia"/>
-                <w:szCs w:val="22"/>
-              </w:rPr>
-              <w:t>点击链接会跳转到具体</w:t>
-            </w:r>
-            <w:r>
-              <w:rPr>
-                <w:rFonts w:asciiTheme="minorHAnsi" w:eastAsiaTheme="minorEastAsia" w:hAnsiTheme="minorHAnsi" w:cstheme="minorBidi" w:hint="eastAsia"/>
-                <w:szCs w:val="22"/>
-              </w:rPr>
-              <w:t>job</w:t>
-            </w:r>
-            <w:r>
-              <w:rPr>
-                <w:rFonts w:asciiTheme="minorHAnsi" w:eastAsiaTheme="minorEastAsia" w:hAnsiTheme="minorHAnsi" w:cstheme="minorBidi" w:hint="eastAsia"/>
-                <w:szCs w:val="22"/>
-              </w:rPr>
-              <w:t>详细</w:t>
-            </w:r>
-            <w:r>
-              <w:rPr>
-                <w:rFonts w:asciiTheme="minorHAnsi" w:eastAsiaTheme="minorEastAsia" w:hAnsiTheme="minorHAnsi" w:cstheme="minorBidi" w:hint="eastAsia"/>
-                <w:szCs w:val="22"/>
-              </w:rPr>
-              <w:t>信息页面</w:t>
-            </w:r>
-          </w:p>
-        </w:tc>
-      </w:tr>
-      <w:tr>
-        <w:tc>
-          <w:tcPr>
-            <w:tcW w:w="1951" w:type="dxa"/>
-          </w:tcPr>
-          <w:p>
-            <w:pPr>
-              <w:rPr>
-                <w:rFonts w:asciiTheme="minorHAnsi" w:eastAsiaTheme="minorEastAsia" w:hAnsiTheme="minorHAnsi" w:cstheme="minorBidi" w:hint="eastAsia"/>
-                <w:szCs w:val="22"/>
-              </w:rPr>
-            </w:pPr>
-            <w:r>
-              <w:rPr>
-                <w:rFonts w:asciiTheme="minorHAnsi" w:eastAsiaTheme="minorEastAsia" w:hAnsiTheme="minorHAnsi" w:cstheme="minorBidi"/>
-                <w:szCs w:val="22"/>
-              </w:rPr>
-              <w:t>J</w:t>
-            </w:r>
-            <w:r>
-              <w:rPr>
-                <w:rFonts w:asciiTheme="minorHAnsi" w:eastAsiaTheme="minorEastAsia" w:hAnsiTheme="minorHAnsi" w:cstheme="minorBidi" w:hint="eastAsia"/>
-                <w:szCs w:val="22"/>
-              </w:rPr>
-              <w:t>obs</w:t>
-            </w:r>
-            <w:r>
-              <w:rPr>
-                <w:rFonts w:asciiTheme="minorHAnsi" w:eastAsiaTheme="minorEastAsia" w:hAnsiTheme="minorHAnsi" w:cstheme="minorBidi" w:hint="eastAsia"/>
-                <w:szCs w:val="22"/>
-              </w:rPr>
-              <w:t>的</w:t>
-            </w:r>
-            <w:r>
-              <w:rPr>
-                <w:rFonts w:asciiTheme="minorHAnsi" w:eastAsiaTheme="minorEastAsia" w:hAnsiTheme="minorHAnsi" w:cstheme="minorBidi" w:hint="eastAsia"/>
-                <w:szCs w:val="22"/>
-              </w:rPr>
-              <w:t>submitted</w:t>
-            </w:r>
-          </w:p>
-        </w:tc>
-        <w:tc>
-          <w:tcPr>
-            <w:tcW w:w="6571" w:type="dxa"/>
-          </w:tcPr>
-          <w:p>
-            <w:pPr>
-              <w:rPr>
-                <w:rFonts w:asciiTheme="minorHAnsi" w:eastAsiaTheme="minorEastAsia" w:hAnsiTheme="minorHAnsi" w:cstheme="minorBidi" w:hint="eastAsia"/>
-                <w:szCs w:val="22"/>
-              </w:rPr>
-            </w:pPr>
-            <w:r>
-              <w:rPr>
-                <w:rFonts w:asciiTheme="minorHAnsi" w:eastAsiaTheme="minorEastAsia" w:hAnsiTheme="minorHAnsi" w:cstheme="minorBidi" w:hint="eastAsia"/>
-                <w:szCs w:val="22"/>
-              </w:rPr>
-              <w:t>查看添加</w:t>
-            </w:r>
-            <w:r>
-              <w:rPr>
-                <w:rFonts w:asciiTheme="minorHAnsi" w:eastAsiaTheme="minorEastAsia" w:hAnsiTheme="minorHAnsi" w:cstheme="minorBidi" w:hint="eastAsia"/>
-                <w:szCs w:val="22"/>
-              </w:rPr>
-              <w:t>job</w:t>
-            </w:r>
-            <w:r>
-              <w:rPr>
-                <w:rFonts w:asciiTheme="minorHAnsi" w:eastAsiaTheme="minorEastAsia" w:hAnsiTheme="minorHAnsi" w:cstheme="minorBidi" w:hint="eastAsia"/>
-                <w:szCs w:val="22"/>
-              </w:rPr>
-              <w:t>时间是否正确</w:t>
-            </w:r>
-          </w:p>
-        </w:tc>
-      </w:tr>
-      <w:tr>
-        <w:tc>
-          <w:tcPr>
-            <w:tcW w:w="1951" w:type="dxa"/>
-          </w:tcPr>
-          <w:p>
-            <w:pPr>
-              <w:rPr>
-                <w:rFonts w:asciiTheme="minorHAnsi" w:eastAsiaTheme="minorEastAsia" w:hAnsiTheme="minorHAnsi" w:cstheme="minorBidi" w:hint="eastAsia"/>
-                <w:szCs w:val="22"/>
-              </w:rPr>
-            </w:pPr>
-            <w:r>
-              <w:rPr>
-                <w:rFonts w:asciiTheme="minorHAnsi" w:eastAsiaTheme="minorEastAsia" w:hAnsiTheme="minorHAnsi" w:cstheme="minorBidi" w:hint="eastAsia"/>
-                <w:szCs w:val="22"/>
-              </w:rPr>
-              <w:t>+detail</w:t>
-            </w:r>
-            <w:r>
-              <w:rPr>
-                <w:rFonts w:asciiTheme="minorHAnsi" w:eastAsiaTheme="minorEastAsia" w:hAnsiTheme="minorHAnsi" w:cstheme="minorBidi" w:hint="eastAsia"/>
-                <w:szCs w:val="22"/>
-              </w:rPr>
-              <w:t>按钮</w:t>
-            </w:r>
-          </w:p>
-        </w:tc>
-        <w:tc>
-          <w:tcPr>
-            <w:tcW w:w="6571" w:type="dxa"/>
-          </w:tcPr>
-          <w:p>
-            <w:pPr>
-              <w:rPr>
-                <w:rFonts w:asciiTheme="minorHAnsi" w:eastAsiaTheme="minorEastAsia" w:hAnsiTheme="minorHAnsi" w:cstheme="minorBidi" w:hint="eastAsia"/>
-                <w:szCs w:val="22"/>
-              </w:rPr>
-            </w:pPr>
-            <w:r>
-              <w:rPr>
-                <w:rFonts w:asciiTheme="minorHAnsi" w:eastAsiaTheme="minorEastAsia" w:hAnsiTheme="minorHAnsi" w:cstheme="minorBidi" w:hint="eastAsia"/>
-                <w:szCs w:val="22"/>
-              </w:rPr>
-              <w:t>点击能下拉查看</w:t>
-            </w:r>
-            <w:r>
-              <w:rPr>
-                <w:rFonts w:asciiTheme="minorHAnsi" w:eastAsiaTheme="minorEastAsia" w:hAnsiTheme="minorHAnsi" w:cstheme="minorBidi" w:hint="eastAsia"/>
-                <w:szCs w:val="22"/>
-              </w:rPr>
-              <w:t>job</w:t>
-            </w:r>
-            <w:r>
-              <w:rPr>
-                <w:rFonts w:asciiTheme="minorHAnsi" w:eastAsiaTheme="minorEastAsia" w:hAnsiTheme="minorHAnsi" w:cstheme="minorBidi" w:hint="eastAsia"/>
-                <w:szCs w:val="22"/>
-              </w:rPr>
-              <w:t>执行日志</w:t>
-            </w:r>
-          </w:p>
-        </w:tc>
-      </w:tr>
-    </w:tbl>
-    <w:p>
-      <w:pPr>
-        <w:rPr>
-          <w:rFonts w:asciiTheme="minorHAnsi" w:eastAsiaTheme="minorEastAsia" w:hAnsiTheme="minorHAnsi" w:cstheme="minorBidi" w:hint="eastAsia"/>
-          <w:szCs w:val="22"/>
-        </w:rPr>
-      </w:pPr>
-    </w:p>
-    <w:p>
-      <w:pPr>
-        <w:rPr>
-          <w:rFonts w:asciiTheme="minorHAnsi" w:eastAsiaTheme="minorEastAsia" w:hAnsiTheme="minorHAnsi" w:cstheme="minorBidi" w:hint="eastAsia"/>
-          <w:szCs w:val="22"/>
-        </w:rPr>
-      </w:pPr>
-    </w:p>
-    <w:p>
-      <w:pPr>
-        <w:rPr>
-          <w:rFonts w:asciiTheme="minorHAnsi" w:eastAsiaTheme="minorEastAsia" w:hAnsiTheme="minorHAnsi" w:cstheme="minorBidi" w:hint="eastAsia"/>
-          <w:szCs w:val="22"/>
-        </w:rPr>
-      </w:pPr>
-    </w:p>
-    <w:p>
-      <w:pPr>
-        <w:rPr>
-          <w:rFonts w:asciiTheme="minorHAnsi" w:eastAsiaTheme="minorEastAsia" w:hAnsiTheme="minorHAnsi" w:cstheme="minorBidi" w:hint="eastAsia"/>
+          <w:rFonts w:asciiTheme="minorHAnsi" w:eastAsiaTheme="minorEastAsia" w:hAnsiTheme="minorHAnsi" w:cstheme="minorBidi"/>
           <w:szCs w:val="22"/>
         </w:rPr>
       </w:pPr>
@@ -8508,12 +6050,12 @@
       </w:pPr>
     </w:p>
     <w:sectPr>
-      <w:headerReference w:type="even" r:id="rId16"/>
-      <w:headerReference w:type="default" r:id="rId17"/>
-      <w:footerReference w:type="even" r:id="rId18"/>
-      <w:footerReference w:type="default" r:id="rId19"/>
-      <w:headerReference w:type="first" r:id="rId20"/>
-      <w:footerReference w:type="first" r:id="rId21"/>
+      <w:headerReference w:type="even" r:id="rId12"/>
+      <w:headerReference w:type="default" r:id="rId13"/>
+      <w:footerReference w:type="even" r:id="rId14"/>
+      <w:footerReference w:type="default" r:id="rId15"/>
+      <w:headerReference w:type="first" r:id="rId16"/>
+      <w:footerReference w:type="first" r:id="rId17"/>
       <w:pgSz w:w="11906" w:h="16838"/>
       <w:pgMar w:top="1312" w:right="1800" w:bottom="1440" w:left="1800" w:header="779" w:footer="992" w:gutter="0"/>
       <w:cols w:space="425"/>
@@ -8583,7 +6125,7 @@
               <w:rPr>
                 <w:noProof/>
               </w:rPr>
-              <w:t>2015-5-19</w:t>
+              <w:t>2015-5-20</w:t>
             </w:r>
           </w:fldSimple>
         </w:p>
@@ -11368,6 +8910,21 @@
 </file>
 
 <file path=customXml/item1.xml><?xml version="1.0" encoding="utf-8"?>
+<p:properties xmlns:p="http://schemas.microsoft.com/office/2006/metadata/properties" xmlns:xsi="http://www.w3.org/2001/XMLSchema-instance">
+  <documentManagement/>
+</p:properties>
+</file>
+
+<file path=customXml/item2.xml><?xml version="1.0" encoding="utf-8"?>
+<?mso-contentType ?>
+<FormTemplates xmlns="http://schemas.microsoft.com/sharepoint/v3/contenttype/forms">
+  <Display>DocumentLibraryForm</Display>
+  <Edit>DocumentLibraryForm</Edit>
+  <New>DocumentLibraryForm</New>
+</FormTemplates>
+</file>
+
+<file path=customXml/item3.xml><?xml version="1.0" encoding="utf-8"?>
 <ct:contentTypeSchema xmlns:ct="http://schemas.microsoft.com/office/2006/metadata/contentType" xmlns:ma="http://schemas.microsoft.com/office/2006/metadata/properties/metaAttributes" ct:_="" ma:_="" ma:contentTypeName="Document" ma:contentTypeID="0x010100C9D738FE56F9DD4F818CEE0622FC80C0" ma:contentTypeVersion="0" ma:contentTypeDescription="Create a new document." ma:contentTypeScope="" ma:versionID="c733d375e9f13075cc482d188b8bae2c">
   <xsd:schema xmlns:xsd="http://www.w3.org/2001/XMLSchema" xmlns:p="http://schemas.microsoft.com/office/2006/metadata/properties" targetNamespace="http://schemas.microsoft.com/office/2006/metadata/properties" ma:root="true" ma:fieldsID="4aeb20c0e3442673af7ee10786458764">
     <xsd:element name="properties">
@@ -11416,26 +8973,27 @@
 </ct:contentTypeSchema>
 </file>
 
-<file path=customXml/item2.xml><?xml version="1.0" encoding="utf-8"?>
-<?mso-contentType ?>
-<FormTemplates xmlns="http://schemas.microsoft.com/sharepoint/v3/contenttype/forms">
-  <Display>DocumentLibraryForm</Display>
-  <Edit>DocumentLibraryForm</Edit>
-  <New>DocumentLibraryForm</New>
-</FormTemplates>
-</file>
-
-<file path=customXml/item3.xml><?xml version="1.0" encoding="utf-8"?>
-<p:properties xmlns:p="http://schemas.microsoft.com/office/2006/metadata/properties" xmlns:xsi="http://www.w3.org/2001/XMLSchema-instance">
-  <documentManagement/>
-</p:properties>
-</file>
-
 <file path=customXml/item4.xml><?xml version="1.0" encoding="utf-8"?>
 <b:Sources xmlns:b="http://schemas.openxmlformats.org/officeDocument/2006/bibliography" xmlns="http://schemas.openxmlformats.org/officeDocument/2006/bibliography" SelectedStyle="\APA.XSL" StyleName="APA"/>
 </file>
 
 <file path=customXml/itemProps1.xml><?xml version="1.0" encoding="utf-8"?>
+<ds:datastoreItem xmlns:ds="http://schemas.openxmlformats.org/officeDocument/2006/customXml" ds:itemID="{283A67FA-FB68-40D1-A1FD-BD4AEE599422}">
+  <ds:schemaRefs>
+    <ds:schemaRef ds:uri="http://schemas.microsoft.com/office/2006/metadata/properties"/>
+  </ds:schemaRefs>
+</ds:datastoreItem>
+</file>
+
+<file path=customXml/itemProps2.xml><?xml version="1.0" encoding="utf-8"?>
+<ds:datastoreItem xmlns:ds="http://schemas.openxmlformats.org/officeDocument/2006/customXml" ds:itemID="{9C2CE626-7193-49AD-BC45-D7AF4DFA65A4}">
+  <ds:schemaRefs>
+    <ds:schemaRef ds:uri="http://schemas.microsoft.com/sharepoint/v3/contenttype/forms"/>
+  </ds:schemaRefs>
+</ds:datastoreItem>
+</file>
+
+<file path=customXml/itemProps3.xml><?xml version="1.0" encoding="utf-8"?>
 <ds:datastoreItem xmlns:ds="http://schemas.openxmlformats.org/officeDocument/2006/customXml" ds:itemID="{94CFB702-9C76-4C98-BCB1-FF31686087A1}">
   <ds:schemaRefs>
     <ds:schemaRef ds:uri="http://schemas.microsoft.com/office/2006/metadata/contentType"/>
@@ -11450,22 +9008,6 @@
 </ds:datastoreItem>
 </file>
 
-<file path=customXml/itemProps2.xml><?xml version="1.0" encoding="utf-8"?>
-<ds:datastoreItem xmlns:ds="http://schemas.openxmlformats.org/officeDocument/2006/customXml" ds:itemID="{9C2CE626-7193-49AD-BC45-D7AF4DFA65A4}">
-  <ds:schemaRefs>
-    <ds:schemaRef ds:uri="http://schemas.microsoft.com/sharepoint/v3/contenttype/forms"/>
-  </ds:schemaRefs>
-</ds:datastoreItem>
-</file>
-
-<file path=customXml/itemProps3.xml><?xml version="1.0" encoding="utf-8"?>
-<ds:datastoreItem xmlns:ds="http://schemas.openxmlformats.org/officeDocument/2006/customXml" ds:itemID="{283A67FA-FB68-40D1-A1FD-BD4AEE599422}">
-  <ds:schemaRefs>
-    <ds:schemaRef ds:uri="http://schemas.microsoft.com/office/2006/metadata/properties"/>
-  </ds:schemaRefs>
-</ds:datastoreItem>
-</file>
-
 <file path=customXml/itemProps4.xml><?xml version="1.0" encoding="utf-8"?>
 <ds:datastoreItem xmlns:ds="http://schemas.openxmlformats.org/officeDocument/2006/customXml" ds:itemID="{3B587B9E-8081-4136-A522-BC032735E142}">
   <ds:schemaRefs>
